--- a/docs/handbook/fr-CA/Individual-Guide-Handbook.docx
+++ b/docs/handbook/fr-CA/Individual-Guide-Handbook.docx
@@ -43,7 +43,7 @@
         <w:rPr>
           <w:lang w:val="fr-CA"/>
         </w:rPr>
-        <w:t xml:space="preserve">Édition pour débutants · Version 0.5.0 · 19 octobre 2026</w:t>
+        <w:t xml:space="preserve">Édition pour débutants · Version 0.6.0 · 20 octobre 2026</w:t>
       </w:r>
     </w:p>
     <w:sdt>
@@ -188,7 +188,7 @@
           <w:bCs/>
           <w:lang w:val="fr-CA"/>
         </w:rPr>
-        <w:t xml:space="preserve">Individual Guide 0.5.0</w:t>
+        <w:t xml:space="preserve">Individual Guide 0.6.0</w:t>
       </w:r>
       <w:r>
         <w:rPr>
@@ -1294,7 +1294,7 @@
           <w:bCs/>
           <w:lang w:val="fr-CA"/>
         </w:rPr>
-        <w:t xml:space="preserve">IndividualGuide-0.5.0-Setup-Windows-x64.exe</w:t>
+        <w:t xml:space="preserve">IndividualGuide-0.6.0-Setup-Windows-x64.exe</w:t>
       </w:r>
       <w:r>
         <w:rPr>
@@ -1320,7 +1320,7 @@
             <w:rStyle w:val="Hyperlink"/>
             <w:lang w:val="fr-CA"/>
           </w:rPr>
-          <w:t xml:space="preserve">page de la version 0.5.0</w:t>
+          <w:t xml:space="preserve">page de la version 0.6.0</w:t>
         </w:r>
       </w:hyperlink>
       <w:r>
@@ -1589,7 +1589,7 @@
       <w:r>
         <w:drawing>
           <wp:inline>
-            <wp:extent cx="4319999" cy="3772799"/>
+            <wp:extent cx="4319999" cy="4240799"/>
             <wp:effectExtent b="0" l="0" r="0" t="0"/>
             <wp:docPr descr="Figure 2. À l’accueil, choisissez Commencer avec un canevas vide pour accéder à l’espace de travail et à son menu Aide." title="" id="25" name="Picture"/>
             <a:graphic>
@@ -1610,7 +1610,7 @@
                   <pic:spPr bwMode="auto">
                     <a:xfrm>
                       <a:off x="0" y="0"/>
-                      <a:ext cx="4319999" cy="3772799"/>
+                      <a:ext cx="4319999" cy="4240799"/>
                     </a:xfrm>
                     <a:prstGeom prst="rect">
                       <a:avLst/>
@@ -37913,7 +37913,7 @@
       <w:pPr>
         <w:pStyle w:val="Heading1"/>
       </w:pPr>
-      <w:bookmarkStart w:id="290" w:name="_performance"/>
+      <w:bookmarkStart w:id="290" w:name="_d7446b71cfcb430df49d33749f78a202c4fc9b8"/>
       <w:r>
         <w:rPr>
           <w:rStyle w:val="SectionNumber"/>
@@ -37928,9 +37928,1255 @@
         <w:rPr>
           <w:lang w:val="fr-CA"/>
         </w:rPr>
+        <w:t xml:space="preserve">Ouvrir d’autres applications Shiny</w:t>
+      </w:r>
+      <w:bookmarkEnd w:id="290"/>
+    </w:p>
+    <w:p>
+      <w:pPr>
+        <w:pStyle w:val="FirstParagraph"/>
+      </w:pPr>
+      <w:r>
+        <w:rPr>
+          <w:lang w:val="fr-CA"/>
+        </w:rPr>
+        <w:t xml:space="preserve">Une application Shiny est une page interactive qui utilise R en arrière-plan. Elle peut afficher un tableau de bord, un graphique ou un formulaire. Vous pouvez ouvrir une application partagée avec vous dans Individual Guide. Il n’est pas nécessaire de copier son code dans un flux.</w:t>
+      </w:r>
+    </w:p>
+    <w:p>
+      <w:pPr>
+        <w:pStyle w:val="BodyText"/>
+      </w:pPr>
+      <w:r>
+        <w:rPr>
+          <w:lang w:val="fr-CA"/>
+        </w:rPr>
+        <w:t xml:space="preserve">Votre projet Individual Guide reste ouvert. L’autre application utilise sa propre copie de R. Sa vue remplit presque toute la fenêtre, avec une barre Individual Guide en haut.</w:t>
+      </w:r>
+    </w:p>
+    <w:p>
+      <w:pPr>
+        <w:pStyle w:val="Heading2"/>
+      </w:pPr>
+      <w:bookmarkStart w:id="291" w:name="_3b1a859b6741dfbc5762e571121795b31225f24"/>
+      <w:r>
+        <w:rPr>
+          <w:rStyle w:val="SectionNumber"/>
+          <w:lang w:val="fr-CA"/>
+        </w:rPr>
+        <w:t xml:space="preserve">23.1</w:t>
+      </w:r>
+      <w:r>
+        <w:tab/>
+      </w:r>
+      <w:r>
+        <w:rPr>
+          <w:lang w:val="fr-CA"/>
+        </w:rPr>
+        <w:t xml:space="preserve">Ce qu’il vous faut</w:t>
+      </w:r>
+      <w:bookmarkEnd w:id="291"/>
+    </w:p>
+    <w:p>
+      <w:pPr>
+        <w:pStyle w:val="FirstParagraph"/>
+      </w:pPr>
+      <w:r>
+        <w:rPr>
+          <w:lang w:val="fr-CA"/>
+        </w:rPr>
+        <w:t xml:space="preserve">Demandez à l’auteur le dossier complet de l’application et ses consignes de préparation. Un dossier pris en charge contient l’un des formats suivants :</w:t>
+      </w:r>
+    </w:p>
+    <w:p>
+      <w:pPr>
+        <w:pStyle w:val="Compact"/>
+        <w:numPr>
+          <w:ilvl w:val="0"/>
+          <w:numId w:val="1090"/>
+        </w:numPr>
+      </w:pPr>
+      <w:r>
+        <w:rPr>
+          <w:lang w:val="fr-CA"/>
+        </w:rPr>
+        <w:t xml:space="preserve">Un fichier</w:t>
+      </w:r>
+      <w:r>
+        <w:rPr>
+          <w:lang w:val="fr-CA"/>
+        </w:rPr>
+        <w:t xml:space="preserve"> </w:t>
+      </w:r>
+      <w:r>
+        <w:rPr>
+          <w:b/>
+          <w:bCs/>
+          <w:lang w:val="fr-CA"/>
+        </w:rPr>
+        <w:t xml:space="preserve">app.R</w:t>
+      </w:r>
+      <w:r>
+        <w:rPr>
+          <w:lang w:val="fr-CA"/>
+        </w:rPr>
+        <w:t xml:space="preserve">, avec les données et les fichiers de soutien qu’il utilise.</w:t>
+      </w:r>
+    </w:p>
+    <w:p>
+      <w:pPr>
+        <w:pStyle w:val="Compact"/>
+        <w:numPr>
+          <w:ilvl w:val="0"/>
+          <w:numId w:val="1090"/>
+        </w:numPr>
+      </w:pPr>
+      <w:r>
+        <w:rPr>
+          <w:lang w:val="fr-CA"/>
+        </w:rPr>
+        <w:t xml:space="preserve">Les deux fichiers</w:t>
+      </w:r>
+      <w:r>
+        <w:rPr>
+          <w:lang w:val="fr-CA"/>
+        </w:rPr>
+        <w:t xml:space="preserve"> </w:t>
+      </w:r>
+      <w:r>
+        <w:rPr>
+          <w:b/>
+          <w:bCs/>
+          <w:lang w:val="fr-CA"/>
+        </w:rPr>
+        <w:t xml:space="preserve">ui.R</w:t>
+      </w:r>
+      <w:r>
+        <w:rPr>
+          <w:lang w:val="fr-CA"/>
+        </w:rPr>
+        <w:t xml:space="preserve"> </w:t>
+      </w:r>
+      <w:r>
+        <w:rPr>
+          <w:lang w:val="fr-CA"/>
+        </w:rPr>
+        <w:t xml:space="preserve">et</w:t>
+      </w:r>
+      <w:r>
+        <w:rPr>
+          <w:lang w:val="fr-CA"/>
+        </w:rPr>
+        <w:t xml:space="preserve"> </w:t>
+      </w:r>
+      <w:r>
+        <w:rPr>
+          <w:b/>
+          <w:bCs/>
+          <w:lang w:val="fr-CA"/>
+        </w:rPr>
+        <w:t xml:space="preserve">server.R</w:t>
+      </w:r>
+      <w:r>
+        <w:rPr>
+          <w:lang w:val="fr-CA"/>
+        </w:rPr>
+        <w:t xml:space="preserve">, avec les autres fichiers nécessaires.</w:t>
+      </w:r>
+    </w:p>
+    <w:p>
+      <w:pPr>
+        <w:pStyle w:val="FirstParagraph"/>
+      </w:pPr>
+      <w:r>
+        <w:rPr>
+          <w:lang w:val="fr-CA"/>
+        </w:rPr>
+        <w:t xml:space="preserve">Gardez le dossier complet. S’il provient d’un fichier ZIP, extrayez-le d’abord. Le choix d’un fichier ne le téléverse pas et n’installe aucun paquet. L’application s’exécute sur cet ordinateur et peut lire ou modifier des fichiers avec vos droits d’accès. Utilisez seulement une application provenant d’une source fiable.</w:t>
+      </w:r>
+    </w:p>
+    <w:p>
+      <w:pPr>
+        <w:pStyle w:val="Heading2"/>
+      </w:pPr>
+      <w:bookmarkStart w:id="292" w:name="_29ae360ae6e948183496a3ff05aab1575157d71"/>
+      <w:r>
+        <w:rPr>
+          <w:rStyle w:val="SectionNumber"/>
+          <w:lang w:val="fr-CA"/>
+        </w:rPr>
+        <w:t xml:space="preserve">23.2</w:t>
+      </w:r>
+      <w:r>
+        <w:tab/>
+      </w:r>
+      <w:r>
+        <w:rPr>
+          <w:lang w:val="fr-CA"/>
+        </w:rPr>
+        <w:t xml:space="preserve">Essayer les applications de pratique</w:t>
+      </w:r>
+      <w:bookmarkEnd w:id="292"/>
+    </w:p>
+    <w:p>
+      <w:pPr>
+        <w:pStyle w:val="Compact"/>
+        <w:numPr>
+          <w:ilvl w:val="0"/>
+          <w:numId w:val="1091"/>
+        </w:numPr>
+      </w:pPr>
+      <w:r>
+        <w:rPr>
+          <w:lang w:val="fr-CA"/>
+        </w:rPr>
+        <w:t xml:space="preserve">Téléchargez les</w:t>
+      </w:r>
+      <w:r>
+        <w:rPr>
+          <w:lang w:val="fr-CA"/>
+        </w:rPr>
+        <w:t xml:space="preserve"> </w:t>
+      </w:r>
+      <w:hyperlink r:id="rId293">
+        <w:r>
+          <w:rPr>
+            <w:rStyle w:val="Hyperlink"/>
+            <w:lang w:val="fr-CA"/>
+          </w:rPr>
+          <w:t xml:space="preserve">applications Shiny de pratique pour cette version</w:t>
+        </w:r>
+      </w:hyperlink>
+      <w:r>
+        <w:rPr>
+          <w:lang w:val="fr-CA"/>
+        </w:rPr>
+        <w:t xml:space="preserve">.</w:t>
+      </w:r>
+    </w:p>
+    <w:p>
+      <w:pPr>
+        <w:pStyle w:val="Compact"/>
+        <w:numPr>
+          <w:ilvl w:val="0"/>
+          <w:numId w:val="1091"/>
+        </w:numPr>
+      </w:pPr>
+      <w:r>
+        <w:rPr>
+          <w:lang w:val="fr-CA"/>
+        </w:rPr>
+        <w:t xml:space="preserve">Faites un clic droit sur le ZIP dans Windows, puis choisissez</w:t>
+      </w:r>
+      <w:r>
+        <w:rPr>
+          <w:lang w:val="fr-CA"/>
+        </w:rPr>
+        <w:t xml:space="preserve"> </w:t>
+      </w:r>
+      <w:r>
+        <w:rPr>
+          <w:b/>
+          <w:bCs/>
+          <w:lang w:val="fr-CA"/>
+        </w:rPr>
+        <w:t xml:space="preserve">Extraire tout</w:t>
+      </w:r>
+      <w:r>
+        <w:rPr>
+          <w:lang w:val="fr-CA"/>
+        </w:rPr>
+        <w:t xml:space="preserve">. Choisissez un dossier facile à retrouver.</w:t>
+      </w:r>
+    </w:p>
+    <w:p>
+      <w:pPr>
+        <w:pStyle w:val="Compact"/>
+        <w:numPr>
+          <w:ilvl w:val="0"/>
+          <w:numId w:val="1091"/>
+        </w:numPr>
+      </w:pPr>
+      <w:r>
+        <w:rPr>
+          <w:lang w:val="fr-CA"/>
+        </w:rPr>
+        <w:t xml:space="preserve">Suivez les étapes ci-dessous. Choisissez</w:t>
+      </w:r>
+      <w:r>
+        <w:rPr>
+          <w:lang w:val="fr-CA"/>
+        </w:rPr>
+        <w:t xml:space="preserve"> </w:t>
+      </w:r>
+      <w:r>
+        <w:rPr>
+          <w:b/>
+          <w:bCs/>
+          <w:lang w:val="fr-CA"/>
+        </w:rPr>
+        <w:t xml:space="preserve">iris-explorer/app.R</w:t>
+      </w:r>
+      <w:r>
+        <w:rPr>
+          <w:lang w:val="fr-CA"/>
+        </w:rPr>
+        <w:t xml:space="preserve"> </w:t>
+      </w:r>
+      <w:r>
+        <w:rPr>
+          <w:lang w:val="fr-CA"/>
+        </w:rPr>
+        <w:t xml:space="preserve">pour l’application sur les fleurs. Choisissez le dossier</w:t>
+      </w:r>
+      <w:r>
+        <w:rPr>
+          <w:lang w:val="fr-CA"/>
+        </w:rPr>
+        <w:t xml:space="preserve"> </w:t>
+      </w:r>
+      <w:r>
+        <w:rPr>
+          <w:b/>
+          <w:bCs/>
+          <w:lang w:val="fr-CA"/>
+        </w:rPr>
+        <w:t xml:space="preserve">local-sales</w:t>
+      </w:r>
+      <w:r>
+        <w:rPr>
+          <w:lang w:val="fr-CA"/>
+        </w:rPr>
+        <w:t xml:space="preserve"> </w:t>
+      </w:r>
+      <w:r>
+        <w:rPr>
+          <w:lang w:val="fr-CA"/>
+        </w:rPr>
+        <w:t xml:space="preserve">pour l’application à deux fichiers, qui lit un CSV et peut télécharger une copie filtrée. Les deux utilisent des paquets inclus dans Individual Guide.</w:t>
+      </w:r>
+    </w:p>
+    <w:p>
+      <w:pPr>
+        <w:pStyle w:val="FirstParagraph"/>
+      </w:pPr>
+      <w:r>
+        <w:rPr>
+          <w:lang w:val="fr-CA"/>
+        </w:rPr>
+        <w:t xml:space="preserve">L’application sur les fleurs a sa propre liste</w:t>
+      </w:r>
+      <w:r>
+        <w:rPr>
+          <w:lang w:val="fr-CA"/>
+        </w:rPr>
+        <w:t xml:space="preserve"> </w:t>
+      </w:r>
+      <w:r>
+        <w:rPr>
+          <w:b/>
+          <w:bCs/>
+          <w:lang w:val="fr-CA"/>
+        </w:rPr>
+        <w:t xml:space="preserve">Language / Langue</w:t>
+      </w:r>
+      <w:r>
+        <w:rPr>
+          <w:lang w:val="fr-CA"/>
+        </w:rPr>
+        <w:t xml:space="preserve">. Choisissez-y</w:t>
+      </w:r>
+      <w:r>
+        <w:rPr>
+          <w:lang w:val="fr-CA"/>
+        </w:rPr>
+        <w:t xml:space="preserve"> </w:t>
+      </w:r>
+      <w:r>
+        <w:rPr>
+          <w:b/>
+          <w:bCs/>
+          <w:lang w:val="fr-CA"/>
+        </w:rPr>
+        <w:t xml:space="preserve">Français (Canada)</w:t>
+      </w:r>
+      <w:r>
+        <w:rPr>
+          <w:lang w:val="fr-CA"/>
+        </w:rPr>
+        <w:t xml:space="preserve"> </w:t>
+      </w:r>
+      <w:r>
+        <w:rPr>
+          <w:lang w:val="fr-CA"/>
+        </w:rPr>
+        <w:t xml:space="preserve">pour afficher ses libellés en français. Cette liste change seulement l’application de pratique.</w:t>
+      </w:r>
+    </w:p>
+    <w:p>
+      <w:pPr>
+        <w:pStyle w:val="Heading2"/>
+      </w:pPr>
+      <w:bookmarkStart w:id="294" w:name="_e5b1f98f9d048705c5948025eafd99d120149eb"/>
+      <w:r>
+        <w:rPr>
+          <w:rStyle w:val="SectionNumber"/>
+          <w:lang w:val="fr-CA"/>
+        </w:rPr>
+        <w:t xml:space="preserve">23.3</w:t>
+      </w:r>
+      <w:r>
+        <w:tab/>
+      </w:r>
+      <w:r>
+        <w:rPr>
+          <w:lang w:val="fr-CA"/>
+        </w:rPr>
+        <w:t xml:space="preserve">Ouvrir et exécuter une application</w:t>
+      </w:r>
+      <w:bookmarkEnd w:id="294"/>
+    </w:p>
+    <w:bookmarkStart w:id="298" w:name="_4ad829aa092ea5da191cef59950112c3610d9d0"/>
+    <w:p>
+      <w:pPr>
+        <w:pStyle w:val="CaptionedFigure"/>
+      </w:pPr>
+      <w:r>
+        <w:drawing>
+          <wp:inline>
+            <wp:extent cx="5334000" cy="3655116"/>
+            <wp:effectExtent b="0" l="0" r="0" t="0"/>
+            <wp:docPr descr="Figure 35. Choisissez un fichier app.R ou un dossier contenant ui.R et server.R. Votre projet Individual Guide reste ouvert derrière cette vue." title="" id="296" name="Picture"/>
+            <a:graphic>
+              <a:graphicData uri="http://schemas.openxmlformats.org/drawingml/2006/picture">
+                <pic:pic>
+                  <pic:nvPicPr>
+                    <pic:cNvPr descr="assets/ui-shiny-app-picker.png" id="297" name="Picture"/>
+                    <pic:cNvPicPr>
+                      <a:picLocks noChangeArrowheads="1" noChangeAspect="1"/>
+                    </pic:cNvPicPr>
+                  </pic:nvPicPr>
+                  <pic:blipFill>
+                    <a:blip r:embed="rId295"/>
+                    <a:stretch>
+                      <a:fillRect/>
+                    </a:stretch>
+                  </pic:blipFill>
+                  <pic:spPr bwMode="auto">
+                    <a:xfrm>
+                      <a:off x="0" y="0"/>
+                      <a:ext cx="5334000" cy="3655116"/>
+                    </a:xfrm>
+                    <a:prstGeom prst="rect">
+                      <a:avLst/>
+                    </a:prstGeom>
+                    <a:noFill/>
+                    <a:ln w="9525">
+                      <a:noFill/>
+                      <a:headEnd/>
+                      <a:tailEnd/>
+                    </a:ln>
+                  </pic:spPr>
+                </pic:pic>
+              </a:graphicData>
+            </a:graphic>
+          </wp:inline>
+        </w:drawing>
+      </w:r>
+    </w:p>
+    <w:p>
+      <w:pPr>
+        <w:pStyle w:val="ImageCaption"/>
+      </w:pPr>
+      <w:r>
+        <w:rPr>
+          <w:lang w:val="fr-CA"/>
+        </w:rPr>
+        <w:t xml:space="preserve">Figure 35. Choisissez un fichier app.R ou un dossier contenant ui.R et server.R. Votre projet Individual Guide reste ouvert derrière cette vue.</w:t>
+      </w:r>
+    </w:p>
+    <w:bookmarkEnd w:id="298"/>
+    <w:p>
+      <w:pPr>
+        <w:pStyle w:val="Compact"/>
+        <w:numPr>
+          <w:ilvl w:val="0"/>
+          <w:numId w:val="1092"/>
+        </w:numPr>
+      </w:pPr>
+      <w:r>
+        <w:rPr>
+          <w:lang w:val="fr-CA"/>
+        </w:rPr>
+        <w:t xml:space="preserve">À l’accueil, choisissez</w:t>
+      </w:r>
+      <w:r>
+        <w:rPr>
+          <w:lang w:val="fr-CA"/>
+        </w:rPr>
+        <w:t xml:space="preserve"> </w:t>
+      </w:r>
+      <w:r>
+        <w:rPr>
+          <w:b/>
+          <w:bCs/>
+          <w:lang w:val="fr-CA"/>
+        </w:rPr>
+        <w:t xml:space="preserve">Ouvrir une application Shiny</w:t>
+      </w:r>
+      <w:r>
+        <w:rPr>
+          <w:lang w:val="fr-CA"/>
+        </w:rPr>
+        <w:t xml:space="preserve">. Dans votre espace de travail, utilisez l’icône de fenêtre à côté du nom de l’application. Dans le menu de bureau,</w:t>
+      </w:r>
+      <w:r>
+        <w:rPr>
+          <w:lang w:val="fr-CA"/>
+        </w:rPr>
+        <w:t xml:space="preserve"> </w:t>
+      </w:r>
+      <w:r>
+        <w:rPr>
+          <w:b/>
+          <w:bCs/>
+          <w:lang w:val="fr-CA"/>
+        </w:rPr>
+        <w:t xml:space="preserve">Fichier &gt; Ouvrir une application Shiny…</w:t>
+      </w:r>
+      <w:r>
+        <w:rPr>
+          <w:lang w:val="fr-CA"/>
+        </w:rPr>
+        <w:t xml:space="preserve"> </w:t>
+      </w:r>
+      <w:r>
+        <w:rPr>
+          <w:lang w:val="fr-CA"/>
+        </w:rPr>
+        <w:t xml:space="preserve">ouvre la même vue.</w:t>
+      </w:r>
+    </w:p>
+    <w:p>
+      <w:pPr>
+        <w:pStyle w:val="Compact"/>
+        <w:numPr>
+          <w:ilvl w:val="0"/>
+          <w:numId w:val="1092"/>
+        </w:numPr>
+      </w:pPr>
+      <w:r>
+        <w:rPr>
+          <w:lang w:val="fr-CA"/>
+        </w:rPr>
+        <w:t xml:space="preserve">Choisissez</w:t>
+      </w:r>
+      <w:r>
+        <w:rPr>
+          <w:lang w:val="fr-CA"/>
+        </w:rPr>
+        <w:t xml:space="preserve"> </w:t>
+      </w:r>
+      <w:r>
+        <w:rPr>
+          <w:b/>
+          <w:bCs/>
+          <w:lang w:val="fr-CA"/>
+        </w:rPr>
+        <w:t xml:space="preserve">Choisir app.R…</w:t>
+      </w:r>
+      <w:r>
+        <w:rPr>
+          <w:lang w:val="fr-CA"/>
+        </w:rPr>
+        <w:t xml:space="preserve"> </w:t>
+      </w:r>
+      <w:r>
+        <w:rPr>
+          <w:lang w:val="fr-CA"/>
+        </w:rPr>
+        <w:t xml:space="preserve">pour une application dans un seul fichier, ou</w:t>
+      </w:r>
+      <w:r>
+        <w:rPr>
+          <w:lang w:val="fr-CA"/>
+        </w:rPr>
+        <w:t xml:space="preserve"> </w:t>
+      </w:r>
+      <w:r>
+        <w:rPr>
+          <w:b/>
+          <w:bCs/>
+          <w:lang w:val="fr-CA"/>
+        </w:rPr>
+        <w:t xml:space="preserve">Choisir le dossier…</w:t>
+      </w:r>
+      <w:r>
+        <w:rPr>
+          <w:lang w:val="fr-CA"/>
+        </w:rPr>
+        <w:t xml:space="preserve"> </w:t>
+      </w:r>
+      <w:r>
+        <w:rPr>
+          <w:lang w:val="fr-CA"/>
+        </w:rPr>
+        <w:t xml:space="preserve">pour un dossier. Pour le format à deux fichiers, choisissez le dossier qui contient les deux.</w:t>
+      </w:r>
+    </w:p>
+    <w:p>
+      <w:pPr>
+        <w:pStyle w:val="Compact"/>
+        <w:numPr>
+          <w:ilvl w:val="0"/>
+          <w:numId w:val="1092"/>
+        </w:numPr>
+      </w:pPr>
+      <w:r>
+        <w:rPr>
+          <w:lang w:val="fr-CA"/>
+        </w:rPr>
+        <w:t xml:space="preserve">Vérifiez le chemin choisi. Gardez les données, les scripts de soutien et le dossier</w:t>
+      </w:r>
+      <w:r>
+        <w:rPr>
+          <w:lang w:val="fr-CA"/>
+        </w:rPr>
+        <w:t xml:space="preserve"> </w:t>
+      </w:r>
+      <w:r>
+        <w:rPr>
+          <w:b/>
+          <w:bCs/>
+          <w:lang w:val="fr-CA"/>
+        </w:rPr>
+        <w:t xml:space="preserve">www</w:t>
+      </w:r>
+      <w:r>
+        <w:rPr>
+          <w:lang w:val="fr-CA"/>
+        </w:rPr>
+        <w:t xml:space="preserve"> </w:t>
+      </w:r>
+      <w:r>
+        <w:rPr>
+          <w:lang w:val="fr-CA"/>
+        </w:rPr>
+        <w:t xml:space="preserve">à leur place d’origine.</w:t>
+      </w:r>
+    </w:p>
+    <w:p>
+      <w:pPr>
+        <w:pStyle w:val="Compact"/>
+        <w:numPr>
+          <w:ilvl w:val="0"/>
+          <w:numId w:val="1092"/>
+        </w:numPr>
+      </w:pPr>
+      <w:r>
+        <w:rPr>
+          <w:lang w:val="fr-CA"/>
+        </w:rPr>
+        <w:t xml:space="preserve">Si la source est fiable, cochez</w:t>
+      </w:r>
+      <w:r>
+        <w:rPr>
+          <w:lang w:val="fr-CA"/>
+        </w:rPr>
+        <w:t xml:space="preserve"> </w:t>
+      </w:r>
+      <w:r>
+        <w:rPr>
+          <w:b/>
+          <w:bCs/>
+          <w:lang w:val="fr-CA"/>
+        </w:rPr>
+        <w:t xml:space="preserve">Je fais confiance à cette application</w:t>
+      </w:r>
+      <w:r>
+        <w:rPr>
+          <w:lang w:val="fr-CA"/>
+        </w:rPr>
+        <w:t xml:space="preserve">, puis</w:t>
+      </w:r>
+      <w:r>
+        <w:rPr>
+          <w:lang w:val="fr-CA"/>
+        </w:rPr>
+        <w:t xml:space="preserve"> </w:t>
+      </w:r>
+      <w:r>
+        <w:rPr>
+          <w:b/>
+          <w:bCs/>
+          <w:lang w:val="fr-CA"/>
+        </w:rPr>
+        <w:t xml:space="preserve">Exécuter l’application</w:t>
+      </w:r>
+      <w:r>
+        <w:rPr>
+          <w:lang w:val="fr-CA"/>
+        </w:rPr>
+        <w:t xml:space="preserve">.</w:t>
+      </w:r>
+    </w:p>
+    <w:p>
+      <w:pPr>
+        <w:pStyle w:val="Compact"/>
+        <w:numPr>
+          <w:ilvl w:val="0"/>
+          <w:numId w:val="1092"/>
+        </w:numPr>
+      </w:pPr>
+      <w:r>
+        <w:rPr>
+          <w:lang w:val="fr-CA"/>
+        </w:rPr>
+        <w:t xml:space="preserve">Attendez que l’application apparaisse. Utilisez ses propres commandes pour travailler avec ses données. La barre Individual Guide reste au-dessus.</w:t>
+      </w:r>
+    </w:p>
+    <w:p>
+      <w:pPr>
+        <w:pStyle w:val="Heading2"/>
+      </w:pPr>
+      <w:bookmarkStart w:id="299" w:name="_811c5088e32268b256b6f64a481164f452a3aba"/>
+      <w:r>
+        <w:rPr>
+          <w:rStyle w:val="SectionNumber"/>
+          <w:lang w:val="fr-CA"/>
+        </w:rPr>
+        <w:t xml:space="preserve">23.4</w:t>
+      </w:r>
+      <w:r>
+        <w:tab/>
+      </w:r>
+      <w:r>
+        <w:rPr>
+          <w:lang w:val="fr-CA"/>
+        </w:rPr>
+        <w:t xml:space="preserve">Revenir à votre projet</w:t>
+      </w:r>
+      <w:bookmarkEnd w:id="299"/>
+    </w:p>
+    <w:bookmarkStart w:id="303" w:name="_25792172c3d369c12517d351fb2c92381441bb3"/>
+    <w:p>
+      <w:pPr>
+        <w:pStyle w:val="CaptionedFigure"/>
+      </w:pPr>
+      <w:r>
+        <w:drawing>
+          <wp:inline>
+            <wp:extent cx="5334000" cy="3655116"/>
+            <wp:effectExtent b="0" l="0" r="0" t="0"/>
+            <wp:docPr descr="Figure 36. L’application ouverte remplit presque toute la fenêtre. La barre Individual Guide garde à portée de main le projet, le choix d’application, le journal et la fermeture." title="" id="301" name="Picture"/>
+            <a:graphic>
+              <a:graphicData uri="http://schemas.openxmlformats.org/drawingml/2006/picture">
+                <pic:pic>
+                  <pic:nvPicPr>
+                    <pic:cNvPr descr="assets/ui-shiny-app-running.png" id="302" name="Picture"/>
+                    <pic:cNvPicPr>
+                      <a:picLocks noChangeArrowheads="1" noChangeAspect="1"/>
+                    </pic:cNvPicPr>
+                  </pic:nvPicPr>
+                  <pic:blipFill>
+                    <a:blip r:embed="rId300"/>
+                    <a:stretch>
+                      <a:fillRect/>
+                    </a:stretch>
+                  </pic:blipFill>
+                  <pic:spPr bwMode="auto">
+                    <a:xfrm>
+                      <a:off x="0" y="0"/>
+                      <a:ext cx="5334000" cy="3655116"/>
+                    </a:xfrm>
+                    <a:prstGeom prst="rect">
+                      <a:avLst/>
+                    </a:prstGeom>
+                    <a:noFill/>
+                    <a:ln w="9525">
+                      <a:noFill/>
+                      <a:headEnd/>
+                      <a:tailEnd/>
+                    </a:ln>
+                  </pic:spPr>
+                </pic:pic>
+              </a:graphicData>
+            </a:graphic>
+          </wp:inline>
+        </w:drawing>
+      </w:r>
+    </w:p>
+    <w:p>
+      <w:pPr>
+        <w:pStyle w:val="ImageCaption"/>
+      </w:pPr>
+      <w:r>
+        <w:rPr>
+          <w:lang w:val="fr-CA"/>
+        </w:rPr>
+        <w:t xml:space="preserve">Figure 36. L’application ouverte remplit presque toute la fenêtre. La barre Individual Guide garde à portée de main le projet, le choix d’application, le journal et la fermeture.</w:t>
+      </w:r>
+    </w:p>
+    <w:bookmarkEnd w:id="303"/>
+    <w:p>
+      <w:pPr>
+        <w:pStyle w:val="FirstParagraph"/>
+      </w:pPr>
+      <w:r>
+        <w:rPr>
+          <w:lang w:val="fr-CA"/>
+        </w:rPr>
+        <w:t xml:space="preserve">Choisissez</w:t>
+      </w:r>
+      <w:r>
+        <w:rPr>
+          <w:lang w:val="fr-CA"/>
+        </w:rPr>
+        <w:t xml:space="preserve"> </w:t>
+      </w:r>
+      <w:r>
+        <w:rPr>
+          <w:b/>
+          <w:bCs/>
+          <w:lang w:val="fr-CA"/>
+        </w:rPr>
+        <w:t xml:space="preserve">Individual Guide</w:t>
+      </w:r>
+      <w:r>
+        <w:rPr>
+          <w:lang w:val="fr-CA"/>
+        </w:rPr>
+        <w:t xml:space="preserve"> </w:t>
+      </w:r>
+      <w:r>
+        <w:rPr>
+          <w:lang w:val="fr-CA"/>
+        </w:rPr>
+        <w:t xml:space="preserve">à gauche de la barre du haut. Votre projet est toujours là, avec sa saisie et ses résultats. L’autre application continue de fonctionner en arrière-plan.</w:t>
+      </w:r>
+    </w:p>
+    <w:p>
+      <w:pPr>
+        <w:pStyle w:val="BodyText"/>
+      </w:pPr>
+      <w:r>
+        <w:rPr>
+          <w:lang w:val="fr-CA"/>
+        </w:rPr>
+        <w:t xml:space="preserve">Utilisez de nouveau l’icône de fenêtre pour revenir à l’autre application. Sa saisie reste telle que vous l’avez laissée. Dans l’application de bureau,</w:t>
+      </w:r>
+      <w:r>
+        <w:rPr>
+          <w:lang w:val="fr-CA"/>
+        </w:rPr>
+        <w:t xml:space="preserve"> </w:t>
+      </w:r>
+      <w:r>
+        <w:rPr>
+          <w:b/>
+          <w:bCs/>
+          <w:lang w:val="fr-CA"/>
+        </w:rPr>
+        <w:t xml:space="preserve">Affichage &gt; Espace de travail Individual Guide</w:t>
+      </w:r>
+      <w:r>
+        <w:rPr>
+          <w:lang w:val="fr-CA"/>
+        </w:rPr>
+        <w:t xml:space="preserve"> </w:t>
+      </w:r>
+      <w:r>
+        <w:rPr>
+          <w:lang w:val="fr-CA"/>
+        </w:rPr>
+        <w:t xml:space="preserve">vous ramène aussi à votre projet.</w:t>
+      </w:r>
+    </w:p>
+    <w:p>
+      <w:pPr>
+        <w:pStyle w:val="BodyText"/>
+      </w:pPr>
+      <w:r>
+        <w:rPr>
+          <w:lang w:val="fr-CA"/>
+        </w:rPr>
+        <w:t xml:space="preserve">Le changement de vue ne redémarre aucun des deux processus R. Si vous avez terminé avec l’autre application, fermez-la pour libérer ses ressources.</w:t>
+      </w:r>
+    </w:p>
+    <w:p>
+      <w:pPr>
+        <w:pStyle w:val="Heading2"/>
+      </w:pPr>
+      <w:bookmarkStart w:id="304" w:name="_c67d8c1b968ba0ef4a3b3a5f60c9916269960b2"/>
+      <w:r>
+        <w:rPr>
+          <w:rStyle w:val="SectionNumber"/>
+          <w:lang w:val="fr-CA"/>
+        </w:rPr>
+        <w:t xml:space="preserve">23.5</w:t>
+      </w:r>
+      <w:r>
+        <w:tab/>
+      </w:r>
+      <w:r>
+        <w:rPr>
+          <w:lang w:val="fr-CA"/>
+        </w:rPr>
+        <w:t xml:space="preserve">Fermer une application ou en ouvrir une autre</w:t>
+      </w:r>
+      <w:bookmarkEnd w:id="304"/>
+    </w:p>
+    <w:p>
+      <w:pPr>
+        <w:pStyle w:val="FirstParagraph"/>
+      </w:pPr>
+      <w:r>
+        <w:rPr>
+          <w:lang w:val="fr-CA"/>
+        </w:rPr>
+        <w:t xml:space="preserve">Pour arrêter une application, choisissez</w:t>
+      </w:r>
+      <w:r>
+        <w:rPr>
+          <w:lang w:val="fr-CA"/>
+        </w:rPr>
+        <w:t xml:space="preserve"> </w:t>
+      </w:r>
+      <w:r>
+        <w:rPr>
+          <w:b/>
+          <w:bCs/>
+          <w:lang w:val="fr-CA"/>
+        </w:rPr>
+        <w:t xml:space="preserve">Fermer l’application</w:t>
+      </w:r>
+      <w:r>
+        <w:rPr>
+          <w:lang w:val="fr-CA"/>
+        </w:rPr>
+        <w:t xml:space="preserve"> </w:t>
+      </w:r>
+      <w:r>
+        <w:rPr>
+          <w:lang w:val="fr-CA"/>
+        </w:rPr>
+        <w:t xml:space="preserve">dans sa barre du haut. Enregistrez d’abord votre travail avec ses propres commandes. Lisez la confirmation, puis choisissez encore</w:t>
+      </w:r>
+      <w:r>
+        <w:rPr>
+          <w:lang w:val="fr-CA"/>
+        </w:rPr>
+        <w:t xml:space="preserve"> </w:t>
+      </w:r>
+      <w:r>
+        <w:rPr>
+          <w:b/>
+          <w:bCs/>
+          <w:lang w:val="fr-CA"/>
+        </w:rPr>
+        <w:t xml:space="preserve">Fermer l’application</w:t>
+      </w:r>
+      <w:r>
+        <w:rPr>
+          <w:lang w:val="fr-CA"/>
+        </w:rPr>
+        <w:t xml:space="preserve">.</w:t>
+      </w:r>
+      <w:r>
+        <w:rPr>
+          <w:lang w:val="fr-CA"/>
+        </w:rPr>
+        <w:t xml:space="preserve"> </w:t>
+      </w:r>
+      <w:r>
+        <w:rPr>
+          <w:b/>
+          <w:bCs/>
+          <w:lang w:val="fr-CA"/>
+        </w:rPr>
+        <w:t xml:space="preserve">Annuler</w:t>
+      </w:r>
+      <w:r>
+        <w:rPr>
+          <w:lang w:val="fr-CA"/>
+        </w:rPr>
+        <w:t xml:space="preserve"> </w:t>
+      </w:r>
+      <w:r>
+        <w:rPr>
+          <w:lang w:val="fr-CA"/>
+        </w:rPr>
+        <w:t xml:space="preserve">la garde ouverte. Sa fermeture laisse Individual Guide et votre projet ouverts.</w:t>
+      </w:r>
+    </w:p>
+    <w:p>
+      <w:pPr>
+        <w:pStyle w:val="BodyText"/>
+      </w:pPr>
+      <w:r>
+        <w:rPr>
+          <w:lang w:val="fr-CA"/>
+        </w:rPr>
+        <w:t xml:space="preserve">Pour changer d’application, choisissez</w:t>
+      </w:r>
+      <w:r>
+        <w:rPr>
+          <w:lang w:val="fr-CA"/>
+        </w:rPr>
+        <w:t xml:space="preserve"> </w:t>
+      </w:r>
+      <w:r>
+        <w:rPr>
+          <w:b/>
+          <w:bCs/>
+          <w:lang w:val="fr-CA"/>
+        </w:rPr>
+        <w:t xml:space="preserve">Ouvrir une application…</w:t>
+      </w:r>
+      <w:r>
+        <w:rPr>
+          <w:lang w:val="fr-CA"/>
+        </w:rPr>
+        <w:t xml:space="preserve">, puis un autre fichier ou dossier. Le choix d’un fichier ne ferme pas l’application en cours. Vous pouvez choisir</w:t>
+      </w:r>
+      <w:r>
+        <w:rPr>
+          <w:lang w:val="fr-CA"/>
+        </w:rPr>
+        <w:t xml:space="preserve"> </w:t>
+      </w:r>
+      <w:r>
+        <w:rPr>
+          <w:b/>
+          <w:bCs/>
+          <w:lang w:val="fr-CA"/>
+        </w:rPr>
+        <w:t xml:space="preserve">Revenir à l’application en cours</w:t>
+      </w:r>
+      <w:r>
+        <w:rPr>
+          <w:lang w:val="fr-CA"/>
+        </w:rPr>
+        <w:t xml:space="preserve"> </w:t>
+      </w:r>
+      <w:r>
+        <w:rPr>
+          <w:lang w:val="fr-CA"/>
+        </w:rPr>
+        <w:t xml:space="preserve">si vous changez d’idée. Quand vous choisissez</w:t>
+      </w:r>
+      <w:r>
+        <w:rPr>
+          <w:lang w:val="fr-CA"/>
+        </w:rPr>
+        <w:t xml:space="preserve"> </w:t>
+      </w:r>
+      <w:r>
+        <w:rPr>
+          <w:b/>
+          <w:bCs/>
+          <w:lang w:val="fr-CA"/>
+        </w:rPr>
+        <w:t xml:space="preserve">Exécuter l’application</w:t>
+      </w:r>
+      <w:r>
+        <w:rPr>
+          <w:lang w:val="fr-CA"/>
+        </w:rPr>
+        <w:t xml:space="preserve">, l’ancienne se ferme et la nouvelle démarre. Enregistrez le travail dans l’ancienne avant cette étape.</w:t>
+      </w:r>
+    </w:p>
+    <w:p>
+      <w:pPr>
+        <w:pStyle w:val="BodyText"/>
+      </w:pPr>
+      <w:r>
+        <w:rPr>
+          <w:lang w:val="fr-CA"/>
+        </w:rPr>
+        <w:t xml:space="preserve">La fermeture d’Individual Guide arrête aussi l’application ouverte. Sa session temporaire n’est pas enregistrée dans votre projet</w:t>
+      </w:r>
+      <w:r>
+        <w:rPr>
+          <w:lang w:val="fr-CA"/>
+        </w:rPr>
+        <w:t xml:space="preserve"> </w:t>
+      </w:r>
+      <w:r>
+        <w:rPr>
+          <w:b/>
+          <w:bCs/>
+          <w:lang w:val="fr-CA"/>
+        </w:rPr>
+        <w:t xml:space="preserve">.igpx</w:t>
+      </w:r>
+      <w:r>
+        <w:rPr>
+          <w:lang w:val="fr-CA"/>
+        </w:rPr>
+        <w:t xml:space="preserve">. Chaque application décide comment enregistrer ses données et ses paramètres.</w:t>
+      </w:r>
+    </w:p>
+    <w:p>
+      <w:pPr>
+        <w:pStyle w:val="BodyText"/>
+      </w:pPr>
+      <w:r>
+        <w:rPr>
+          <w:lang w:val="fr-CA"/>
+        </w:rPr>
+        <w:t xml:space="preserve">Le redémarrage du serveur R principal ferme aussi l’application ouverte. Enregistrez le travail dans les deux applications avant de redémarrer.</w:t>
+      </w:r>
+    </w:p>
+    <w:p>
+      <w:pPr>
+        <w:pStyle w:val="Heading2"/>
+      </w:pPr>
+      <w:bookmarkStart w:id="305" w:name="_d14e65a8989d00b1265618fc2206b32825c5120"/>
+      <w:r>
+        <w:rPr>
+          <w:rStyle w:val="SectionNumber"/>
+          <w:lang w:val="fr-CA"/>
+        </w:rPr>
+        <w:t xml:space="preserve">23.6</w:t>
+      </w:r>
+      <w:r>
+        <w:tab/>
+      </w:r>
+      <w:r>
+        <w:rPr>
+          <w:lang w:val="fr-CA"/>
+        </w:rPr>
+        <w:t xml:space="preserve">Si une application ne démarre pas</w:t>
+      </w:r>
+      <w:bookmarkEnd w:id="305"/>
+    </w:p>
+    <w:p>
+      <w:pPr>
+        <w:pStyle w:val="FirstParagraph"/>
+      </w:pPr>
+      <w:r>
+        <w:rPr>
+          <w:lang w:val="fr-CA"/>
+        </w:rPr>
+        <w:t xml:space="preserve">Choisissez</w:t>
+      </w:r>
+      <w:r>
+        <w:rPr>
+          <w:lang w:val="fr-CA"/>
+        </w:rPr>
+        <w:t xml:space="preserve"> </w:t>
+      </w:r>
+      <w:r>
+        <w:rPr>
+          <w:b/>
+          <w:bCs/>
+          <w:lang w:val="fr-CA"/>
+        </w:rPr>
+        <w:t xml:space="preserve">Journal de l’application</w:t>
+      </w:r>
+      <w:r>
+        <w:rPr>
+          <w:lang w:val="fr-CA"/>
+        </w:rPr>
+        <w:t xml:space="preserve"> </w:t>
+      </w:r>
+      <w:r>
+        <w:rPr>
+          <w:lang w:val="fr-CA"/>
+        </w:rPr>
+        <w:t xml:space="preserve">pour lire ses messages. La même commande fonctionne pendant son exécution. Les journaux gardent la langue d’origine de l’application. Copiez l’erreur exacte pour demander de l’aide à son auteur.</w:t>
+      </w:r>
+    </w:p>
+    <w:p>
+      <w:pPr>
+        <w:pStyle w:val="Compact"/>
+        <w:numPr>
+          <w:ilvl w:val="0"/>
+          <w:numId w:val="1093"/>
+        </w:numPr>
+      </w:pPr>
+      <w:r>
+        <w:rPr>
+          <w:lang w:val="fr-CA"/>
+        </w:rPr>
+        <w:t xml:space="preserve">Si un fichier manque, vérifiez que vous avez extrait et gardé le dossier complet.</w:t>
+      </w:r>
+    </w:p>
+    <w:p>
+      <w:pPr>
+        <w:pStyle w:val="Compact"/>
+        <w:numPr>
+          <w:ilvl w:val="0"/>
+          <w:numId w:val="1093"/>
+        </w:numPr>
+      </w:pPr>
+      <w:r>
+        <w:rPr>
+          <w:lang w:val="fr-CA"/>
+        </w:rPr>
+        <w:t xml:space="preserve">Si un paquet manque, suivez les consignes de l’auteur pour l’installer depuis une source publique. Individual Guide inclut ses propres paquets, mais ne peut pas inclure tous ceux d’une autre application. Individual Guide n’installe pas de paquets supplémentaires pour cette application.</w:t>
+      </w:r>
+    </w:p>
+    <w:p>
+      <w:pPr>
+        <w:pStyle w:val="Compact"/>
+        <w:numPr>
+          <w:ilvl w:val="0"/>
+          <w:numId w:val="1093"/>
+        </w:numPr>
+      </w:pPr>
+      <w:r>
+        <w:rPr>
+          <w:lang w:val="fr-CA"/>
+        </w:rPr>
+        <w:t xml:space="preserve">Si l’application s’arrête ou prend trop de temps à démarrer, la barre du haut reste accessible. Vous pouvez la relancer, en choisir une autre ou revenir à votre projet.</w:t>
+      </w:r>
+    </w:p>
+    <w:p>
+      <w:pPr>
+        <w:pStyle w:val="FirstParagraph"/>
+      </w:pPr>
+      <w:r>
+        <w:rPr>
+          <w:lang w:val="fr-CA"/>
+        </w:rPr>
+        <w:t xml:space="preserve">Le choix de langue dans Individual Guide change sa propre barre et ses commandes. L’application ouverte garde la langue et l’apparence prévues par son auteur. Son code R s’exécute séparément, avec les bibliothèques de paquets accessibles à Individual Guide. Les applications qui demandent une autre version de R, un logiciel externe ou une base de données ont toujours besoin de leur propre préparation.</w:t>
+      </w:r>
+    </w:p>
+    <w:p>
+      <w:pPr>
+        <w:pStyle w:val="BodyText"/>
+      </w:pPr>
+      <w:r>
+        <w:rPr>
+          <w:lang w:val="fr-CA"/>
+        </w:rPr>
+        <w:t xml:space="preserve">Cette fonction ouvre des applications locales. Dans la version pour navigateur, utilisez un navigateur sur l’ordinateur qui exécute Individual Guide.</w:t>
+      </w:r>
+    </w:p>
+    <w:p>
+      <w:pPr>
+        <w:pStyle w:val="Heading1"/>
+      </w:pPr>
+      <w:bookmarkStart w:id="306" w:name="_performance"/>
+      <w:r>
+        <w:rPr>
+          <w:rStyle w:val="SectionNumber"/>
+          <w:lang w:val="fr-CA"/>
+        </w:rPr>
+        <w:t xml:space="preserve">24</w:t>
+      </w:r>
+      <w:r>
+        <w:tab/>
+      </w:r>
+      <w:r>
+        <w:rPr>
+          <w:lang w:val="fr-CA"/>
+        </w:rPr>
         <w:t xml:space="preserve">Garder le travail fluide</w:t>
       </w:r>
-      <w:bookmarkEnd w:id="290"/>
+      <w:bookmarkEnd w:id="306"/>
     </w:p>
     <w:p>
       <w:pPr>
@@ -37947,13 +39193,13 @@
       <w:pPr>
         <w:pStyle w:val="Heading2"/>
       </w:pPr>
-      <w:bookmarkStart w:id="291" w:name="_db1f62276df68210f4c9963a369001fc6459fd1"/>
+      <w:bookmarkStart w:id="307" w:name="_db1f62276df68210f4c9963a369001fc6459fd1"/>
       <w:r>
         <w:rPr>
           <w:rStyle w:val="SectionNumber"/>
           <w:lang w:val="fr-CA"/>
         </w:rPr>
-        <w:t xml:space="preserve">23.1</w:t>
+        <w:t xml:space="preserve">24.1</w:t>
       </w:r>
       <w:r>
         <w:tab/>
@@ -37964,7 +39210,7 @@
         </w:rPr>
         <w:t xml:space="preserve">Si la saisie semble lente</w:t>
       </w:r>
-      <w:bookmarkEnd w:id="291"/>
+      <w:bookmarkEnd w:id="307"/>
     </w:p>
     <w:p>
       <w:pPr>
@@ -38038,13 +39284,13 @@
       <w:pPr>
         <w:pStyle w:val="Heading1"/>
       </w:pPr>
-      <w:bookmarkStart w:id="292" w:name="_troubleshooting"/>
+      <w:bookmarkStart w:id="308" w:name="_troubleshooting"/>
       <w:r>
         <w:rPr>
           <w:rStyle w:val="SectionNumber"/>
           <w:lang w:val="fr-CA"/>
         </w:rPr>
-        <w:t xml:space="preserve">24</w:t>
+        <w:t xml:space="preserve">25</w:t>
       </w:r>
       <w:r>
         <w:tab/>
@@ -38055,7 +39301,7 @@
         </w:rPr>
         <w:t xml:space="preserve">Résoudre les problèmes</w:t>
       </w:r>
-      <w:bookmarkEnd w:id="292"/>
+      <w:bookmarkEnd w:id="308"/>
     </w:p>
     <w:p>
       <w:pPr>
@@ -38072,13 +39318,13 @@
       <w:pPr>
         <w:pStyle w:val="Heading2"/>
       </w:pPr>
-      <w:bookmarkStart w:id="293" w:name="_e5495e6e6ea6ce07271bfcc11c785fafe89b5c0"/>
+      <w:bookmarkStart w:id="309" w:name="_e5495e6e6ea6ce07271bfcc11c785fafe89b5c0"/>
       <w:r>
         <w:rPr>
           <w:rStyle w:val="SectionNumber"/>
           <w:lang w:val="fr-CA"/>
         </w:rPr>
-        <w:t xml:space="preserve">24.1</w:t>
+        <w:t xml:space="preserve">25.1</w:t>
       </w:r>
       <w:r>
         <w:tab/>
@@ -38089,7 +39335,7 @@
         </w:rPr>
         <w:t xml:space="preserve">L’application semble ne pas s’ouvrir</w:t>
       </w:r>
-      <w:bookmarkEnd w:id="293"/>
+      <w:bookmarkEnd w:id="309"/>
     </w:p>
     <w:p>
       <w:pPr>
@@ -38144,13 +39390,13 @@
       <w:pPr>
         <w:pStyle w:val="Heading2"/>
       </w:pPr>
-      <w:bookmarkStart w:id="294" w:name="_96baa00e4d923e5583237b886548965da170e61"/>
+      <w:bookmarkStart w:id="310" w:name="_96baa00e4d923e5583237b886548965da170e61"/>
       <w:r>
         <w:rPr>
           <w:rStyle w:val="SectionNumber"/>
           <w:lang w:val="fr-CA"/>
         </w:rPr>
-        <w:t xml:space="preserve">24.2</w:t>
+        <w:t xml:space="preserve">25.2</w:t>
       </w:r>
       <w:r>
         <w:tab/>
@@ -38161,14 +39407,14 @@
         </w:rPr>
         <w:t xml:space="preserve">L’application se déconnecte ou le serveur R s’arrête</w:t>
       </w:r>
-      <w:bookmarkEnd w:id="294"/>
+      <w:bookmarkEnd w:id="310"/>
     </w:p>
     <w:p>
       <w:pPr>
         <w:pStyle w:val="Compact"/>
         <w:numPr>
           <w:ilvl w:val="0"/>
-          <w:numId w:val="1090"/>
+          <w:numId w:val="1094"/>
         </w:numPr>
       </w:pPr>
       <w:r>
@@ -38183,7 +39429,7 @@
         <w:pStyle w:val="Compact"/>
         <w:numPr>
           <w:ilvl w:val="0"/>
-          <w:numId w:val="1090"/>
+          <w:numId w:val="1094"/>
         </w:numPr>
       </w:pPr>
       <w:r>
@@ -38244,7 +39490,7 @@
         <w:pStyle w:val="Compact"/>
         <w:numPr>
           <w:ilvl w:val="0"/>
-          <w:numId w:val="1090"/>
+          <w:numId w:val="1094"/>
         </w:numPr>
       </w:pPr>
       <w:r>
@@ -38259,7 +39505,7 @@
         <w:pStyle w:val="Compact"/>
         <w:numPr>
           <w:ilvl w:val="0"/>
-          <w:numId w:val="1090"/>
+          <w:numId w:val="1094"/>
         </w:numPr>
       </w:pPr>
       <w:r>
@@ -38326,7 +39572,7 @@
         <w:pStyle w:val="Compact"/>
         <w:numPr>
           <w:ilvl w:val="0"/>
-          <w:numId w:val="1090"/>
+          <w:numId w:val="1094"/>
         </w:numPr>
       </w:pPr>
       <w:r>
@@ -38336,7 +39582,7 @@
         <w:t xml:space="preserve">Vérifiez les chemins d’entrée et les résultats avant de relancer le flux.</w:t>
       </w:r>
     </w:p>
-    <w:bookmarkStart w:id="298" w:name="_bbb89eaaa9ba192022a0b81f45da67fcfc3764a"/>
+    <w:bookmarkStart w:id="314" w:name="_bbb89eaaa9ba192022a0b81f45da67fcfc3764a"/>
     <w:p>
       <w:pPr>
         <w:pStyle w:val="CaptionedFigure"/>
@@ -38346,18 +39592,18 @@
           <wp:inline>
             <wp:extent cx="3959999" cy="2177999"/>
             <wp:effectExtent b="0" l="0" r="0" t="0"/>
-            <wp:docPr descr="Figure 35. Le menu Session de l’application de bureau offre le redémarrage du serveur et les diagnostics de démarrage. Utilisez plutôt les journaux des tâches pour étudier un résultat d’analyse." title="" id="296" name="Picture"/>
+            <wp:docPr descr="Figure 37. Le menu Session de l’application de bureau offre le redémarrage du serveur et les diagnostics de démarrage. Utilisez plutôt les journaux des tâches pour étudier un résultat d’analyse." title="" id="312" name="Picture"/>
             <a:graphic>
               <a:graphicData uri="http://schemas.openxmlformats.org/drawingml/2006/picture">
                 <pic:pic>
                   <pic:nvPicPr>
-                    <pic:cNvPr descr="assets/ui-session-menu.png" id="297" name="Picture"/>
+                    <pic:cNvPr descr="assets/ui-session-menu.png" id="313" name="Picture"/>
                     <pic:cNvPicPr>
                       <a:picLocks noChangeArrowheads="1" noChangeAspect="1"/>
                     </pic:cNvPicPr>
                   </pic:nvPicPr>
                   <pic:blipFill>
-                    <a:blip r:embed="rId295"/>
+                    <a:blip r:embed="rId311"/>
                     <a:stretch>
                       <a:fillRect/>
                     </a:stretch>
@@ -38392,10 +39638,10 @@
         <w:rPr>
           <w:lang w:val="fr-CA"/>
         </w:rPr>
-        <w:t xml:space="preserve">Figure 35. Le menu Session de l’application de bureau offre le redémarrage du serveur et les diagnostics de démarrage. Utilisez plutôt les journaux des tâches pour étudier un résultat d’analyse.</w:t>
-      </w:r>
-    </w:p>
-    <w:bookmarkEnd w:id="298"/>
+        <w:t xml:space="preserve">Figure 37. Le menu Session de l’application de bureau offre le redémarrage du serveur et les diagnostics de démarrage. Utilisez plutôt les journaux des tâches pour étudier un résultat d’analyse.</w:t>
+      </w:r>
+    </w:p>
+    <w:bookmarkEnd w:id="314"/>
     <w:p>
       <w:pPr>
         <w:pStyle w:val="FirstParagraph"/>
@@ -38432,13 +39678,13 @@
       <w:pPr>
         <w:pStyle w:val="Heading2"/>
       </w:pPr>
-      <w:bookmarkStart w:id="299" w:name="_82e06af1aff5a5e21deb90712fc0f610b42cc44"/>
+      <w:bookmarkStart w:id="315" w:name="_82e06af1aff5a5e21deb90712fc0f610b42cc44"/>
       <w:r>
         <w:rPr>
           <w:rStyle w:val="SectionNumber"/>
           <w:lang w:val="fr-CA"/>
         </w:rPr>
-        <w:t xml:space="preserve">24.3</w:t>
+        <w:t xml:space="preserve">25.3</w:t>
       </w:r>
       <w:r>
         <w:tab/>
@@ -38449,7 +39695,7 @@
         </w:rPr>
         <w:t xml:space="preserve">Un bouton ou un menu est désactivé</w:t>
       </w:r>
-      <w:bookmarkEnd w:id="299"/>
+      <w:bookmarkEnd w:id="315"/>
     </w:p>
     <w:p>
       <w:pPr>
@@ -38466,13 +39712,13 @@
       <w:pPr>
         <w:pStyle w:val="Heading2"/>
       </w:pPr>
-      <w:bookmarkStart w:id="300" w:name="_a00129cde15cb7d7a4c13b6883deac076cb12b3"/>
+      <w:bookmarkStart w:id="316" w:name="_a00129cde15cb7d7a4c13b6883deac076cb12b3"/>
       <w:r>
         <w:rPr>
           <w:rStyle w:val="SectionNumber"/>
           <w:lang w:val="fr-CA"/>
         </w:rPr>
-        <w:t xml:space="preserve">24.4</w:t>
+        <w:t xml:space="preserve">25.4</w:t>
       </w:r>
       <w:r>
         <w:tab/>
@@ -38483,7 +39729,7 @@
         </w:rPr>
         <w:t xml:space="preserve">Un fichier ne s’importe pas</w:t>
       </w:r>
-      <w:bookmarkEnd w:id="300"/>
+      <w:bookmarkEnd w:id="316"/>
     </w:p>
     <w:p>
       <w:pPr>
@@ -38532,13 +39778,13 @@
       <w:pPr>
         <w:pStyle w:val="Heading2"/>
       </w:pPr>
-      <w:bookmarkStart w:id="301" w:name="_02eec9c2fdfb94311e9bebb72282f2ee8d79354"/>
+      <w:bookmarkStart w:id="317" w:name="_02eec9c2fdfb94311e9bebb72282f2ee8d79354"/>
       <w:r>
         <w:rPr>
           <w:rStyle w:val="SectionNumber"/>
           <w:lang w:val="fr-CA"/>
         </w:rPr>
-        <w:t xml:space="preserve">24.5</w:t>
+        <w:t xml:space="preserve">25.5</w:t>
       </w:r>
       <w:r>
         <w:tab/>
@@ -38549,7 +39795,7 @@
         </w:rPr>
         <w:t xml:space="preserve">Une table ou une colonne manque dans une liste</w:t>
       </w:r>
-      <w:bookmarkEnd w:id="301"/>
+      <w:bookmarkEnd w:id="317"/>
     </w:p>
     <w:p>
       <w:pPr>
@@ -38566,13 +39812,13 @@
       <w:pPr>
         <w:pStyle w:val="Heading2"/>
       </w:pPr>
-      <w:bookmarkStart w:id="302" w:name="_c021d42d6a470de52446e7e69c678153025beb8"/>
+      <w:bookmarkStart w:id="318" w:name="_c021d42d6a470de52446e7e69c678153025beb8"/>
       <w:r>
         <w:rPr>
           <w:rStyle w:val="SectionNumber"/>
           <w:lang w:val="fr-CA"/>
         </w:rPr>
-        <w:t xml:space="preserve">24.6</w:t>
+        <w:t xml:space="preserve">25.6</w:t>
       </w:r>
       <w:r>
         <w:tab/>
@@ -38583,7 +39829,7 @@
         </w:rPr>
         <w:t xml:space="preserve">Un résultat est ancien, vide ou différent de l’aperçu</w:t>
       </w:r>
-      <w:bookmarkEnd w:id="302"/>
+      <w:bookmarkEnd w:id="318"/>
     </w:p>
     <w:p>
       <w:pPr>
@@ -38611,13 +39857,13 @@
       <w:pPr>
         <w:pStyle w:val="Heading2"/>
       </w:pPr>
-      <w:bookmarkStart w:id="303" w:name="_a7936bae1d0dae09fa18baebd700d25fc09e1f5"/>
+      <w:bookmarkStart w:id="319" w:name="_a7936bae1d0dae09fa18baebd700d25fc09e1f5"/>
       <w:r>
         <w:rPr>
           <w:rStyle w:val="SectionNumber"/>
           <w:lang w:val="fr-CA"/>
         </w:rPr>
-        <w:t xml:space="preserve">24.7</w:t>
+        <w:t xml:space="preserve">25.7</w:t>
       </w:r>
       <w:r>
         <w:tab/>
@@ -38628,7 +39874,7 @@
         </w:rPr>
         <w:t xml:space="preserve">Un modèle échoue ou semble étrange</w:t>
       </w:r>
-      <w:bookmarkEnd w:id="303"/>
+      <w:bookmarkEnd w:id="319"/>
     </w:p>
     <w:p>
       <w:pPr>
@@ -38645,13 +39891,13 @@
       <w:pPr>
         <w:pStyle w:val="Heading2"/>
       </w:pPr>
-      <w:bookmarkStart w:id="304" w:name="_e5b9409a1fe8fe07056593210d6f8947414da6c"/>
+      <w:bookmarkStart w:id="320" w:name="_e5b9409a1fe8fe07056593210d6f8947414da6c"/>
       <w:r>
         <w:rPr>
           <w:rStyle w:val="SectionNumber"/>
           <w:lang w:val="fr-CA"/>
         </w:rPr>
-        <w:t xml:space="preserve">24.8</w:t>
+        <w:t xml:space="preserve">25.8</w:t>
       </w:r>
       <w:r>
         <w:tab/>
@@ -38662,7 +39908,7 @@
         </w:rPr>
         <w:t xml:space="preserve">Un graphique manque dans un rapport</w:t>
       </w:r>
-      <w:bookmarkEnd w:id="304"/>
+      <w:bookmarkEnd w:id="320"/>
     </w:p>
     <w:p>
       <w:pPr>
@@ -38690,13 +39936,13 @@
       <w:pPr>
         <w:pStyle w:val="Heading2"/>
       </w:pPr>
-      <w:bookmarkStart w:id="305" w:name="_43337f50d002d35b7bc91a45b94b7f07b333566"/>
+      <w:bookmarkStart w:id="321" w:name="_43337f50d002d35b7bc91a45b94b7f07b333566"/>
       <w:r>
         <w:rPr>
           <w:rStyle w:val="SectionNumber"/>
           <w:lang w:val="fr-CA"/>
         </w:rPr>
-        <w:t xml:space="preserve">24.9</w:t>
+        <w:t xml:space="preserve">25.9</w:t>
       </w:r>
       <w:r>
         <w:tab/>
@@ -38707,7 +39953,7 @@
         </w:rPr>
         <w:t xml:space="preserve">Un fichier exporté manque ou ne se met pas à jour</w:t>
       </w:r>
-      <w:bookmarkEnd w:id="305"/>
+      <w:bookmarkEnd w:id="321"/>
     </w:p>
     <w:p>
       <w:pPr>
@@ -38724,13 +39970,13 @@
       <w:pPr>
         <w:pStyle w:val="Heading2"/>
       </w:pPr>
-      <w:bookmarkStart w:id="306" w:name="_d4733c4e5425e712869378169aab27100a2fa17"/>
+      <w:bookmarkStart w:id="322" w:name="_d4733c4e5425e712869378169aab27100a2fa17"/>
       <w:r>
         <w:rPr>
           <w:rStyle w:val="SectionNumber"/>
           <w:lang w:val="fr-CA"/>
         </w:rPr>
-        <w:t xml:space="preserve">24.10</w:t>
+        <w:t xml:space="preserve">25.10</w:t>
       </w:r>
       <w:r>
         <w:tab/>
@@ -38741,7 +39987,7 @@
         </w:rPr>
         <w:t xml:space="preserve">Un journal semble vide</w:t>
       </w:r>
-      <w:bookmarkEnd w:id="306"/>
+      <w:bookmarkEnd w:id="322"/>
     </w:p>
     <w:p>
       <w:pPr>
@@ -38769,13 +40015,13 @@
       <w:pPr>
         <w:pStyle w:val="Heading2"/>
       </w:pPr>
-      <w:bookmarkStart w:id="307" w:name="_6a893ea35fd65a58eb741093f9b37da95db71d9"/>
+      <w:bookmarkStart w:id="323" w:name="_6a893ea35fd65a58eb741093f9b37da95db71d9"/>
       <w:r>
         <w:rPr>
           <w:rStyle w:val="SectionNumber"/>
           <w:lang w:val="fr-CA"/>
         </w:rPr>
-        <w:t xml:space="preserve">24.11</w:t>
+        <w:t xml:space="preserve">25.11</w:t>
       </w:r>
       <w:r>
         <w:tab/>
@@ -38786,7 +40032,7 @@
         </w:rPr>
         <w:t xml:space="preserve">Demander de l’aide</w:t>
       </w:r>
-      <w:bookmarkEnd w:id="307"/>
+      <w:bookmarkEnd w:id="323"/>
     </w:p>
     <w:p>
       <w:pPr>
@@ -38804,7 +40050,7 @@
         </w:rPr>
         <w:t xml:space="preserve"> </w:t>
       </w:r>
-      <w:hyperlink r:id="rId308">
+      <w:hyperlink r:id="rId324">
         <w:r>
           <w:rPr>
             <w:rStyle w:val="Hyperlink"/>
@@ -38867,13 +40113,13 @@
       <w:pPr>
         <w:pStyle w:val="Heading1"/>
       </w:pPr>
-      <w:bookmarkStart w:id="309" w:name="_a1499d0f1071ab6f4bd103a6d3c009c0626ab5b"/>
+      <w:bookmarkStart w:id="325" w:name="_a1499d0f1071ab6f4bd103a6d3c009c0626ab5b"/>
       <w:r>
         <w:rPr>
           <w:rStyle w:val="SectionNumber"/>
           <w:lang w:val="fr-CA"/>
         </w:rPr>
-        <w:t xml:space="preserve">25</w:t>
+        <w:t xml:space="preserve">26</w:t>
       </w:r>
       <w:r>
         <w:tab/>
@@ -38884,7 +40130,7 @@
         </w:rPr>
         <w:t xml:space="preserve">Facultatif : installer avec R</w:t>
       </w:r>
-      <w:bookmarkEnd w:id="309"/>
+      <w:bookmarkEnd w:id="325"/>
     </w:p>
     <w:p>
       <w:pPr>
@@ -38952,13 +40198,13 @@
       <w:pPr>
         <w:pStyle w:val="Heading2"/>
       </w:pPr>
-      <w:bookmarkStart w:id="310" w:name="_e84a9b7d06d0136aff5c644ad21d0cd170e9840"/>
+      <w:bookmarkStart w:id="326" w:name="_e84a9b7d06d0136aff5c644ad21d0cd170e9840"/>
       <w:r>
         <w:rPr>
           <w:rStyle w:val="SectionNumber"/>
           <w:lang w:val="fr-CA"/>
         </w:rPr>
-        <w:t xml:space="preserve">25.1</w:t>
+        <w:t xml:space="preserve">26.1</w:t>
       </w:r>
       <w:r>
         <w:tab/>
@@ -38969,14 +40215,14 @@
         </w:rPr>
         <w:t xml:space="preserve">Étape 1 : installer R depuis son site public</w:t>
       </w:r>
-      <w:bookmarkEnd w:id="310"/>
+      <w:bookmarkEnd w:id="326"/>
     </w:p>
     <w:p>
       <w:pPr>
         <w:pStyle w:val="Compact"/>
         <w:numPr>
           <w:ilvl w:val="0"/>
-          <w:numId w:val="1091"/>
+          <w:numId w:val="1095"/>
         </w:numPr>
       </w:pPr>
       <w:r>
@@ -38991,7 +40237,7 @@
         </w:rPr>
         <w:t xml:space="preserve"> </w:t>
       </w:r>
-      <w:hyperlink r:id="rId311">
+      <w:hyperlink r:id="rId327">
         <w:r>
           <w:rPr>
             <w:rStyle w:val="Hyperlink"/>
@@ -39012,7 +40258,7 @@
         <w:pStyle w:val="Compact"/>
         <w:numPr>
           <w:ilvl w:val="0"/>
-          <w:numId w:val="1091"/>
+          <w:numId w:val="1095"/>
         </w:numPr>
       </w:pPr>
       <w:r>
@@ -39067,7 +40313,7 @@
         <w:pStyle w:val="Compact"/>
         <w:numPr>
           <w:ilvl w:val="0"/>
-          <w:numId w:val="1091"/>
+          <w:numId w:val="1095"/>
         </w:numPr>
       </w:pPr>
       <w:r>
@@ -39179,13 +40425,13 @@
       <w:pPr>
         <w:pStyle w:val="Heading2"/>
       </w:pPr>
-      <w:bookmarkStart w:id="312" w:name="_57da420e24f6bb4133bb0c38b569af410aa3bbd"/>
+      <w:bookmarkStart w:id="328" w:name="_57da420e24f6bb4133bb0c38b569af410aa3bbd"/>
       <w:r>
         <w:rPr>
           <w:rStyle w:val="SectionNumber"/>
           <w:lang w:val="fr-CA"/>
         </w:rPr>
-        <w:t xml:space="preserve">25.2</w:t>
+        <w:t xml:space="preserve">26.2</w:t>
       </w:r>
       <w:r>
         <w:tab/>
@@ -39196,7 +40442,7 @@
         </w:rPr>
         <w:t xml:space="preserve">Étape 2 : installer l’application depuis GitHub</w:t>
       </w:r>
-      <w:bookmarkEnd w:id="312"/>
+      <w:bookmarkEnd w:id="328"/>
     </w:p>
     <w:p>
       <w:pPr>
@@ -39398,7 +40644,7 @@
         <w:rPr>
           <w:rStyle w:val="StringTok"/>
         </w:rPr>
-        <w:t xml:space="preserve">"v0.5.0"</w:t>
+        <w:t xml:space="preserve">"v0.6.0"</w:t>
       </w:r>
       <w:r>
         <w:rPr>
@@ -39502,13 +40748,13 @@
       <w:pPr>
         <w:pStyle w:val="Heading2"/>
       </w:pPr>
-      <w:bookmarkStart w:id="313" w:name="_039ecb01ea617f0d4bbc0524b6f12a2faa22484"/>
+      <w:bookmarkStart w:id="329" w:name="_039ecb01ea617f0d4bbc0524b6f12a2faa22484"/>
       <w:r>
         <w:rPr>
           <w:rStyle w:val="SectionNumber"/>
           <w:lang w:val="fr-CA"/>
         </w:rPr>
-        <w:t xml:space="preserve">25.3</w:t>
+        <w:t xml:space="preserve">26.3</w:t>
       </w:r>
       <w:r>
         <w:tab/>
@@ -39519,7 +40765,7 @@
         </w:rPr>
         <w:t xml:space="preserve">Étape 3 : ajouter les fonctions nécessaires</w:t>
       </w:r>
-      <w:bookmarkEnd w:id="313"/>
+      <w:bookmarkEnd w:id="329"/>
     </w:p>
     <w:p>
       <w:pPr>
@@ -39670,7 +40916,7 @@
         </w:rPr>
         <w:t xml:space="preserve"> </w:t>
       </w:r>
-      <w:hyperlink r:id="rId314">
+      <w:hyperlink r:id="rId330">
         <w:r>
           <w:rPr>
             <w:rStyle w:val="Hyperlink"/>
@@ -39882,13 +41128,13 @@
       <w:pPr>
         <w:pStyle w:val="Heading2"/>
       </w:pPr>
-      <w:bookmarkStart w:id="315" w:name="_8bb412bbeb9abe7687d3b1b7f8b7944c9e70455"/>
+      <w:bookmarkStart w:id="331" w:name="_8bb412bbeb9abe7687d3b1b7f8b7944c9e70455"/>
       <w:r>
         <w:rPr>
           <w:rStyle w:val="SectionNumber"/>
           <w:lang w:val="fr-CA"/>
         </w:rPr>
-        <w:t xml:space="preserve">25.4</w:t>
+        <w:t xml:space="preserve">26.4</w:t>
       </w:r>
       <w:r>
         <w:tab/>
@@ -39899,7 +41145,7 @@
         </w:rPr>
         <w:t xml:space="preserve">Étape 4 : ouvrir l’application</w:t>
       </w:r>
-      <w:bookmarkEnd w:id="315"/>
+      <w:bookmarkEnd w:id="331"/>
     </w:p>
     <w:p>
       <w:pPr>
@@ -39978,13 +41224,13 @@
       <w:pPr>
         <w:pStyle w:val="Heading2"/>
       </w:pPr>
-      <w:bookmarkStart w:id="316" w:name="_c9902a1ecadf5a80036b9c8f4634ac8a440c0d9"/>
+      <w:bookmarkStart w:id="332" w:name="_c9902a1ecadf5a80036b9c8f4634ac8a440c0d9"/>
       <w:r>
         <w:rPr>
           <w:rStyle w:val="SectionNumber"/>
           <w:lang w:val="fr-CA"/>
         </w:rPr>
-        <w:t xml:space="preserve">25.5</w:t>
+        <w:t xml:space="preserve">26.5</w:t>
       </w:r>
       <w:r>
         <w:tab/>
@@ -39995,7 +41241,7 @@
         </w:rPr>
         <w:t xml:space="preserve">Ouvrir l’application la prochaine fois</w:t>
       </w:r>
-      <w:bookmarkEnd w:id="316"/>
+      <w:bookmarkEnd w:id="332"/>
     </w:p>
     <w:p>
       <w:pPr>
@@ -40048,7 +41294,7 @@
           <w:rStyle w:val="VerbatimChar"/>
           <w:lang w:val="fr-CA"/>
         </w:rPr>
-        <w:t xml:space="preserve">v0.5.0</w:t>
+        <w:t xml:space="preserve">v0.6.0</w:t>
       </w:r>
       <w:r>
         <w:rPr>
@@ -40067,13 +41313,13 @@
       <w:pPr>
         <w:pStyle w:val="Heading2"/>
       </w:pPr>
-      <w:bookmarkStart w:id="317" w:name="_a66ef44638838a32a702e83c86a7707916e06f4"/>
+      <w:bookmarkStart w:id="333" w:name="_a66ef44638838a32a702e83c86a7707916e06f4"/>
       <w:r>
         <w:rPr>
           <w:rStyle w:val="SectionNumber"/>
           <w:lang w:val="fr-CA"/>
         </w:rPr>
-        <w:t xml:space="preserve">25.6</w:t>
+        <w:t xml:space="preserve">26.6</w:t>
       </w:r>
       <w:r>
         <w:tab/>
@@ -40084,7 +41330,7 @@
         </w:rPr>
         <w:t xml:space="preserve">Si l’installation d’un paquet échoue</w:t>
       </w:r>
-      <w:bookmarkEnd w:id="317"/>
+      <w:bookmarkEnd w:id="333"/>
     </w:p>
     <w:p>
       <w:pPr>
@@ -40124,7 +41370,7 @@
         </w:rPr>
         <w:t xml:space="preserve"> </w:t>
       </w:r>
-      <w:hyperlink r:id="rId318">
+      <w:hyperlink r:id="rId334">
         <w:r>
           <w:rPr>
             <w:rStyle w:val="Hyperlink"/>
@@ -40144,13 +41390,13 @@
       <w:pPr>
         <w:pStyle w:val="Heading1"/>
       </w:pPr>
-      <w:bookmarkStart w:id="319" w:name="_examples"/>
+      <w:bookmarkStart w:id="335" w:name="_examples"/>
       <w:r>
         <w:rPr>
           <w:rStyle w:val="SectionNumber"/>
           <w:lang w:val="fr-CA"/>
         </w:rPr>
-        <w:t xml:space="preserve">26</w:t>
+        <w:t xml:space="preserve">27</w:t>
       </w:r>
       <w:r>
         <w:tab/>
@@ -40161,7 +41407,7 @@
         </w:rPr>
         <w:t xml:space="preserve">Choisir un projet d’exemple</w:t>
       </w:r>
-      <w:bookmarkEnd w:id="319"/>
+      <w:bookmarkEnd w:id="335"/>
     </w:p>
     <w:p>
       <w:pPr>
@@ -40178,13 +41424,13 @@
       <w:pPr>
         <w:pStyle w:val="Heading2"/>
       </w:pPr>
-      <w:bookmarkStart w:id="320" w:name="_1161df807543c9811f88b6e377f5dac2203ec6f"/>
+      <w:bookmarkStart w:id="336" w:name="_1161df807543c9811f88b6e377f5dac2203ec6f"/>
       <w:r>
         <w:rPr>
           <w:rStyle w:val="SectionNumber"/>
           <w:lang w:val="fr-CA"/>
         </w:rPr>
-        <w:t xml:space="preserve">26.1</w:t>
+        <w:t xml:space="preserve">27.1</w:t>
       </w:r>
       <w:r>
         <w:tab/>
@@ -40195,14 +41441,14 @@
         </w:rPr>
         <w:t xml:space="preserve">Trouver un exemple par tâche</w:t>
       </w:r>
-      <w:bookmarkEnd w:id="320"/>
+      <w:bookmarkEnd w:id="336"/>
     </w:p>
     <w:p>
       <w:pPr>
         <w:pStyle w:val="Compact"/>
         <w:numPr>
           <w:ilvl w:val="0"/>
-          <w:numId w:val="1092"/>
+          <w:numId w:val="1096"/>
         </w:numPr>
       </w:pPr>
       <w:r>
@@ -40303,7 +41549,7 @@
         <w:pStyle w:val="Compact"/>
         <w:numPr>
           <w:ilvl w:val="0"/>
-          <w:numId w:val="1092"/>
+          <w:numId w:val="1096"/>
         </w:numPr>
       </w:pPr>
       <w:r>
@@ -40344,7 +41590,7 @@
         <w:pStyle w:val="Compact"/>
         <w:numPr>
           <w:ilvl w:val="0"/>
-          <w:numId w:val="1092"/>
+          <w:numId w:val="1096"/>
         </w:numPr>
       </w:pPr>
       <w:r>
@@ -40385,7 +41631,7 @@
         <w:pStyle w:val="Compact"/>
         <w:numPr>
           <w:ilvl w:val="0"/>
-          <w:numId w:val="1092"/>
+          <w:numId w:val="1096"/>
         </w:numPr>
       </w:pPr>
       <w:r>
@@ -40504,7 +41750,7 @@
         <w:t xml:space="preserve">Si la liste est vide, effacez la recherche et les filtres, puis essayez un seul filtre. Le Répertoire des tâches, à la fin du guide, indique aussi quels projets contiennent une tâche.</w:t>
       </w:r>
     </w:p>
-    <w:bookmarkStart w:id="324" w:name="_9036caf9fae7b328fd74a83d567b5b48ab233d4"/>
+    <w:bookmarkStart w:id="340" w:name="_9036caf9fae7b328fd74a83d567b5b48ab233d4"/>
     <w:p>
       <w:pPr>
         <w:pStyle w:val="CaptionedFigure"/>
@@ -40514,18 +41760,18 @@
           <wp:inline>
             <wp:extent cx="5334000" cy="6507479"/>
             <wp:effectExtent b="0" l="0" r="0" t="0"/>
-            <wp:docPr descr="Figure 36. Le filtre Type de tâche trouve les projets qui contiennent Statistiques descriptives. Effacez un filtre pour retrouver la liste complète." title="" id="322" name="Picture"/>
+            <wp:docPr descr="Figure 38. Le filtre Type de tâche trouve les projets qui contiennent Statistiques descriptives. Effacez un filtre pour retrouver la liste complète." title="" id="338" name="Picture"/>
             <a:graphic>
               <a:graphicData uri="http://schemas.openxmlformats.org/drawingml/2006/picture">
                 <pic:pic>
                   <pic:nvPicPr>
-                    <pic:cNvPr descr="assets/ui-examples.png" id="323" name="Picture"/>
+                    <pic:cNvPr descr="assets/ui-examples.png" id="339" name="Picture"/>
                     <pic:cNvPicPr>
                       <a:picLocks noChangeArrowheads="1" noChangeAspect="1"/>
                     </pic:cNvPicPr>
                   </pic:nvPicPr>
                   <pic:blipFill>
-                    <a:blip r:embed="rId321"/>
+                    <a:blip r:embed="rId337"/>
                     <a:stretch>
                       <a:fillRect/>
                     </a:stretch>
@@ -40560,21 +41806,21 @@
         <w:rPr>
           <w:lang w:val="fr-CA"/>
         </w:rPr>
-        <w:t xml:space="preserve">Figure 36. Le filtre Type de tâche trouve les projets qui contiennent Statistiques descriptives. Effacez un filtre pour retrouver la liste complète.</w:t>
-      </w:r>
-    </w:p>
-    <w:bookmarkEnd w:id="324"/>
+        <w:t xml:space="preserve">Figure 38. Le filtre Type de tâche trouve les projets qui contiennent Statistiques descriptives. Effacez un filtre pour retrouver la liste complète.</w:t>
+      </w:r>
+    </w:p>
+    <w:bookmarkEnd w:id="340"/>
     <w:p>
       <w:pPr>
         <w:pStyle w:val="Heading2"/>
       </w:pPr>
-      <w:bookmarkStart w:id="325" w:name="_31555209e5ce0218bc47d1e81094beccdf2f150"/>
+      <w:bookmarkStart w:id="341" w:name="_31555209e5ce0218bc47d1e81094beccdf2f150"/>
       <w:r>
         <w:rPr>
           <w:rStyle w:val="SectionNumber"/>
           <w:lang w:val="fr-CA"/>
         </w:rPr>
-        <w:t xml:space="preserve">26.2</w:t>
+        <w:t xml:space="preserve">27.2</w:t>
       </w:r>
       <w:r>
         <w:tab/>
@@ -40585,7 +41831,7 @@
         </w:rPr>
         <w:t xml:space="preserve">Un parcours simple pour apprendre</w:t>
       </w:r>
-      <w:bookmarkEnd w:id="325"/>
+      <w:bookmarkEnd w:id="341"/>
     </w:p>
     <w:p>
       <w:pPr>
@@ -40700,13 +41946,13 @@
       <w:pPr>
         <w:pStyle w:val="Heading2"/>
       </w:pPr>
-      <w:bookmarkStart w:id="326" w:name="_1e992ae5d47d8c7e7aba951d07e6a2145646eb4"/>
+      <w:bookmarkStart w:id="342" w:name="_1e992ae5d47d8c7e7aba951d07e6a2145646eb4"/>
       <w:r>
         <w:rPr>
           <w:rStyle w:val="SectionNumber"/>
           <w:lang w:val="fr-CA"/>
         </w:rPr>
-        <w:t xml:space="preserve">26.3</w:t>
+        <w:t xml:space="preserve">27.3</w:t>
       </w:r>
       <w:r>
         <w:tab/>
@@ -40717,7 +41963,7 @@
         </w:rPr>
         <w:t xml:space="preserve">Avant de réexécuter un exemple</w:t>
       </w:r>
-      <w:bookmarkEnd w:id="326"/>
+      <w:bookmarkEnd w:id="342"/>
     </w:p>
     <w:p>
       <w:pPr>
@@ -40745,13 +41991,13 @@
       <w:pPr>
         <w:pStyle w:val="Heading2"/>
       </w:pPr>
-      <w:bookmarkStart w:id="327" w:name="_21bd78632142afcd25484709307580c6d6c6d3a"/>
+      <w:bookmarkStart w:id="343" w:name="_21bd78632142afcd25484709307580c6d6c6d3a"/>
       <w:r>
         <w:rPr>
           <w:rStyle w:val="SectionNumber"/>
           <w:lang w:val="fr-CA"/>
         </w:rPr>
-        <w:t xml:space="preserve">26.4</w:t>
+        <w:t xml:space="preserve">27.4</w:t>
       </w:r>
       <w:r>
         <w:tab/>
@@ -40762,7 +42008,7 @@
         </w:rPr>
         <w:t xml:space="preserve">Explorer les iris</w:t>
       </w:r>
-      <w:bookmarkEnd w:id="327"/>
+      <w:bookmarkEnd w:id="343"/>
     </w:p>
     <w:p>
       <w:pPr>
@@ -41025,13 +42271,13 @@
       <w:pPr>
         <w:pStyle w:val="Heading2"/>
       </w:pPr>
-      <w:bookmarkStart w:id="328" w:name="_d3b62668685501de97beecafc9cd547dc14a656"/>
+      <w:bookmarkStart w:id="344" w:name="_d3b62668685501de97beecafc9cd547dc14a656"/>
       <w:r>
         <w:rPr>
           <w:rStyle w:val="SectionNumber"/>
           <w:lang w:val="fr-CA"/>
         </w:rPr>
-        <w:t xml:space="preserve">26.5</w:t>
+        <w:t xml:space="preserve">27.5</w:t>
       </w:r>
       <w:r>
         <w:tab/>
@@ -41042,7 +42288,7 @@
         </w:rPr>
         <w:t xml:space="preserve">Qualité de l’air - nettoyer et comparer</w:t>
       </w:r>
-      <w:bookmarkEnd w:id="328"/>
+      <w:bookmarkEnd w:id="344"/>
     </w:p>
     <w:p>
       <w:pPr>
@@ -41305,13 +42551,13 @@
       <w:pPr>
         <w:pStyle w:val="Heading2"/>
       </w:pPr>
-      <w:bookmarkStart w:id="329" w:name="_dcfa5c34d6d37ee3b76e8b0ea5e5fc39240e133"/>
+      <w:bookmarkStart w:id="345" w:name="_dcfa5c34d6d37ee3b76e8b0ea5e5fc39240e133"/>
       <w:r>
         <w:rPr>
           <w:rStyle w:val="SectionNumber"/>
           <w:lang w:val="fr-CA"/>
         </w:rPr>
-        <w:t xml:space="preserve">26.6</w:t>
+        <w:t xml:space="preserve">27.6</w:t>
       </w:r>
       <w:r>
         <w:tab/>
@@ -41322,7 +42568,7 @@
         </w:rPr>
         <w:t xml:space="preserve">Modèle de consommation de carburant</w:t>
       </w:r>
-      <w:bookmarkEnd w:id="329"/>
+      <w:bookmarkEnd w:id="345"/>
     </w:p>
     <w:p>
       <w:pPr>
@@ -41585,13 +42831,13 @@
       <w:pPr>
         <w:pStyle w:val="Heading2"/>
       </w:pPr>
-      <w:bookmarkStart w:id="330" w:name="_7470bfd0df99295531e08b3c6e271fcadd99d5d"/>
+      <w:bookmarkStart w:id="346" w:name="_7470bfd0df99295531e08b3c6e271fcadd99d5d"/>
       <w:r>
         <w:rPr>
           <w:rStyle w:val="SectionNumber"/>
           <w:lang w:val="fr-CA"/>
         </w:rPr>
-        <w:t xml:space="preserve">26.7</w:t>
+        <w:t xml:space="preserve">27.7</w:t>
       </w:r>
       <w:r>
         <w:tab/>
@@ -41602,7 +42848,7 @@
         </w:rPr>
         <w:t xml:space="preserve">Voitures - préparer une table d’analyse</w:t>
       </w:r>
-      <w:bookmarkEnd w:id="330"/>
+      <w:bookmarkEnd w:id="346"/>
     </w:p>
     <w:p>
       <w:pPr>
@@ -41970,13 +43216,13 @@
       <w:pPr>
         <w:pStyle w:val="Heading2"/>
       </w:pPr>
-      <w:bookmarkStart w:id="331" w:name="_026277d2e33159d8419b6c3d75e98cd8ffe7800"/>
+      <w:bookmarkStart w:id="347" w:name="_026277d2e33159d8419b6c3d75e98cd8ffe7800"/>
       <w:r>
         <w:rPr>
           <w:rStyle w:val="SectionNumber"/>
           <w:lang w:val="fr-CA"/>
         </w:rPr>
-        <w:t xml:space="preserve">26.8</w:t>
+        <w:t xml:space="preserve">27.8</w:t>
       </w:r>
       <w:r>
         <w:tab/>
@@ -41987,7 +43233,7 @@
         </w:rPr>
         <w:t xml:space="preserve">États américains - importer, joindre et filtrer</w:t>
       </w:r>
-      <w:bookmarkEnd w:id="331"/>
+      <w:bookmarkEnd w:id="347"/>
     </w:p>
     <w:p>
       <w:pPr>
@@ -42250,13 +43496,13 @@
       <w:pPr>
         <w:pStyle w:val="Heading2"/>
       </w:pPr>
-      <w:bookmarkStart w:id="332" w:name="_ca5e74b165e062aa30c877b129b60a2936d6cbd"/>
+      <w:bookmarkStart w:id="348" w:name="_ca5e74b165e062aa30c877b129b60a2936d6cbd"/>
       <w:r>
         <w:rPr>
           <w:rStyle w:val="SectionNumber"/>
           <w:lang w:val="fr-CA"/>
         </w:rPr>
-        <w:t xml:space="preserve">26.9</w:t>
+        <w:t xml:space="preserve">27.9</w:t>
       </w:r>
       <w:r>
         <w:tab/>
@@ -42267,7 +43513,7 @@
         </w:rPr>
         <w:t xml:space="preserve">Iris - réorganiser et comparer</w:t>
       </w:r>
-      <w:bookmarkEnd w:id="332"/>
+      <w:bookmarkEnd w:id="348"/>
     </w:p>
     <w:p>
       <w:pPr>
@@ -42572,13 +43818,13 @@
       <w:pPr>
         <w:pStyle w:val="Heading2"/>
       </w:pPr>
-      <w:bookmarkStart w:id="333" w:name="_2f95c19651bc388bebc1375c415a903a447b927"/>
+      <w:bookmarkStart w:id="349" w:name="_2f95c19651bc388bebc1375c415a903a447b927"/>
       <w:r>
         <w:rPr>
           <w:rStyle w:val="SectionNumber"/>
           <w:lang w:val="fr-CA"/>
         </w:rPr>
-        <w:t xml:space="preserve">26.10</w:t>
+        <w:t xml:space="preserve">27.10</w:t>
       </w:r>
       <w:r>
         <w:tab/>
@@ -42589,7 +43835,7 @@
         </w:rPr>
         <w:t xml:space="preserve">Voitures - classer, mettre à l’échelle et échantillonner</w:t>
       </w:r>
-      <w:bookmarkEnd w:id="333"/>
+      <w:bookmarkEnd w:id="349"/>
     </w:p>
     <w:p>
       <w:pPr>
@@ -42852,13 +44098,13 @@
       <w:pPr>
         <w:pStyle w:val="Heading2"/>
       </w:pPr>
-      <w:bookmarkStart w:id="334" w:name="_b987ac423c466eb2f7ed60496b3aea5071fbd45"/>
+      <w:bookmarkStart w:id="350" w:name="_b987ac423c466eb2f7ed60496b3aea5071fbd45"/>
       <w:r>
         <w:rPr>
           <w:rStyle w:val="SectionNumber"/>
           <w:lang w:val="fr-CA"/>
         </w:rPr>
-        <w:t xml:space="preserve">26.11</w:t>
+        <w:t xml:space="preserve">27.11</w:t>
       </w:r>
       <w:r>
         <w:tab/>
@@ -42869,7 +44115,7 @@
         </w:rPr>
         <w:t xml:space="preserve">Croissance des dents - analyse descriptive</w:t>
       </w:r>
-      <w:bookmarkEnd w:id="334"/>
+      <w:bookmarkEnd w:id="350"/>
     </w:p>
     <w:p>
       <w:pPr>
@@ -43216,13 +44462,13 @@
       <w:pPr>
         <w:pStyle w:val="Heading2"/>
       </w:pPr>
-      <w:bookmarkStart w:id="335" w:name="_d11b25457f88aed00a9f208d2cb5a615935a493"/>
+      <w:bookmarkStart w:id="351" w:name="_d11b25457f88aed00a9f208d2cb5a615935a493"/>
       <w:r>
         <w:rPr>
           <w:rStyle w:val="SectionNumber"/>
           <w:lang w:val="fr-CA"/>
         </w:rPr>
-        <w:t xml:space="preserve">26.12</w:t>
+        <w:t xml:space="preserve">27.12</w:t>
       </w:r>
       <w:r>
         <w:tab/>
@@ -43233,7 +44479,7 @@
         </w:rPr>
         <w:t xml:space="preserve">Fleurs - galerie de graphiques par catégorie</w:t>
       </w:r>
-      <w:bookmarkEnd w:id="335"/>
+      <w:bookmarkEnd w:id="351"/>
     </w:p>
     <w:p>
       <w:pPr>
@@ -43496,13 +44742,13 @@
       <w:pPr>
         <w:pStyle w:val="Heading2"/>
       </w:pPr>
-      <w:bookmarkStart w:id="336" w:name="_f0a542b3a462c8592703810518f326ac31b23a0"/>
+      <w:bookmarkStart w:id="352" w:name="_f0a542b3a462c8592703810518f326ac31b23a0"/>
       <w:r>
         <w:rPr>
           <w:rStyle w:val="SectionNumber"/>
           <w:lang w:val="fr-CA"/>
         </w:rPr>
-        <w:t xml:space="preserve">26.13</w:t>
+        <w:t xml:space="preserve">27.13</w:t>
       </w:r>
       <w:r>
         <w:tab/>
@@ -43513,7 +44759,7 @@
         </w:rPr>
         <w:t xml:space="preserve">Fleurs - galerie de graphiques numériques</w:t>
       </w:r>
-      <w:bookmarkEnd w:id="336"/>
+      <w:bookmarkEnd w:id="352"/>
     </w:p>
     <w:p>
       <w:pPr>
@@ -43818,13 +45064,13 @@
       <w:pPr>
         <w:pStyle w:val="Heading2"/>
       </w:pPr>
-      <w:bookmarkStart w:id="337" w:name="_3cd953742c59855a7d11034bc307f64ad2dd0b2"/>
+      <w:bookmarkStart w:id="353" w:name="_3cd953742c59855a7d11034bc307f64ad2dd0b2"/>
       <w:r>
         <w:rPr>
           <w:rStyle w:val="SectionNumber"/>
           <w:lang w:val="fr-CA"/>
         </w:rPr>
-        <w:t xml:space="preserve">26.14</w:t>
+        <w:t xml:space="preserve">27.14</w:t>
       </w:r>
       <w:r>
         <w:tab/>
@@ -43835,7 +45081,7 @@
         </w:rPr>
         <w:t xml:space="preserve">Températures de Nottingham - graphiques temporels</w:t>
       </w:r>
-      <w:bookmarkEnd w:id="337"/>
+      <w:bookmarkEnd w:id="353"/>
     </w:p>
     <w:p>
       <w:pPr>
@@ -44077,13 +45323,13 @@
       <w:pPr>
         <w:pStyle w:val="Heading2"/>
       </w:pPr>
-      <w:bookmarkStart w:id="338" w:name="_4e8700d2bf07bb1fd6d6ff0e2a4b3da02ec4b73"/>
+      <w:bookmarkStart w:id="354" w:name="_4e8700d2bf07bb1fd6d6ff0e2a4b3da02ec4b73"/>
       <w:r>
         <w:rPr>
           <w:rStyle w:val="SectionNumber"/>
           <w:lang w:val="fr-CA"/>
         </w:rPr>
-        <w:t xml:space="preserve">26.15</w:t>
+        <w:t xml:space="preserve">27.15</w:t>
       </w:r>
       <w:r>
         <w:tab/>
@@ -44094,7 +45340,7 @@
         </w:rPr>
         <w:t xml:space="preserve">Croissance des plantes - comparer des groupes expérimentaux</w:t>
       </w:r>
-      <w:bookmarkEnd w:id="338"/>
+      <w:bookmarkEnd w:id="354"/>
     </w:p>
     <w:p>
       <w:pPr>
@@ -44357,13 +45603,13 @@
       <w:pPr>
         <w:pStyle w:val="Heading2"/>
       </w:pPr>
-      <w:bookmarkStart w:id="339" w:name="_1a5ce5e1f719502d5a4018090c6019ea0ab394f"/>
+      <w:bookmarkStart w:id="355" w:name="_1a5ce5e1f719502d5a4018090c6019ea0ab394f"/>
       <w:r>
         <w:rPr>
           <w:rStyle w:val="SectionNumber"/>
           <w:lang w:val="fr-CA"/>
         </w:rPr>
-        <w:t xml:space="preserve">26.16</w:t>
+        <w:t xml:space="preserve">27.16</w:t>
       </w:r>
       <w:r>
         <w:tab/>
@@ -44374,7 +45620,7 @@
         </w:rPr>
         <w:t xml:space="preserve">Voitures - modèle à réponse binaire</w:t>
       </w:r>
-      <w:bookmarkEnd w:id="339"/>
+      <w:bookmarkEnd w:id="355"/>
     </w:p>
     <w:p>
       <w:pPr>
@@ -44595,13 +45841,13 @@
       <w:pPr>
         <w:pStyle w:val="Heading2"/>
       </w:pPr>
-      <w:bookmarkStart w:id="340" w:name="_832ea193a7cc05b426520cab723a7144e862a2b"/>
+      <w:bookmarkStart w:id="356" w:name="_832ea193a7cc05b426520cab723a7144e862a2b"/>
       <w:r>
         <w:rPr>
           <w:rStyle w:val="SectionNumber"/>
           <w:lang w:val="fr-CA"/>
         </w:rPr>
-        <w:t xml:space="preserve">26.17</w:t>
+        <w:t xml:space="preserve">27.17</w:t>
       </w:r>
       <w:r>
         <w:tab/>
@@ -44612,7 +45858,7 @@
         </w:rPr>
         <w:t xml:space="preserve">Ruptures de fils - modèle de comptage</w:t>
       </w:r>
-      <w:bookmarkEnd w:id="340"/>
+      <w:bookmarkEnd w:id="356"/>
     </w:p>
     <w:p>
       <w:pPr>
@@ -44833,13 +46079,13 @@
       <w:pPr>
         <w:pStyle w:val="Heading2"/>
       </w:pPr>
-      <w:bookmarkStart w:id="341" w:name="_4f7330b7639faf28d79d7140f2c04ba04b95e6f"/>
+      <w:bookmarkStart w:id="357" w:name="_4f7330b7639faf28d79d7140f2c04ba04b95e6f"/>
       <w:r>
         <w:rPr>
           <w:rStyle w:val="SectionNumber"/>
           <w:lang w:val="fr-CA"/>
         </w:rPr>
-        <w:t xml:space="preserve">26.18</w:t>
+        <w:t xml:space="preserve">27.18</w:t>
       </w:r>
       <w:r>
         <w:tab/>
@@ -44850,7 +46096,7 @@
         </w:rPr>
         <w:t xml:space="preserve">Puromycine - ajuster une courbe non linéaire</w:t>
       </w:r>
-      <w:bookmarkEnd w:id="341"/>
+      <w:bookmarkEnd w:id="357"/>
     </w:p>
     <w:p>
       <w:pPr>
@@ -45092,13 +46338,13 @@
       <w:pPr>
         <w:pStyle w:val="Heading2"/>
       </w:pPr>
-      <w:bookmarkStart w:id="342" w:name="_a8fbc4d0256962de451d24f0e7a31943b6dfff1"/>
+      <w:bookmarkStart w:id="358" w:name="_a8fbc4d0256962de451d24f0e7a31943b6dfff1"/>
       <w:r>
         <w:rPr>
           <w:rStyle w:val="SectionNumber"/>
           <w:lang w:val="fr-CA"/>
         </w:rPr>
-        <w:t xml:space="preserve">26.19</w:t>
+        <w:t xml:space="preserve">27.19</w:t>
       </w:r>
       <w:r>
         <w:tab/>
@@ -45109,7 +46355,7 @@
         </w:rPr>
         <w:t xml:space="preserve">Fleurs - structure multivariée</w:t>
       </w:r>
-      <w:bookmarkEnd w:id="342"/>
+      <w:bookmarkEnd w:id="358"/>
     </w:p>
     <w:p>
       <w:pPr>
@@ -45372,13 +46618,13 @@
       <w:pPr>
         <w:pStyle w:val="Heading2"/>
       </w:pPr>
-      <w:bookmarkStart w:id="343" w:name="_6cc249a99454fee10ba506f19ae7106e9c5dd1f"/>
+      <w:bookmarkStart w:id="359" w:name="_6cc249a99454fee10ba506f19ae7106e9c5dd1f"/>
       <w:r>
         <w:rPr>
           <w:rStyle w:val="SectionNumber"/>
           <w:lang w:val="fr-CA"/>
         </w:rPr>
-        <w:t xml:space="preserve">26.20</w:t>
+        <w:t xml:space="preserve">27.20</w:t>
       </w:r>
       <w:r>
         <w:tab/>
@@ -45389,7 +46635,7 @@
         </w:rPr>
         <w:t xml:space="preserve">Cancer du poumon - analyse de survie</w:t>
       </w:r>
-      <w:bookmarkEnd w:id="343"/>
+      <w:bookmarkEnd w:id="359"/>
     </w:p>
     <w:p>
       <w:pPr>
@@ -45631,13 +46877,13 @@
       <w:pPr>
         <w:pStyle w:val="Heading2"/>
       </w:pPr>
-      <w:bookmarkStart w:id="344" w:name="_cbe2f34be92d7e3bc3f13f0aa6a7860a9e25176"/>
+      <w:bookmarkStart w:id="360" w:name="_cbe2f34be92d7e3bc3f13f0aa6a7860a9e25176"/>
       <w:r>
         <w:rPr>
           <w:rStyle w:val="SectionNumber"/>
           <w:lang w:val="fr-CA"/>
         </w:rPr>
-        <w:t xml:space="preserve">26.21</w:t>
+        <w:t xml:space="preserve">27.21</w:t>
       </w:r>
       <w:r>
         <w:tab/>
@@ -45648,7 +46894,7 @@
         </w:rPr>
         <w:t xml:space="preserve">Passagers aériens - prévoir une série mensuelle</w:t>
       </w:r>
-      <w:bookmarkEnd w:id="344"/>
+      <w:bookmarkEnd w:id="360"/>
     </w:p>
     <w:p>
       <w:pPr>
@@ -45869,13 +47115,13 @@
       <w:pPr>
         <w:pStyle w:val="Heading2"/>
       </w:pPr>
-      <w:bookmarkStart w:id="345" w:name="_e40fb31b66e496f3977fc632e1d1ff4f8a62c48"/>
+      <w:bookmarkStart w:id="361" w:name="_e40fb31b66e496f3977fc632e1d1ff4f8a62c48"/>
       <w:r>
         <w:rPr>
           <w:rStyle w:val="SectionNumber"/>
           <w:lang w:val="fr-CA"/>
         </w:rPr>
-        <w:t xml:space="preserve">26.22</w:t>
+        <w:t xml:space="preserve">27.22</w:t>
       </w:r>
       <w:r>
         <w:tab/>
@@ -45886,7 +47132,7 @@
         </w:rPr>
         <w:t xml:space="preserve">Débit du Nil - distribution et stabilité</w:t>
       </w:r>
-      <w:bookmarkEnd w:id="345"/>
+      <w:bookmarkEnd w:id="361"/>
     </w:p>
     <w:p>
       <w:pPr>
@@ -46149,13 +47395,13 @@
       <w:pPr>
         <w:pStyle w:val="Heading2"/>
       </w:pPr>
-      <w:bookmarkStart w:id="346" w:name="_70778f1d8463281d343798cf0e564234b695bce"/>
+      <w:bookmarkStart w:id="362" w:name="_70778f1d8463281d343798cf0e564234b695bce"/>
       <w:r>
         <w:rPr>
           <w:rStyle w:val="SectionNumber"/>
           <w:lang w:val="fr-CA"/>
         </w:rPr>
-        <w:t xml:space="preserve">26.23</w:t>
+        <w:t xml:space="preserve">27.23</w:t>
       </w:r>
       <w:r>
         <w:tab/>
@@ -46166,7 +47412,7 @@
         </w:rPr>
         <w:t xml:space="preserve">Fleurs - contrôle de qualité conditionnel</w:t>
       </w:r>
-      <w:bookmarkEnd w:id="346"/>
+      <w:bookmarkEnd w:id="362"/>
     </w:p>
     <w:p>
       <w:pPr>
@@ -46408,13 +47654,13 @@
       <w:pPr>
         <w:pStyle w:val="Heading2"/>
       </w:pPr>
-      <w:bookmarkStart w:id="347" w:name="_d1fa91f12c85e035faea16f9886afd4c15c3390"/>
+      <w:bookmarkStart w:id="363" w:name="_d1fa91f12c85e035faea16f9886afd4c15c3390"/>
       <w:r>
         <w:rPr>
           <w:rStyle w:val="SectionNumber"/>
           <w:lang w:val="fr-CA"/>
         </w:rPr>
-        <w:t xml:space="preserve">26.24</w:t>
+        <w:t xml:space="preserve">27.24</w:t>
       </w:r>
       <w:r>
         <w:tab/>
@@ -46425,7 +47671,7 @@
         </w:rPr>
         <w:t xml:space="preserve">Fleurs - répéter par espèce</w:t>
       </w:r>
-      <w:bookmarkEnd w:id="347"/>
+      <w:bookmarkEnd w:id="363"/>
     </w:p>
     <w:p>
       <w:pPr>
@@ -46646,13 +47892,13 @@
       <w:pPr>
         <w:pStyle w:val="Heading2"/>
       </w:pPr>
-      <w:bookmarkStart w:id="348" w:name="_8908cf64df94c9bdbdaf8a540270b8a74acbf32"/>
+      <w:bookmarkStart w:id="364" w:name="_8908cf64df94c9bdbdaf8a540270b8a74acbf32"/>
       <w:r>
         <w:rPr>
           <w:rStyle w:val="SectionNumber"/>
           <w:lang w:val="fr-CA"/>
         </w:rPr>
-        <w:t xml:space="preserve">26.25</w:t>
+        <w:t xml:space="preserve">27.25</w:t>
       </w:r>
       <w:r>
         <w:tab/>
@@ -46663,7 +47909,7 @@
         </w:rPr>
         <w:t xml:space="preserve">Voitures - rapport avec trace d’exécution</w:t>
       </w:r>
-      <w:bookmarkEnd w:id="348"/>
+      <w:bookmarkEnd w:id="364"/>
     </w:p>
     <w:p>
       <w:pPr>
@@ -46884,13 +48130,13 @@
       <w:pPr>
         <w:pStyle w:val="Heading1"/>
       </w:pPr>
-      <w:bookmarkStart w:id="349" w:name="_5833ee26ef878f6420a537fe950547e75a3e473"/>
+      <w:bookmarkStart w:id="365" w:name="_5833ee26ef878f6420a537fe950547e75a3e473"/>
       <w:r>
         <w:rPr>
           <w:rStyle w:val="SectionNumber"/>
           <w:lang w:val="fr-CA"/>
         </w:rPr>
-        <w:t xml:space="preserve">27</w:t>
+        <w:t xml:space="preserve">28</w:t>
       </w:r>
       <w:r>
         <w:tab/>
@@ -46901,7 +48147,7 @@
         </w:rPr>
         <w:t xml:space="preserve">Répertoire des tâches</w:t>
       </w:r>
-      <w:bookmarkEnd w:id="349"/>
+      <w:bookmarkEnd w:id="365"/>
     </w:p>
     <w:p>
       <w:pPr>
@@ -50193,13 +51439,13 @@
       <w:pPr>
         <w:pStyle w:val="Heading1"/>
       </w:pPr>
-      <w:bookmarkStart w:id="350" w:name="_13322735ec75468257ef9e97ae4d15b5cbe9585"/>
+      <w:bookmarkStart w:id="366" w:name="_13322735ec75468257ef9e97ae4d15b5cbe9585"/>
       <w:r>
         <w:rPr>
           <w:rStyle w:val="SectionNumber"/>
           <w:lang w:val="fr-CA"/>
         </w:rPr>
-        <w:t xml:space="preserve">28</w:t>
+        <w:t xml:space="preserve">29</w:t>
       </w:r>
       <w:r>
         <w:tab/>
@@ -50210,19 +51456,19 @@
         </w:rPr>
         <w:t xml:space="preserve">Raccourcis et mots courants</w:t>
       </w:r>
-      <w:bookmarkEnd w:id="350"/>
+      <w:bookmarkEnd w:id="366"/>
     </w:p>
     <w:p>
       <w:pPr>
         <w:pStyle w:val="Heading2"/>
       </w:pPr>
-      <w:bookmarkStart w:id="351" w:name="_4e6cee15dc273795397785b8a92cb00a6fdb51b"/>
+      <w:bookmarkStart w:id="367" w:name="_4e6cee15dc273795397785b8a92cb00a6fdb51b"/>
       <w:r>
         <w:rPr>
           <w:rStyle w:val="SectionNumber"/>
           <w:lang w:val="fr-CA"/>
         </w:rPr>
-        <w:t xml:space="preserve">28.1</w:t>
+        <w:t xml:space="preserve">29.1</w:t>
       </w:r>
       <w:r>
         <w:tab/>
@@ -50233,7 +51479,7 @@
         </w:rPr>
         <w:t xml:space="preserve">Raccourcis utiles dans l’application Windows</w:t>
       </w:r>
-      <w:bookmarkEnd w:id="351"/>
+      <w:bookmarkEnd w:id="367"/>
     </w:p>
     <w:p>
       <w:pPr>
@@ -50286,6 +51532,66 @@
                 <w:lang w:val="fr-CA"/>
               </w:rPr>
               <w:t xml:space="preserve">Action</w:t>
+            </w:r>
+          </w:p>
+        </w:tc>
+      </w:tr>
+      <w:tr>
+        <w:tc>
+          <w:tcPr/>
+          <w:p>
+            <w:pPr>
+              <w:pStyle w:val="Compact"/>
+            </w:pPr>
+            <w:r>
+              <w:rPr>
+                <w:lang w:val="fr-CA"/>
+              </w:rPr>
+              <w:t xml:space="preserve">Ctrl+Shift+O</w:t>
+            </w:r>
+          </w:p>
+        </w:tc>
+        <w:tc>
+          <w:tcPr/>
+          <w:p>
+            <w:pPr>
+              <w:pStyle w:val="Compact"/>
+            </w:pPr>
+            <w:r>
+              <w:rPr>
+                <w:lang w:val="fr-CA"/>
+              </w:rPr>
+              <w:t xml:space="preserve">Ouvrir une application Shiny</w:t>
+            </w:r>
+          </w:p>
+        </w:tc>
+      </w:tr>
+      <w:tr>
+        <w:tc>
+          <w:tcPr/>
+          <w:p>
+            <w:pPr>
+              <w:pStyle w:val="Compact"/>
+            </w:pPr>
+            <w:r>
+              <w:rPr>
+                <w:lang w:val="fr-CA"/>
+              </w:rPr>
+              <w:t xml:space="preserve">Ctrl+Alt+I</w:t>
+            </w:r>
+          </w:p>
+        </w:tc>
+        <w:tc>
+          <w:tcPr/>
+          <w:p>
+            <w:pPr>
+              <w:pStyle w:val="Compact"/>
+            </w:pPr>
+            <w:r>
+              <w:rPr>
+                <w:lang w:val="fr-CA"/>
+              </w:rPr>
+              <w:t xml:space="preserve">Revenir à l’espace de travail Individual Guide</w:t>
             </w:r>
           </w:p>
         </w:tc>
@@ -50656,13 +51962,13 @@
       <w:pPr>
         <w:pStyle w:val="Heading2"/>
       </w:pPr>
-      <w:bookmarkStart w:id="352" w:name="_445e238603aeeb30630e7621db1108270355771"/>
+      <w:bookmarkStart w:id="368" w:name="_445e238603aeeb30630e7621db1108270355771"/>
       <w:r>
         <w:rPr>
           <w:rStyle w:val="SectionNumber"/>
           <w:lang w:val="fr-CA"/>
         </w:rPr>
-        <w:t xml:space="preserve">28.2</w:t>
+        <w:t xml:space="preserve">29.2</w:t>
       </w:r>
       <w:r>
         <w:tab/>
@@ -50673,7 +51979,7 @@
         </w:rPr>
         <w:t xml:space="preserve">Quelques autres mots</w:t>
       </w:r>
-      <w:bookmarkEnd w:id="352"/>
+      <w:bookmarkEnd w:id="368"/>
     </w:p>
     <w:tbl>
       <w:tblPr>
@@ -51084,13 +52390,13 @@
       <w:pPr>
         <w:pStyle w:val="Heading2"/>
       </w:pPr>
-      <w:bookmarkStart w:id="353" w:name="_f84d4da59a23e9cd06b6ddc741eb0a23ce45774"/>
+      <w:bookmarkStart w:id="369" w:name="_f84d4da59a23e9cd06b6ddc741eb0a23ce45774"/>
       <w:r>
         <w:rPr>
           <w:rStyle w:val="SectionNumber"/>
           <w:lang w:val="fr-CA"/>
         </w:rPr>
-        <w:t xml:space="preserve">28.3</w:t>
+        <w:t xml:space="preserve">29.3</w:t>
       </w:r>
       <w:r>
         <w:tab/>
@@ -51101,14 +52407,14 @@
         </w:rPr>
         <w:t xml:space="preserve">Téléchargements publics et aide</w:t>
       </w:r>
-      <w:bookmarkEnd w:id="353"/>
+      <w:bookmarkEnd w:id="369"/>
     </w:p>
     <w:p>
       <w:pPr>
         <w:pStyle w:val="Compact"/>
         <w:numPr>
           <w:ilvl w:val="0"/>
-          <w:numId w:val="1093"/>
+          <w:numId w:val="1097"/>
         </w:numPr>
       </w:pPr>
       <w:hyperlink r:id="rId18">
@@ -51138,7 +52444,7 @@
         <w:pStyle w:val="Compact"/>
         <w:numPr>
           <w:ilvl w:val="0"/>
-          <w:numId w:val="1093"/>
+          <w:numId w:val="1097"/>
         </w:numPr>
       </w:pPr>
       <w:hyperlink r:id="rId21">
@@ -51168,7 +52474,7 @@
         <w:pStyle w:val="Compact"/>
         <w:numPr>
           <w:ilvl w:val="0"/>
-          <w:numId w:val="1093"/>
+          <w:numId w:val="1097"/>
         </w:numPr>
       </w:pPr>
       <w:hyperlink r:id="rId22">
@@ -51177,7 +52483,7 @@
             <w:rStyle w:val="Hyperlink"/>
             <w:lang w:val="fr-CA"/>
           </w:rPr>
-          <w:t xml:space="preserve">Version 0.5.0</w:t>
+          <w:t xml:space="preserve">Version 0.6.0</w:t>
         </w:r>
       </w:hyperlink>
       <w:r>
@@ -51198,10 +52504,10 @@
         <w:pStyle w:val="Compact"/>
         <w:numPr>
           <w:ilvl w:val="0"/>
-          <w:numId w:val="1093"/>
+          <w:numId w:val="1097"/>
         </w:numPr>
       </w:pPr>
-      <w:hyperlink r:id="rId308">
+      <w:hyperlink r:id="rId324">
         <w:r>
           <w:rPr>
             <w:rStyle w:val="Hyperlink"/>
@@ -51228,10 +52534,10 @@
         <w:pStyle w:val="Compact"/>
         <w:numPr>
           <w:ilvl w:val="0"/>
-          <w:numId w:val="1093"/>
+          <w:numId w:val="1097"/>
         </w:numPr>
       </w:pPr>
-      <w:hyperlink r:id="rId311">
+      <w:hyperlink r:id="rId327">
         <w:r>
           <w:rPr>
             <w:rStyle w:val="Hyperlink"/>
@@ -51258,10 +52564,10 @@
         <w:pStyle w:val="Compact"/>
         <w:numPr>
           <w:ilvl w:val="0"/>
-          <w:numId w:val="1093"/>
+          <w:numId w:val="1097"/>
         </w:numPr>
       </w:pPr>
-      <w:hyperlink r:id="rId314">
+      <w:hyperlink r:id="rId330">
         <w:r>
           <w:rPr>
             <w:rStyle w:val="Hyperlink"/>
@@ -54324,34 +55630,7 @@
     </w:lvlOverride>
   </w:num>
   <w:num w:numId="1090">
-    <w:abstractNumId w:val="99411"/>
-    <w:lvlOverride w:ilvl="0">
-      <w:startOverride w:val="1"/>
-    </w:lvlOverride>
-    <w:lvlOverride w:ilvl="1">
-      <w:startOverride w:val="1"/>
-    </w:lvlOverride>
-    <w:lvlOverride w:ilvl="2">
-      <w:startOverride w:val="1"/>
-    </w:lvlOverride>
-    <w:lvlOverride w:ilvl="3">
-      <w:startOverride w:val="1"/>
-    </w:lvlOverride>
-    <w:lvlOverride w:ilvl="4">
-      <w:startOverride w:val="1"/>
-    </w:lvlOverride>
-    <w:lvlOverride w:ilvl="5">
-      <w:startOverride w:val="1"/>
-    </w:lvlOverride>
-    <w:lvlOverride w:ilvl="6">
-      <w:startOverride w:val="1"/>
-    </w:lvlOverride>
-    <w:lvlOverride w:ilvl="7">
-      <w:startOverride w:val="1"/>
-    </w:lvlOverride>
-    <w:lvlOverride w:ilvl="8">
-      <w:startOverride w:val="1"/>
-    </w:lvlOverride>
+    <w:abstractNumId w:val="991"/>
   </w:num>
   <w:num w:numId="1091">
     <w:abstractNumId w:val="99411"/>
@@ -54414,6 +55693,99 @@
     </w:lvlOverride>
   </w:num>
   <w:num w:numId="1093">
+    <w:abstractNumId w:val="991"/>
+  </w:num>
+  <w:num w:numId="1094">
+    <w:abstractNumId w:val="99411"/>
+    <w:lvlOverride w:ilvl="0">
+      <w:startOverride w:val="1"/>
+    </w:lvlOverride>
+    <w:lvlOverride w:ilvl="1">
+      <w:startOverride w:val="1"/>
+    </w:lvlOverride>
+    <w:lvlOverride w:ilvl="2">
+      <w:startOverride w:val="1"/>
+    </w:lvlOverride>
+    <w:lvlOverride w:ilvl="3">
+      <w:startOverride w:val="1"/>
+    </w:lvlOverride>
+    <w:lvlOverride w:ilvl="4">
+      <w:startOverride w:val="1"/>
+    </w:lvlOverride>
+    <w:lvlOverride w:ilvl="5">
+      <w:startOverride w:val="1"/>
+    </w:lvlOverride>
+    <w:lvlOverride w:ilvl="6">
+      <w:startOverride w:val="1"/>
+    </w:lvlOverride>
+    <w:lvlOverride w:ilvl="7">
+      <w:startOverride w:val="1"/>
+    </w:lvlOverride>
+    <w:lvlOverride w:ilvl="8">
+      <w:startOverride w:val="1"/>
+    </w:lvlOverride>
+  </w:num>
+  <w:num w:numId="1095">
+    <w:abstractNumId w:val="99411"/>
+    <w:lvlOverride w:ilvl="0">
+      <w:startOverride w:val="1"/>
+    </w:lvlOverride>
+    <w:lvlOverride w:ilvl="1">
+      <w:startOverride w:val="1"/>
+    </w:lvlOverride>
+    <w:lvlOverride w:ilvl="2">
+      <w:startOverride w:val="1"/>
+    </w:lvlOverride>
+    <w:lvlOverride w:ilvl="3">
+      <w:startOverride w:val="1"/>
+    </w:lvlOverride>
+    <w:lvlOverride w:ilvl="4">
+      <w:startOverride w:val="1"/>
+    </w:lvlOverride>
+    <w:lvlOverride w:ilvl="5">
+      <w:startOverride w:val="1"/>
+    </w:lvlOverride>
+    <w:lvlOverride w:ilvl="6">
+      <w:startOverride w:val="1"/>
+    </w:lvlOverride>
+    <w:lvlOverride w:ilvl="7">
+      <w:startOverride w:val="1"/>
+    </w:lvlOverride>
+    <w:lvlOverride w:ilvl="8">
+      <w:startOverride w:val="1"/>
+    </w:lvlOverride>
+  </w:num>
+  <w:num w:numId="1096">
+    <w:abstractNumId w:val="99411"/>
+    <w:lvlOverride w:ilvl="0">
+      <w:startOverride w:val="1"/>
+    </w:lvlOverride>
+    <w:lvlOverride w:ilvl="1">
+      <w:startOverride w:val="1"/>
+    </w:lvlOverride>
+    <w:lvlOverride w:ilvl="2">
+      <w:startOverride w:val="1"/>
+    </w:lvlOverride>
+    <w:lvlOverride w:ilvl="3">
+      <w:startOverride w:val="1"/>
+    </w:lvlOverride>
+    <w:lvlOverride w:ilvl="4">
+      <w:startOverride w:val="1"/>
+    </w:lvlOverride>
+    <w:lvlOverride w:ilvl="5">
+      <w:startOverride w:val="1"/>
+    </w:lvlOverride>
+    <w:lvlOverride w:ilvl="6">
+      <w:startOverride w:val="1"/>
+    </w:lvlOverride>
+    <w:lvlOverride w:ilvl="7">
+      <w:startOverride w:val="1"/>
+    </w:lvlOverride>
+    <w:lvlOverride w:ilvl="8">
+      <w:startOverride w:val="1"/>
+    </w:lvlOverride>
+  </w:num>
+  <w:num w:numId="1097">
     <w:abstractNumId w:val="991"/>
   </w:num>
 </w:numbering>

--- a/docs/handbook/fr-CA/Individual-Guide-Handbook.docx
+++ b/docs/handbook/fr-CA/Individual-Guide-Handbook.docx
@@ -43,7 +43,7 @@
         <w:rPr>
           <w:lang w:val="fr-CA"/>
         </w:rPr>
-        <w:t xml:space="preserve">Édition pour débutants · Version 0.6.0 · 20 octobre 2026</w:t>
+        <w:t xml:space="preserve">Édition pour débutants · Version 0.7.0 · 23 octobre 2026</w:t>
       </w:r>
     </w:p>
     <w:sdt>
@@ -188,7 +188,7 @@
           <w:bCs/>
           <w:lang w:val="fr-CA"/>
         </w:rPr>
-        <w:t xml:space="preserve">Individual Guide 0.6.0</w:t>
+        <w:t xml:space="preserve">Individual Guide 0.7.0</w:t>
       </w:r>
       <w:r>
         <w:rPr>
@@ -1294,7 +1294,7 @@
           <w:bCs/>
           <w:lang w:val="fr-CA"/>
         </w:rPr>
-        <w:t xml:space="preserve">IndividualGuide-0.6.0-Setup-Windows-x64.exe</w:t>
+        <w:t xml:space="preserve">IndividualGuide-0.7.0-Setup-Windows-x64.exe</w:t>
       </w:r>
       <w:r>
         <w:rPr>
@@ -1320,7 +1320,7 @@
             <w:rStyle w:val="Hyperlink"/>
             <w:lang w:val="fr-CA"/>
           </w:rPr>
-          <w:t xml:space="preserve">page de la version 0.6.0</w:t>
+          <w:t xml:space="preserve">page de la version 0.7.0</w:t>
         </w:r>
       </w:hyperlink>
       <w:r>
@@ -1589,7 +1589,7 @@
       <w:r>
         <w:drawing>
           <wp:inline>
-            <wp:extent cx="4319999" cy="4240799"/>
+            <wp:extent cx="4319999" cy="3398399"/>
             <wp:effectExtent b="0" l="0" r="0" t="0"/>
             <wp:docPr descr="Figure 2. À l’accueil, choisissez Commencer avec un canevas vide pour accéder à l’espace de travail et à son menu Aide." title="" id="25" name="Picture"/>
             <a:graphic>
@@ -1610,7 +1610,7 @@
                   <pic:spPr bwMode="auto">
                     <a:xfrm>
                       <a:off x="0" y="0"/>
-                      <a:ext cx="4319999" cy="4240799"/>
+                      <a:ext cx="4319999" cy="3398399"/>
                     </a:xfrm>
                     <a:prstGeom prst="rect">
                       <a:avLst/>
@@ -1832,33 +1832,99 @@
         <w:rPr>
           <w:lang w:val="fr-CA"/>
         </w:rPr>
-        <w:t xml:space="preserve">.</w:t>
-      </w:r>
-      <w:r>
-        <w:rPr>
-          <w:lang w:val="fr-CA"/>
-        </w:rPr>
-        <w:t xml:space="preserve"> </w:t>
-      </w:r>
-      <w:r>
-        <w:rPr>
-          <w:b/>
-          <w:bCs/>
-          <w:lang w:val="fr-CA"/>
-        </w:rPr>
-        <w:t xml:space="preserve">Paramètres &gt; Langue</w:t>
-      </w:r>
-      <w:r>
-        <w:rPr>
-          <w:lang w:val="fr-CA"/>
-        </w:rPr>
-        <w:t xml:space="preserve"> </w:t>
-      </w:r>
-      <w:r>
-        <w:rPr>
-          <w:lang w:val="fr-CA"/>
-        </w:rPr>
-        <w:t xml:space="preserve">offre le même choix.</w:t>
+        <w:t xml:space="preserve">. Dans</w:t>
+      </w:r>
+      <w:r>
+        <w:rPr>
+          <w:lang w:val="fr-CA"/>
+        </w:rPr>
+        <w:t xml:space="preserve"> </w:t>
+      </w:r>
+      <w:r>
+        <w:rPr>
+          <w:b/>
+          <w:bCs/>
+          <w:lang w:val="fr-CA"/>
+        </w:rPr>
+        <w:t xml:space="preserve">Paramètres</w:t>
+      </w:r>
+      <w:r>
+        <w:rPr>
+          <w:lang w:val="fr-CA"/>
+        </w:rPr>
+        <w:t xml:space="preserve">, recherchez</w:t>
+      </w:r>
+      <w:r>
+        <w:rPr>
+          <w:lang w:val="fr-CA"/>
+        </w:rPr>
+        <w:t xml:space="preserve"> </w:t>
+      </w:r>
+      <w:r>
+        <w:rPr>
+          <w:b/>
+          <w:bCs/>
+          <w:lang w:val="fr-CA"/>
+        </w:rPr>
+        <w:t xml:space="preserve">Langue de l’interface</w:t>
+      </w:r>
+      <w:r>
+        <w:rPr>
+          <w:lang w:val="fr-CA"/>
+        </w:rPr>
+        <w:t xml:space="preserve">, puis sélectionnez</w:t>
+      </w:r>
+      <w:r>
+        <w:rPr>
+          <w:lang w:val="fr-CA"/>
+        </w:rPr>
+        <w:t xml:space="preserve"> </w:t>
+      </w:r>
+      <w:r>
+        <w:rPr>
+          <w:b/>
+          <w:bCs/>
+          <w:lang w:val="fr-CA"/>
+        </w:rPr>
+        <w:t xml:space="preserve">Édition</w:t>
+      </w:r>
+      <w:r>
+        <w:rPr>
+          <w:lang w:val="fr-CA"/>
+        </w:rPr>
+        <w:t xml:space="preserve"> </w:t>
+      </w:r>
+      <w:r>
+        <w:rPr>
+          <w:lang w:val="fr-CA"/>
+        </w:rPr>
+        <w:t xml:space="preserve">et</w:t>
+      </w:r>
+      <w:r>
+        <w:rPr>
+          <w:lang w:val="fr-CA"/>
+        </w:rPr>
+        <w:t xml:space="preserve"> </w:t>
+      </w:r>
+      <w:r>
+        <w:rPr>
+          <w:b/>
+          <w:bCs/>
+          <w:lang w:val="fr-CA"/>
+        </w:rPr>
+        <w:t xml:space="preserve">Enregistrer l’option</w:t>
+      </w:r>
+      <w:r>
+        <w:rPr>
+          <w:lang w:val="fr-CA"/>
+        </w:rPr>
+        <w:t xml:space="preserve"> </w:t>
+      </w:r>
+      <w:r>
+        <w:rPr>
+          <w:lang w:val="fr-CA"/>
+        </w:rPr>
+        <w:t xml:space="preserve">pour une valeur globale ou un remplacement du projet.</w:t>
       </w:r>
     </w:p>
     <w:p>
@@ -1884,7 +1950,7 @@
         <w:rPr>
           <w:lang w:val="fr-CA"/>
         </w:rPr>
-        <w:t xml:space="preserve">La langue est distincte du projet. Ouvrir un autre projet ne la change pas. Vos données, noms de colonnes, chemins de fichiers, formules et noms saisis restent tels quels. Les commandes R et les identifiants techniques gardent l’orthographe que R exige.</w:t>
+        <w:t xml:space="preserve">Le menu Langue définit la langue globale. Un projet peut la remplacer dans Paramètres. Vos données, noms de colonnes, chemins de fichiers, formules et noms saisis restent tels quels. Les commandes R et les identifiants techniques gardent l’orthographe que R exige.</w:t>
       </w:r>
     </w:p>
     <w:p>
@@ -3663,7 +3729,7 @@
       <w:r>
         <w:drawing>
           <wp:inline>
-            <wp:extent cx="5334000" cy="4599554"/>
+            <wp:extent cx="5334000" cy="4049888"/>
             <wp:effectExtent b="0" l="0" r="0" t="0"/>
             <wp:docPr descr="Figure 5. Partez de ces paramètres de Nuage de points et remplacez Y / valeur par Petal.Width. Enregistrer : Image ggplot statique conserve une image pour le rapport." title="" id="44" name="Picture"/>
             <a:graphic>
@@ -3684,7 +3750,7 @@
                   <pic:spPr bwMode="auto">
                     <a:xfrm>
                       <a:off x="0" y="0"/>
-                      <a:ext cx="5334000" cy="4599554"/>
+                      <a:ext cx="5334000" cy="4049888"/>
                     </a:xfrm>
                     <a:prstGeom prst="rect">
                       <a:avLst/>
@@ -4588,7 +4654,7 @@
       <w:r>
         <w:drawing>
           <wp:inline>
-            <wp:extent cx="5334000" cy="1071634"/>
+            <wp:extent cx="5334000" cy="876912"/>
             <wp:effectExtent b="0" l="0" r="0" t="0"/>
             <wp:docPr descr="Figure 6. Dans Sorties, flowers: table déclare la table à conserver. Son nom correspond à flowers dans le code copié." title="" id="51" name="Picture"/>
             <a:graphic>
@@ -4609,7 +4675,7 @@
                   <pic:spPr bwMode="auto">
                     <a:xfrm>
                       <a:off x="0" y="0"/>
-                      <a:ext cx="5334000" cy="1071634"/>
+                      <a:ext cx="5334000" cy="876912"/>
                     </a:xfrm>
                     <a:prstGeom prst="rect">
                       <a:avLst/>
@@ -5145,7 +5211,7 @@
       <w:r>
         <w:drawing>
           <wp:inline>
-            <wp:extent cx="5334000" cy="4599554"/>
+            <wp:extent cx="5334000" cy="4049888"/>
             <wp:effectExtent b="0" l="0" r="0" t="0"/>
             <wp:docPr descr="Figure 7. Statistiques descriptives demande une table d’entrée et des colonnes numériques. La case Enregistrer conserve la Table de sortie pour les tâches suivantes." title="" id="56" name="Picture"/>
             <a:graphic>
@@ -5166,7 +5232,7 @@
                   <pic:spPr bwMode="auto">
                     <a:xfrm>
                       <a:off x="0" y="0"/>
-                      <a:ext cx="5334000" cy="4599554"/>
+                      <a:ext cx="5334000" cy="4049888"/>
                     </a:xfrm>
                     <a:prstGeom prst="rect">
                       <a:avLst/>
@@ -8137,7 +8203,7 @@
       <w:r>
         <w:drawing>
           <wp:inline>
-            <wp:extent cx="5334000" cy="4599554"/>
+            <wp:extent cx="5334000" cy="4049888"/>
             <wp:effectExtent b="0" l="0" r="0" t="0"/>
             <wp:docPr descr="Figure 8. Dans Résultats, l’onglet Données présente une ligne par mesure numérique. Vérifiez la moyenne et le nombre de valeurs manquantes avant d’utiliser la table dans un rapport." title="" id="69" name="Picture"/>
             <a:graphic>
@@ -8158,7 +8224,7 @@
                   <pic:spPr bwMode="auto">
                     <a:xfrm>
                       <a:off x="0" y="0"/>
-                      <a:ext cx="5334000" cy="4599554"/>
+                      <a:ext cx="5334000" cy="4049888"/>
                     </a:xfrm>
                     <a:prstGeom prst="rect">
                       <a:avLst/>
@@ -10214,7 +10280,7 @@
       <w:r>
         <w:drawing>
           <wp:inline>
-            <wp:extent cx="5334000" cy="4599554"/>
+            <wp:extent cx="5334000" cy="4190543"/>
             <wp:effectExtent b="0" l="0" r="0" t="0"/>
             <wp:docPr descr="Figure 11. Importer des données détecte le CSV choisi et propose les réglages du séparateur et des en-têtes. Vérifiez l’aperçu avant d’exécuter l’importation." title="" id="95" name="Picture"/>
             <a:graphic>
@@ -10235,7 +10301,7 @@
                   <pic:spPr bwMode="auto">
                     <a:xfrm>
                       <a:off x="0" y="0"/>
-                      <a:ext cx="5334000" cy="4599554"/>
+                      <a:ext cx="5334000" cy="4190543"/>
                     </a:xfrm>
                     <a:prstGeom prst="rect">
                       <a:avLst/>
@@ -12072,7 +12138,7 @@
       <w:r>
         <w:drawing>
           <wp:inline>
-            <wp:extent cx="5334000" cy="4599554"/>
+            <wp:extent cx="5334000" cy="4190543"/>
             <wp:effectExtent b="0" l="0" r="0" t="0"/>
             <wp:docPr descr="Figure 12. Le Créateur de requêtes sépare la sélection de colonnes, les filtres, le tri et les jointures en onglets. Ajoutez les colonnes voulues à Colonnes sélectionnées avant l’aperçu." title="" id="103" name="Picture"/>
             <a:graphic>
@@ -12093,7 +12159,7 @@
                   <pic:spPr bwMode="auto">
                     <a:xfrm>
                       <a:off x="0" y="0"/>
-                      <a:ext cx="5334000" cy="4599554"/>
+                      <a:ext cx="5334000" cy="4190543"/>
                     </a:xfrm>
                     <a:prstGeom prst="rect">
                       <a:avLst/>
@@ -14640,7 +14706,7 @@
       <w:r>
         <w:drawing>
           <wp:inline>
-            <wp:extent cx="5334000" cy="4599554"/>
+            <wp:extent cx="5334000" cy="4049888"/>
             <wp:effectExtent b="0" l="0" r="0" t="0"/>
             <wp:docPr descr="Figure 13. Empiler des colonnes conserve les identifiants non sélectionnés et place les mesures choisies dans deux nouvelles colonnes : leurs noms et leurs valeurs." title="" id="115" name="Picture"/>
             <a:graphic>
@@ -14661,7 +14727,7 @@
                   <pic:spPr bwMode="auto">
                     <a:xfrm>
                       <a:off x="0" y="0"/>
-                      <a:ext cx="5334000" cy="4599554"/>
+                      <a:ext cx="5334000" cy="4049888"/>
                     </a:xfrm>
                     <a:prstGeom prst="rect">
                       <a:avLst/>
@@ -16490,7 +16556,7 @@
       <w:r>
         <w:drawing>
           <wp:inline>
-            <wp:extent cx="5334000" cy="4599554"/>
+            <wp:extent cx="5334000" cy="4049888"/>
             <wp:effectExtent b="0" l="0" r="0" t="0"/>
             <wp:docPr descr="Figure 14. Supprimer les doublons compare les lignes complètes ou les clés choisies. Choisissez la portée avant de vérifier le nombre de lignes retirées." title="" id="125" name="Picture"/>
             <a:graphic>
@@ -16511,7 +16577,7 @@
                   <pic:spPr bwMode="auto">
                     <a:xfrm>
                       <a:off x="0" y="0"/>
-                      <a:ext cx="5334000" cy="4599554"/>
+                      <a:ext cx="5334000" cy="4049888"/>
                     </a:xfrm>
                     <a:prstGeom prst="rect">
                       <a:avLst/>
@@ -19179,7 +19245,7 @@
       <w:r>
         <w:drawing>
           <wp:inline>
-            <wp:extent cx="5334000" cy="4599554"/>
+            <wp:extent cx="5334000" cy="4049888"/>
             <wp:effectExtent b="0" l="0" r="0" t="0"/>
             <wp:docPr descr="Figure 15. Fréquences simples compte la Variable choisie. Trier par fréquence change l’ordre. Résultats permet de vérifier les effectifs." title="" id="139" name="Picture"/>
             <a:graphic>
@@ -19200,7 +19266,7 @@
                   <pic:spPr bwMode="auto">
                     <a:xfrm>
                       <a:off x="0" y="0"/>
-                      <a:ext cx="5334000" cy="4599554"/>
+                      <a:ext cx="5334000" cy="4049888"/>
                     </a:xfrm>
                     <a:prstGeom prst="rect">
                       <a:avLst/>
@@ -20039,7 +20105,7 @@
       <w:r>
         <w:drawing>
           <wp:inline>
-            <wp:extent cx="5334000" cy="4599554"/>
+            <wp:extent cx="5334000" cy="4049888"/>
             <wp:effectExtent b="0" l="0" r="0" t="0"/>
             <wp:docPr descr="Figure 16. Tableaux récapitulatifs regroupe une Variable de valeur selon la Variable en ligne. Laissez Variable en colonne vide pour un seul regroupement." title="" id="145" name="Picture"/>
             <a:graphic>
@@ -20060,7 +20126,7 @@
                   <pic:spPr bwMode="auto">
                     <a:xfrm>
                       <a:off x="0" y="0"/>
-                      <a:ext cx="5334000" cy="4599554"/>
+                      <a:ext cx="5334000" cy="4049888"/>
                     </a:xfrm>
                     <a:prstGeom prst="rect">
                       <a:avLst/>
@@ -21460,7 +21526,7 @@
       <w:r>
         <w:drawing>
           <wp:inline>
-            <wp:extent cx="5334000" cy="4599554"/>
+            <wp:extent cx="5334000" cy="4049888"/>
             <wp:effectExtent b="0" l="0" r="0" t="0"/>
             <wp:docPr descr="Figure 17. Laisser Valeur vide fait compter les observations au Diagramme à barres. Choisissez Species dans Catégorie / X pour comparer les trois groupes de fleurs." title="" id="154" name="Picture"/>
             <a:graphic>
@@ -21481,7 +21547,7 @@
                   <pic:spPr bwMode="auto">
                     <a:xfrm>
                       <a:off x="0" y="0"/>
-                      <a:ext cx="5334000" cy="4599554"/>
+                      <a:ext cx="5334000" cy="4049888"/>
                     </a:xfrm>
                     <a:prstGeom prst="rect">
                       <a:avLst/>
@@ -25648,7 +25714,7 @@
       <w:r>
         <w:drawing>
           <wp:inline>
-            <wp:extent cx="5334000" cy="4599554"/>
+            <wp:extent cx="5334000" cy="4049888"/>
             <wp:effectExtent b="0" l="0" r="0" t="0"/>
             <wp:docPr descr="Figure 18. Régression linéaire utilise une réponse et des prédicteurs sélectionnés. Les sorties facultatives comprennent les valeurs ajustées et un objet de modèle." title="" id="172" name="Picture"/>
             <a:graphic>
@@ -25669,7 +25735,7 @@
                   <pic:spPr bwMode="auto">
                     <a:xfrm>
                       <a:off x="0" y="0"/>
-                      <a:ext cx="5334000" cy="4599554"/>
+                      <a:ext cx="5334000" cy="4049888"/>
                     </a:xfrm>
                     <a:prstGeom prst="rect">
                       <a:avLst/>
@@ -28312,7 +28378,7 @@
       <w:r>
         <w:drawing>
           <wp:inline>
-            <wp:extent cx="5334000" cy="4599554"/>
+            <wp:extent cx="5334000" cy="4049888"/>
             <wp:effectExtent b="0" l="0" r="0" t="0"/>
             <wp:docPr descr="Figure 19. Cartes de contrôle utilise l’ordre des lignes de l’entrée. Sous-groupe vide choisit une carte individuelle; les règles de séquence ajoutent des vérifications de motifs." title="" id="186" name="Picture"/>
             <a:graphic>
@@ -28333,7 +28399,7 @@
                   <pic:spPr bwMode="auto">
                     <a:xfrm>
                       <a:off x="0" y="0"/>
-                      <a:ext cx="5334000" cy="4599554"/>
+                      <a:ext cx="5334000" cy="4049888"/>
                     </a:xfrm>
                     <a:prstGeom prst="rect">
                       <a:avLst/>
@@ -28629,7 +28695,7 @@
       <w:r>
         <w:drawing>
           <wp:inline>
-            <wp:extent cx="5334000" cy="4599554"/>
+            <wp:extent cx="5334000" cy="4049888"/>
             <wp:effectExtent b="0" l="0" r="0" t="0"/>
             <wp:docPr descr="Figure 20. Le formulaire de prévision utilise une colonne de valeurs ordonnées et un horizon en pas. Il ne déduit pas l’intervalle du calendrier à partir d’une colonne de dates." title="" id="191" name="Picture"/>
             <a:graphic>
@@ -28650,7 +28716,7 @@
                   <pic:spPr bwMode="auto">
                     <a:xfrm>
                       <a:off x="0" y="0"/>
-                      <a:ext cx="5334000" cy="4599554"/>
+                      <a:ext cx="5334000" cy="4049888"/>
                     </a:xfrm>
                     <a:prstGeom prst="rect">
                       <a:avLst/>
@@ -29109,7 +29175,7 @@
       <w:r>
         <w:drawing>
           <wp:inline>
-            <wp:extent cx="5219999" cy="4501251"/>
+            <wp:extent cx="5219999" cy="3963333"/>
             <wp:effectExtent b="0" l="0" r="0" t="0"/>
             <wp:docPr descr="Figure 21. Tables de survie distingue le temps de suivi, le codage de l’événement et les strates facultatives. Vérifiez la colonne d’événement préparée avant de lire les courbes." title="" id="197" name="Picture"/>
             <a:graphic>
@@ -29130,7 +29196,7 @@
                   <pic:spPr bwMode="auto">
                     <a:xfrm>
                       <a:off x="0" y="0"/>
-                      <a:ext cx="5219999" cy="4501251"/>
+                      <a:ext cx="5219999" cy="3963333"/>
                     </a:xfrm>
                     <a:prstGeom prst="rect">
                       <a:avLst/>
@@ -30170,7 +30236,7 @@
       <w:r>
         <w:drawing>
           <wp:inline>
-            <wp:extent cx="5334000" cy="4599554"/>
+            <wp:extent cx="5334000" cy="4049888"/>
             <wp:effectExtent b="0" l="0" r="0" t="0"/>
             <wp:docPr descr="Figure 22. Les paramètres de Branchement nomment chaque chemin et sa condition. La tâche suivante doit aussi choisir ce chemin dans Exécuter après le chemin de branchement/boucle." title="" id="204" name="Picture"/>
             <a:graphic>
@@ -30191,7 +30257,7 @@
                   <pic:spPr bwMode="auto">
                     <a:xfrm>
                       <a:off x="0" y="0"/>
-                      <a:ext cx="5334000" cy="4599554"/>
+                      <a:ext cx="5334000" cy="4049888"/>
                     </a:xfrm>
                     <a:prstGeom prst="rect">
                       <a:avLst/>
@@ -30862,7 +30928,7 @@
       <w:r>
         <w:drawing>
           <wp:inline>
-            <wp:extent cx="5334000" cy="4599554"/>
+            <wp:extent cx="5334000" cy="4049888"/>
             <wp:effectExtent b="0" l="0" r="0" t="0"/>
             <wp:docPr descr="Figure 23. Les paramètres de Boucle définissent la source du travail répété. Aperçu de la boucle permet de vérifier les groupes prévus avant d’exécuter le flux." title="" id="209" name="Picture"/>
             <a:graphic>
@@ -30883,7 +30949,7 @@
                   <pic:spPr bwMode="auto">
                     <a:xfrm>
                       <a:off x="0" y="0"/>
-                      <a:ext cx="5334000" cy="4599554"/>
+                      <a:ext cx="5334000" cy="4049888"/>
                     </a:xfrm>
                     <a:prstGeom prst="rect">
                       <a:avLst/>
@@ -31937,7 +32003,7 @@
       <w:r>
         <w:drawing>
           <wp:inline>
-            <wp:extent cx="5334000" cy="4636648"/>
+            <wp:extent cx="5334000" cy="3883201"/>
             <wp:effectExtent b="0" l="0" r="0" t="0"/>
             <wp:docPr descr="Figure 24. La Journalisation permet de choisir les événements, les niveaux et les champs des messages. Testez le texte dans l’aperçu avant d’exécuter la tâche." title="" id="218" name="Picture"/>
             <a:graphic>
@@ -31958,7 +32024,7 @@
                   <pic:spPr bwMode="auto">
                     <a:xfrm>
                       <a:off x="0" y="0"/>
-                      <a:ext cx="5334000" cy="4636648"/>
+                      <a:ext cx="5334000" cy="3883201"/>
                     </a:xfrm>
                     <a:prstGeom prst="rect">
                       <a:avLst/>
@@ -32031,7 +32097,7 @@
       <w:r>
         <w:drawing>
           <wp:inline>
-            <wp:extent cx="5334000" cy="3246120"/>
+            <wp:extent cx="5334000" cy="2506033"/>
             <wp:effectExtent b="0" l="0" r="0" t="0"/>
             <wp:docPr descr="Figure 25. Lisez l’entrée rendue avant d’exécuter la tâche. L’aperçu du fichier permet d’examiner Texte, CSV ou JSON sans écrire de fichier." title="" id="222" name="Picture"/>
             <a:graphic>
@@ -32052,7 +32118,7 @@
                   <pic:spPr bwMode="auto">
                     <a:xfrm>
                       <a:off x="0" y="0"/>
-                      <a:ext cx="5334000" cy="3246120"/>
+                      <a:ext cx="5334000" cy="2506033"/>
                     </a:xfrm>
                     <a:prstGeom prst="rect">
                       <a:avLst/>
@@ -32672,7 +32738,7 @@
       <w:r>
         <w:drawing>
           <wp:inline>
-            <wp:extent cx="5334000" cy="4599554"/>
+            <wp:extent cx="5334000" cy="4049888"/>
             <wp:effectExtent b="0" l="0" r="0" t="0"/>
             <wp:docPr descr="Figure 26. Exporter le journal demande un chemin de fichier complet, un format et les tâches à attendre. Son filtre de gravité s’applique aux messages déjà conservés par ces tâches." title="" id="228" name="Picture"/>
             <a:graphic>
@@ -32693,7 +32759,7 @@
                   <pic:spPr bwMode="auto">
                     <a:xfrm>
                       <a:off x="0" y="0"/>
-                      <a:ext cx="5334000" cy="4599554"/>
+                      <a:ext cx="5334000" cy="4049888"/>
                     </a:xfrm>
                     <a:prstGeom prst="rect">
                       <a:avLst/>
@@ -33011,7 +33077,7 @@
       <w:r>
         <w:drawing>
           <wp:inline>
-            <wp:extent cx="5334000" cy="4599554"/>
+            <wp:extent cx="5334000" cy="4049888"/>
             <wp:effectExtent b="0" l="0" r="0" t="0"/>
             <wp:docPr descr="Figure 27. Apparence du Rapport contrôle l’annexe du journal et son niveau minimal. Générez de nouveau le rapport après avoir changé ce réglage." title="" id="233" name="Picture"/>
             <a:graphic>
@@ -33032,7 +33098,7 @@
                   <pic:spPr bwMode="auto">
                     <a:xfrm>
                       <a:off x="0" y="0"/>
-                      <a:ext cx="5334000" cy="4599554"/>
+                      <a:ext cx="5334000" cy="4049888"/>
                     </a:xfrm>
                     <a:prstGeom prst="rect">
                       <a:avLst/>
@@ -33744,7 +33810,7 @@
       <w:r>
         <w:drawing>
           <wp:inline>
-            <wp:extent cx="5334000" cy="4599554"/>
+            <wp:extent cx="5334000" cy="4049888"/>
             <wp:effectExtent b="0" l="0" r="0" t="0"/>
             <wp:docPr descr="Figure 28. Ajoutez les sorties de gauche pour construire le Contenu du rapport à droite. Chaque élément peut avoir son titre, sa note et son style de rendu." title="" id="241" name="Picture"/>
             <a:graphic>
@@ -33765,7 +33831,7 @@
                   <pic:spPr bwMode="auto">
                     <a:xfrm>
                       <a:off x="0" y="0"/>
-                      <a:ext cx="5334000" cy="4599554"/>
+                      <a:ext cx="5334000" cy="4049888"/>
                     </a:xfrm>
                     <a:prstGeom prst="rect">
                       <a:avLst/>
@@ -34424,7 +34490,7 @@
       <w:r>
         <w:drawing>
           <wp:inline>
-            <wp:extent cx="5334000" cy="4599554"/>
+            <wp:extent cx="5334000" cy="4049888"/>
             <wp:effectExtent b="0" l="0" r="0" t="0"/>
             <wp:docPr descr="Figure 29. Exporter sépare le dossier de destination du nom du fichier. Vérifiez l’adresse complète avant d’écrire ou de remplacer un fichier." title="" id="248" name="Picture"/>
             <a:graphic>
@@ -34445,7 +34511,7 @@
                   <pic:spPr bwMode="auto">
                     <a:xfrm>
                       <a:off x="0" y="0"/>
-                      <a:ext cx="5334000" cy="4599554"/>
+                      <a:ext cx="5334000" cy="4049888"/>
                     </a:xfrm>
                     <a:prstGeom prst="rect">
                       <a:avLst/>
@@ -35203,7 +35269,7 @@
       <w:r>
         <w:drawing>
           <wp:inline>
-            <wp:extent cx="5334000" cy="4599554"/>
+            <wp:extent cx="5334000" cy="4049888"/>
             <wp:effectExtent b="0" l="0" r="0" t="0"/>
             <wp:docPr descr="Figure 30. La Console R comprend une zone de commande et une transcription. Les commandes de données du projet fournissent des copies de travail pour les essais, sans ajouter d’étape au flux." title="" id="256" name="Picture"/>
             <a:graphic>
@@ -35224,7 +35290,7 @@
                   <pic:spPr bwMode="auto">
                     <a:xfrm>
                       <a:off x="0" y="0"/>
-                      <a:ext cx="5334000" cy="4599554"/>
+                      <a:ext cx="5334000" cy="4049888"/>
                     </a:xfrm>
                     <a:prstGeom prst="rect">
                       <a:avLst/>
@@ -36234,7 +36300,7 @@
       <w:r>
         <w:drawing>
           <wp:inline>
-            <wp:extent cx="5334000" cy="4599554"/>
+            <wp:extent cx="5334000" cy="4049888"/>
             <wp:effectExtent b="0" l="0" r="0" t="0"/>
             <wp:docPr descr="Figure 31. L’onglet Code sépare le pipeline des fonctions de soutien. Télécharger .R les réunit dans un fichier; Télécharger l’ensemble les garde ensemble dans un ZIP." title="" id="266" name="Picture"/>
             <a:graphic>
@@ -36255,7 +36321,7 @@
                   <pic:spPr bwMode="auto">
                     <a:xfrm>
                       <a:off x="0" y="0"/>
-                      <a:ext cx="5334000" cy="4599554"/>
+                      <a:ext cx="5334000" cy="4049888"/>
                     </a:xfrm>
                     <a:prstGeom prst="rect">
                       <a:avLst/>
@@ -37103,7 +37169,7 @@
       <w:r>
         <w:drawing>
           <wp:inline>
-            <wp:extent cx="5334000" cy="3489973"/>
+            <wp:extent cx="5334000" cy="5262879"/>
             <wp:effectExtent b="0" l="0" r="0" t="0"/>
             <wp:docPr descr="Figure 33. La Liste des tâches offre une autre vue du diagramme, avec recherche. Trouvez une tâche par son nom, son type, son état ou sa sortie." title="" id="278" name="Picture"/>
             <a:graphic>
@@ -37124,7 +37190,7 @@
                   <pic:spPr bwMode="auto">
                     <a:xfrm>
                       <a:off x="0" y="0"/>
-                      <a:ext cx="5334000" cy="3489973"/>
+                      <a:ext cx="5334000" cy="5262879"/>
                     </a:xfrm>
                     <a:prstGeom prst="rect">
                       <a:avLst/>
@@ -37396,7 +37462,53 @@
         <w:rPr>
           <w:lang w:val="fr-CA"/>
         </w:rPr>
-        <w:t xml:space="preserve">Changez un paramètre à la fois. Commencez par</w:t>
+        <w:t xml:space="preserve">Choisissez</w:t>
+      </w:r>
+      <w:r>
+        <w:rPr>
+          <w:lang w:val="fr-CA"/>
+        </w:rPr>
+        <w:t xml:space="preserve"> </w:t>
+      </w:r>
+      <w:r>
+        <w:rPr>
+          <w:b/>
+          <w:bCs/>
+          <w:lang w:val="fr-CA"/>
+        </w:rPr>
+        <w:t xml:space="preserve">Valeurs globales par défaut</w:t>
+      </w:r>
+      <w:r>
+        <w:rPr>
+          <w:lang w:val="fr-CA"/>
+        </w:rPr>
+        <w:t xml:space="preserve"> </w:t>
+      </w:r>
+      <w:r>
+        <w:rPr>
+          <w:lang w:val="fr-CA"/>
+        </w:rPr>
+        <w:t xml:space="preserve">ou</w:t>
+      </w:r>
+      <w:r>
+        <w:rPr>
+          <w:lang w:val="fr-CA"/>
+        </w:rPr>
+        <w:t xml:space="preserve"> </w:t>
+      </w:r>
+      <w:r>
+        <w:rPr>
+          <w:b/>
+          <w:bCs/>
+          <w:lang w:val="fr-CA"/>
+        </w:rPr>
+        <w:t xml:space="preserve">Ce projet</w:t>
+      </w:r>
+      <w:r>
+        <w:rPr>
+          <w:lang w:val="fr-CA"/>
+        </w:rPr>
+        <w:t xml:space="preserve">, puis recherchez une option ou sélectionnez une catégorie. Commencez par</w:t>
       </w:r>
       <w:r>
         <w:rPr>
@@ -37477,13 +37589,39 @@
           <w:bCs/>
           <w:lang w:val="fr-CA"/>
         </w:rPr>
-        <w:t xml:space="preserve">Appliquer</w:t>
-      </w:r>
-      <w:r>
-        <w:rPr>
-          <w:lang w:val="fr-CA"/>
-        </w:rPr>
-        <w:t xml:space="preserve">. Vérifiez l’espace de travail, puis enregistrez le projet pour garder ses paramètres.</w:t>
+        <w:t xml:space="preserve">Édition</w:t>
+      </w:r>
+      <w:r>
+        <w:rPr>
+          <w:lang w:val="fr-CA"/>
+        </w:rPr>
+        <w:t xml:space="preserve"> </w:t>
+      </w:r>
+      <w:r>
+        <w:rPr>
+          <w:lang w:val="fr-CA"/>
+        </w:rPr>
+        <w:t xml:space="preserve">à côté de l’option, changez sa valeur, puis sélectionnez</w:t>
+      </w:r>
+      <w:r>
+        <w:rPr>
+          <w:lang w:val="fr-CA"/>
+        </w:rPr>
+        <w:t xml:space="preserve"> </w:t>
+      </w:r>
+      <w:r>
+        <w:rPr>
+          <w:b/>
+          <w:bCs/>
+          <w:lang w:val="fr-CA"/>
+        </w:rPr>
+        <w:t xml:space="preserve">Enregistrer l’option</w:t>
+      </w:r>
+      <w:r>
+        <w:rPr>
+          <w:lang w:val="fr-CA"/>
+        </w:rPr>
+        <w:t xml:space="preserve">. Vérifiez l’espace de travail. Enregistrez le projet pour garder ses remplacements.</w:t>
       </w:r>
     </w:p>
     <w:bookmarkStart w:id="286" w:name="_d4aa75b3cdae9aaa9fb41ebddebd7c97b1a4232"/>
@@ -37494,9 +37632,9 @@
       <w:r>
         <w:drawing>
           <wp:inline>
-            <wp:extent cx="5334000" cy="6676389"/>
+            <wp:extent cx="5334000" cy="3516974"/>
             <wp:effectExtent b="0" l="0" r="0" t="0"/>
-            <wp:docPr descr="Figure 34. Les Paramètres contrôlent l’apparence, la taille des aperçus, les versions enregistrées et l’exécution. Appliquez un changement, vérifiez-le et enregistrez le projet." title="" id="284" name="Picture"/>
+            <wp:docPr descr="Figure 34. Les Options regroupent l’apparence, l’édition du code, la console, l’exécution et la récupération. Choisissez une portée, recherchez une option, puis sélectionnez Édition." title="" id="284" name="Picture"/>
             <a:graphic>
               <a:graphicData uri="http://schemas.openxmlformats.org/drawingml/2006/picture">
                 <pic:pic>
@@ -37515,7 +37653,7 @@
                   <pic:spPr bwMode="auto">
                     <a:xfrm>
                       <a:off x="0" y="0"/>
-                      <a:ext cx="5334000" cy="6676389"/>
+                      <a:ext cx="5334000" cy="3516974"/>
                     </a:xfrm>
                     <a:prstGeom prst="rect">
                       <a:avLst/>
@@ -37542,7 +37680,7 @@
         <w:rPr>
           <w:lang w:val="fr-CA"/>
         </w:rPr>
-        <w:t xml:space="preserve">Figure 34. Les Paramètres contrôlent l’apparence, la taille des aperçus, les versions enregistrées et l’exécution. Appliquez un changement, vérifiez-le et enregistrez le projet.</w:t>
+        <w:t xml:space="preserve">Figure 34. Les Options regroupent l’apparence, l’édition du code, la console, l’exécution et la récupération. Choisissez une portée, recherchez une option, puis sélectionnez Édition.</w:t>
       </w:r>
     </w:p>
     <w:bookmarkEnd w:id="286"/>
@@ -37550,7 +37688,7 @@
       <w:pPr>
         <w:pStyle w:val="Heading2"/>
       </w:pPr>
-      <w:bookmarkStart w:id="287" w:name="_aca9dd99f3836193fb4cc2f858cb1b537a17819"/>
+      <w:bookmarkStart w:id="287" w:name="_453fe9e796672c2cd62aba8c5e25ac473d0ae5a"/>
       <w:r>
         <w:rPr>
           <w:rStyle w:val="SectionNumber"/>
@@ -37565,9 +37703,303 @@
         <w:rPr>
           <w:lang w:val="fr-CA"/>
         </w:rPr>
+        <w:t xml:space="preserve">Valeurs globales et remplacements du projet</w:t>
+      </w:r>
+      <w:bookmarkEnd w:id="287"/>
+    </w:p>
+    <w:p>
+      <w:pPr>
+        <w:pStyle w:val="FirstParagraph"/>
+      </w:pPr>
+      <w:r>
+        <w:rPr>
+          <w:lang w:val="fr-CA"/>
+        </w:rPr>
+        <w:t xml:space="preserve">Les valeurs globales s’appliquent aux projets qui en héritent.</w:t>
+      </w:r>
+      <w:r>
+        <w:rPr>
+          <w:lang w:val="fr-CA"/>
+        </w:rPr>
+        <w:t xml:space="preserve"> </w:t>
+      </w:r>
+      <w:r>
+        <w:rPr>
+          <w:b/>
+          <w:bCs/>
+          <w:lang w:val="fr-CA"/>
+        </w:rPr>
+        <w:t xml:space="preserve">Ce projet</w:t>
+      </w:r>
+      <w:r>
+        <w:rPr>
+          <w:lang w:val="fr-CA"/>
+        </w:rPr>
+        <w:t xml:space="preserve"> </w:t>
+      </w:r>
+      <w:r>
+        <w:rPr>
+          <w:lang w:val="fr-CA"/>
+        </w:rPr>
+        <w:t xml:space="preserve">enregistre seulement les valeurs remplacées. Sélectionnez</w:t>
+      </w:r>
+      <w:r>
+        <w:rPr>
+          <w:lang w:val="fr-CA"/>
+        </w:rPr>
+        <w:t xml:space="preserve"> </w:t>
+      </w:r>
+      <w:r>
+        <w:rPr>
+          <w:b/>
+          <w:bCs/>
+          <w:lang w:val="fr-CA"/>
+        </w:rPr>
+        <w:t xml:space="preserve">Utiliser la valeur globale</w:t>
+      </w:r>
+      <w:r>
+        <w:rPr>
+          <w:lang w:val="fr-CA"/>
+        </w:rPr>
+        <w:t xml:space="preserve"> </w:t>
+      </w:r>
+      <w:r>
+        <w:rPr>
+          <w:lang w:val="fr-CA"/>
+        </w:rPr>
+        <w:t xml:space="preserve">pour retirer un remplacement du projet. Une valeur R</w:t>
+      </w:r>
+      <w:r>
+        <w:rPr>
+          <w:lang w:val="fr-CA"/>
+        </w:rPr>
+        <w:t xml:space="preserve"> </w:t>
+      </w:r>
+      <w:r>
+        <w:rPr>
+          <w:rStyle w:val="VerbatimChar"/>
+          <w:lang w:val="fr-CA"/>
+        </w:rPr>
+        <w:t xml:space="preserve">NULL</w:t>
+      </w:r>
+      <w:r>
+        <w:rPr>
+          <w:lang w:val="fr-CA"/>
+        </w:rPr>
+        <w:t xml:space="preserve"> </w:t>
+      </w:r>
+      <w:r>
+        <w:rPr>
+          <w:lang w:val="fr-CA"/>
+        </w:rPr>
+        <w:t xml:space="preserve">explicite supprime une option; elle ne signifie pas l’héritage. Les anciens projets conservent leurs préférences enregistrées à l’ouverture.</w:t>
+      </w:r>
+    </w:p>
+    <w:p>
+      <w:pPr>
+        <w:pStyle w:val="BodyText"/>
+      </w:pPr>
+      <w:r>
+        <w:rPr>
+          <w:lang w:val="fr-CA"/>
+        </w:rPr>
+        <w:t xml:space="preserve">Les catégories d’options R présentent la référence R incluse et les options enregistrées par l’application ou la console. Utilisez</w:t>
+      </w:r>
+      <w:r>
+        <w:rPr>
+          <w:lang w:val="fr-CA"/>
+        </w:rPr>
+        <w:t xml:space="preserve"> </w:t>
+      </w:r>
+      <w:r>
+        <w:rPr>
+          <w:b/>
+          <w:bCs/>
+          <w:lang w:val="fr-CA"/>
+        </w:rPr>
+        <w:t xml:space="preserve">Ajouter une option R</w:t>
+      </w:r>
+      <w:r>
+        <w:rPr>
+          <w:lang w:val="fr-CA"/>
+        </w:rPr>
+        <w:t xml:space="preserve"> </w:t>
+      </w:r>
+      <w:r>
+        <w:rPr>
+          <w:lang w:val="fr-CA"/>
+        </w:rPr>
+        <w:t xml:space="preserve">si une option de paquet ne figure pas dans la liste. Entrez son nom, choisissez le type de valeur, puis sélectionnez</w:t>
+      </w:r>
+      <w:r>
+        <w:rPr>
+          <w:lang w:val="fr-CA"/>
+        </w:rPr>
+        <w:t xml:space="preserve"> </w:t>
+      </w:r>
+      <w:r>
+        <w:rPr>
+          <w:b/>
+          <w:bCs/>
+          <w:lang w:val="fr-CA"/>
+        </w:rPr>
+        <w:t xml:space="preserve">Enregistrer l’option</w:t>
+      </w:r>
+      <w:r>
+        <w:rPr>
+          <w:lang w:val="fr-CA"/>
+        </w:rPr>
+        <w:t xml:space="preserve">. L’éditeur d’expressions accepte les vecteurs, les listes et les fonctions; les expressions sont exécutées à l’enregistrement. Consultez la documentation de l’option pour choisir une valeur valide. Certaines options R demandent un redémarrage. Si une option R enregistrée bloque le démarrage, choisissez</w:t>
+      </w:r>
+      <w:r>
+        <w:rPr>
+          <w:lang w:val="fr-CA"/>
+        </w:rPr>
+        <w:t xml:space="preserve"> </w:t>
+      </w:r>
+      <w:r>
+        <w:rPr>
+          <w:b/>
+          <w:bCs/>
+          <w:lang w:val="fr-CA"/>
+        </w:rPr>
+        <w:t xml:space="preserve">Session &gt; Redémarrer avec les options R par défaut…</w:t>
+      </w:r>
+      <w:r>
+        <w:rPr>
+          <w:lang w:val="fr-CA"/>
+        </w:rPr>
+        <w:t xml:space="preserve">, corrigez l’option, puis redémarrez normalement.</w:t>
+      </w:r>
+    </w:p>
+    <w:p>
+      <w:pPr>
+        <w:pStyle w:val="Heading2"/>
+      </w:pPr>
+      <w:bookmarkStart w:id="288" w:name="_3e611c4f56f0b34f8dafcc7bd9433489d424b8b"/>
+      <w:r>
+        <w:rPr>
+          <w:rStyle w:val="SectionNumber"/>
+          <w:lang w:val="fr-CA"/>
+        </w:rPr>
+        <w:t xml:space="preserve">22.2</w:t>
+      </w:r>
+      <w:r>
+        <w:tab/>
+      </w:r>
+      <w:r>
+        <w:rPr>
+          <w:lang w:val="fr-CA"/>
+        </w:rPr>
+        <w:t xml:space="preserve">Versions des paquets</w:t>
+      </w:r>
+      <w:bookmarkEnd w:id="288"/>
+    </w:p>
+    <w:p>
+      <w:pPr>
+        <w:pStyle w:val="FirstParagraph"/>
+      </w:pPr>
+      <w:r>
+        <w:rPr>
+          <w:lang w:val="fr-CA"/>
+        </w:rPr>
+        <w:t xml:space="preserve">Choisissez</w:t>
+      </w:r>
+      <w:r>
+        <w:rPr>
+          <w:lang w:val="fr-CA"/>
+        </w:rPr>
+        <w:t xml:space="preserve"> </w:t>
+      </w:r>
+      <w:r>
+        <w:rPr>
+          <w:b/>
+          <w:bCs/>
+          <w:lang w:val="fr-CA"/>
+        </w:rPr>
+        <w:t xml:space="preserve">Session &gt; Paquets R…</w:t>
+      </w:r>
+      <w:r>
+        <w:rPr>
+          <w:lang w:val="fr-CA"/>
+        </w:rPr>
+        <w:t xml:space="preserve">, ou</w:t>
+      </w:r>
+      <w:r>
+        <w:rPr>
+          <w:lang w:val="fr-CA"/>
+        </w:rPr>
+        <w:t xml:space="preserve"> </w:t>
+      </w:r>
+      <w:r>
+        <w:rPr>
+          <w:b/>
+          <w:bCs/>
+          <w:lang w:val="fr-CA"/>
+        </w:rPr>
+        <w:t xml:space="preserve">Gestionnaire de paquets R</w:t>
+      </w:r>
+      <w:r>
+        <w:rPr>
+          <w:lang w:val="fr-CA"/>
+        </w:rPr>
+        <w:t xml:space="preserve"> </w:t>
+      </w:r>
+      <w:r>
+        <w:rPr>
+          <w:lang w:val="fr-CA"/>
+        </w:rPr>
+        <w:t xml:space="preserve">dans les Options. IG utilise sa propre bibliothèque. Entrez le nom du paquet et une version exacte, ou laissez la version vide pour la dernière version disponible.</w:t>
+      </w:r>
+      <w:r>
+        <w:rPr>
+          <w:lang w:val="fr-CA"/>
+        </w:rPr>
+        <w:t xml:space="preserve"> </w:t>
+      </w:r>
+      <w:r>
+        <w:rPr>
+          <w:b/>
+          <w:bCs/>
+          <w:lang w:val="fr-CA"/>
+        </w:rPr>
+        <w:t xml:space="preserve">Fixer la version installée</w:t>
+      </w:r>
+      <w:r>
+        <w:rPr>
+          <w:lang w:val="fr-CA"/>
+        </w:rPr>
+        <w:t xml:space="preserve"> </w:t>
+      </w:r>
+      <w:r>
+        <w:rPr>
+          <w:lang w:val="fr-CA"/>
+        </w:rPr>
+        <w:t xml:space="preserve">conserve la version choisie. Exportez un fichier de verrouillage pour conserver le profil de paquets; restaurez-le pour demander ces versions de nouveau. Enregistrez le projet et redémarrez R après les changements de paquets. Le gestionnaire permet de restaurer un profil précédent ou de revenir aux paquets inclus.</w:t>
+      </w:r>
+    </w:p>
+    <w:p>
+      <w:pPr>
+        <w:pStyle w:val="Heading2"/>
+      </w:pPr>
+      <w:bookmarkStart w:id="289" w:name="_aca9dd99f3836193fb4cc2f858cb1b537a17819"/>
+      <w:r>
+        <w:rPr>
+          <w:rStyle w:val="SectionNumber"/>
+          <w:lang w:val="fr-CA"/>
+        </w:rPr>
+        <w:t xml:space="preserve">22.3</w:t>
+      </w:r>
+      <w:r>
+        <w:tab/>
+      </w:r>
+      <w:r>
+        <w:rPr>
+          <w:lang w:val="fr-CA"/>
+        </w:rPr>
         <w:t xml:space="preserve">Affichage et navigation</w:t>
       </w:r>
-      <w:bookmarkEnd w:id="287"/>
+      <w:bookmarkEnd w:id="289"/>
     </w:p>
     <w:p>
       <w:pPr>
@@ -37617,7 +38049,7 @@
           <w:bCs/>
           <w:lang w:val="fr-CA"/>
         </w:rPr>
-        <w:t xml:space="preserve">Thème par défaut (nouveaux graphiques)</w:t>
+        <w:t xml:space="preserve">Thème de graphique par défaut</w:t>
       </w:r>
       <w:r>
         <w:rPr>
@@ -37643,19 +38075,19 @@
           <w:bCs/>
           <w:lang w:val="fr-CA"/>
         </w:rPr>
-        <w:t xml:space="preserve">Palette par défaut (nouveaux graphiques)</w:t>
-      </w:r>
-      <w:r>
-        <w:rPr>
-          <w:lang w:val="fr-CA"/>
-        </w:rPr>
-        <w:t xml:space="preserve"> </w:t>
-      </w:r>
-      <w:r>
-        <w:rPr>
-          <w:lang w:val="fr-CA"/>
-        </w:rPr>
-        <w:t xml:space="preserve">touchent les nouveaux graphiques. Ils ne changent pas tous les graphiques existants. Les commandes de zoom du menu Affichage agrandissent le texte. Pour un grand flux, combinez</w:t>
+        <w:t xml:space="preserve">Palette de graphique par défaut</w:t>
+      </w:r>
+      <w:r>
+        <w:rPr>
+          <w:lang w:val="fr-CA"/>
+        </w:rPr>
+        <w:t xml:space="preserve"> </w:t>
+      </w:r>
+      <w:r>
+        <w:rPr>
+          <w:lang w:val="fr-CA"/>
+        </w:rPr>
+        <w:t xml:space="preserve">touchent les nouveaux graphiques. Ils ne changent pas tous les graphiques existants. Les catégories d’édition du code et de console règlent les polices, le retour à la ligne et d’autres choix d’affichage. Les commandes de zoom du menu Affichage agrandissent le texte. Pour un grand flux, combinez</w:t>
       </w:r>
       <w:r>
         <w:rPr>
@@ -37746,13 +38178,13 @@
       <w:pPr>
         <w:pStyle w:val="Heading2"/>
       </w:pPr>
-      <w:bookmarkStart w:id="288" w:name="_67a53a137307e10ca4594ae92931b21ab0065e6"/>
+      <w:bookmarkStart w:id="290" w:name="_67a53a137307e10ca4594ae92931b21ab0065e6"/>
       <w:r>
         <w:rPr>
           <w:rStyle w:val="SectionNumber"/>
           <w:lang w:val="fr-CA"/>
         </w:rPr>
-        <w:t xml:space="preserve">22.2</w:t>
+        <w:t xml:space="preserve">22.4</w:t>
       </w:r>
       <w:r>
         <w:tab/>
@@ -37763,7 +38195,7 @@
         </w:rPr>
         <w:t xml:space="preserve">Enregistrement et confirmations</w:t>
       </w:r>
-      <w:bookmarkEnd w:id="288"/>
+      <w:bookmarkEnd w:id="290"/>
     </w:p>
     <w:p>
       <w:pPr>
@@ -37798,33 +38230,33 @@
         <w:rPr>
           <w:lang w:val="fr-CA"/>
         </w:rPr>
-        <w:t xml:space="preserve">Laissez</w:t>
-      </w:r>
-      <w:r>
-        <w:rPr>
-          <w:lang w:val="fr-CA"/>
-        </w:rPr>
-        <w:t xml:space="preserve"> </w:t>
-      </w:r>
-      <w:r>
-        <w:rPr>
-          <w:b/>
-          <w:bCs/>
-          <w:lang w:val="fr-CA"/>
-        </w:rPr>
-        <w:t xml:space="preserve">Arrêter le flux à la première tâche en échec</w:t>
-      </w:r>
-      <w:r>
-        <w:rPr>
-          <w:lang w:val="fr-CA"/>
-        </w:rPr>
-        <w:t xml:space="preserve"> </w:t>
-      </w:r>
-      <w:r>
-        <w:rPr>
-          <w:lang w:val="fr-CA"/>
-        </w:rPr>
-        <w:t xml:space="preserve">activé pendant votre apprentissage pour remarquer les erreurs.</w:t>
+        <w:t xml:space="preserve">Activez</w:t>
+      </w:r>
+      <w:r>
+        <w:rPr>
+          <w:lang w:val="fr-CA"/>
+        </w:rPr>
+        <w:t xml:space="preserve"> </w:t>
+      </w:r>
+      <w:r>
+        <w:rPr>
+          <w:b/>
+          <w:bCs/>
+          <w:lang w:val="fr-CA"/>
+        </w:rPr>
+        <w:t xml:space="preserve">Arrêter le flux après la première erreur</w:t>
+      </w:r>
+      <w:r>
+        <w:rPr>
+          <w:lang w:val="fr-CA"/>
+        </w:rPr>
+        <w:t xml:space="preserve"> </w:t>
+      </w:r>
+      <w:r>
+        <w:rPr>
+          <w:lang w:val="fr-CA"/>
+        </w:rPr>
+        <w:t xml:space="preserve">pendant votre apprentissage pour remarquer les erreurs.</w:t>
       </w:r>
       <w:r>
         <w:rPr>
@@ -37852,6 +38284,32 @@
         </w:rPr>
         <w:t xml:space="preserve">aide à garder l’interface disponible pendant certains travaux. Ce réglage n’exécute pas toutes les tâches en même temps.</w:t>
       </w:r>
+      <w:r>
+        <w:rPr>
+          <w:lang w:val="fr-CA"/>
+        </w:rPr>
+        <w:t xml:space="preserve"> </w:t>
+      </w:r>
+      <w:r>
+        <w:rPr>
+          <w:b/>
+          <w:bCs/>
+          <w:lang w:val="fr-CA"/>
+        </w:rPr>
+        <w:t xml:space="preserve">Intervalle d’enregistrement automatique de récupération (secondes)</w:t>
+      </w:r>
+      <w:r>
+        <w:rPr>
+          <w:lang w:val="fr-CA"/>
+        </w:rPr>
+        <w:t xml:space="preserve"> </w:t>
+      </w:r>
+      <w:r>
+        <w:rPr>
+          <w:lang w:val="fr-CA"/>
+        </w:rPr>
+        <w:t xml:space="preserve">vaut 30 par défaut.</w:t>
+      </w:r>
     </w:p>
     <w:p>
       <w:pPr>
@@ -37868,13 +38326,13 @@
       <w:pPr>
         <w:pStyle w:val="Heading2"/>
       </w:pPr>
-      <w:bookmarkStart w:id="289" w:name="_4065d8d2374fa10c0d309aff795e1794a965029"/>
+      <w:bookmarkStart w:id="291" w:name="_4065d8d2374fa10c0d309aff795e1794a965029"/>
       <w:r>
         <w:rPr>
           <w:rStyle w:val="SectionNumber"/>
           <w:lang w:val="fr-CA"/>
         </w:rPr>
-        <w:t xml:space="preserve">22.3</w:t>
+        <w:t xml:space="preserve">22.5</w:t>
       </w:r>
       <w:r>
         <w:tab/>
@@ -37885,7 +38343,7 @@
         </w:rPr>
         <w:t xml:space="preserve">Confiance et renseignements privés</w:t>
       </w:r>
-      <w:bookmarkEnd w:id="289"/>
+      <w:bookmarkEnd w:id="291"/>
     </w:p>
     <w:p>
       <w:pPr>
@@ -37913,7 +38371,7 @@
       <w:pPr>
         <w:pStyle w:val="Heading1"/>
       </w:pPr>
-      <w:bookmarkStart w:id="290" w:name="_d7446b71cfcb430df49d33749f78a202c4fc9b8"/>
+      <w:bookmarkStart w:id="292" w:name="_d7446b71cfcb430df49d33749f78a202c4fc9b8"/>
       <w:r>
         <w:rPr>
           <w:rStyle w:val="SectionNumber"/>
@@ -37930,7 +38388,7 @@
         </w:rPr>
         <w:t xml:space="preserve">Ouvrir d’autres applications Shiny</w:t>
       </w:r>
-      <w:bookmarkEnd w:id="290"/>
+      <w:bookmarkEnd w:id="292"/>
     </w:p>
     <w:p>
       <w:pPr>
@@ -37958,7 +38416,7 @@
       <w:pPr>
         <w:pStyle w:val="Heading2"/>
       </w:pPr>
-      <w:bookmarkStart w:id="291" w:name="_3b1a859b6741dfbc5762e571121795b31225f24"/>
+      <w:bookmarkStart w:id="293" w:name="_3b1a859b6741dfbc5762e571121795b31225f24"/>
       <w:r>
         <w:rPr>
           <w:rStyle w:val="SectionNumber"/>
@@ -37975,7 +38433,7 @@
         </w:rPr>
         <w:t xml:space="preserve">Ce qu’il vous faut</w:t>
       </w:r>
-      <w:bookmarkEnd w:id="291"/>
+      <w:bookmarkEnd w:id="293"/>
     </w:p>
     <w:p>
       <w:pPr>
@@ -38099,7 +38557,7 @@
       <w:pPr>
         <w:pStyle w:val="Heading2"/>
       </w:pPr>
-      <w:bookmarkStart w:id="292" w:name="_29ae360ae6e948183496a3ff05aab1575157d71"/>
+      <w:bookmarkStart w:id="294" w:name="_29ae360ae6e948183496a3ff05aab1575157d71"/>
       <w:r>
         <w:rPr>
           <w:rStyle w:val="SectionNumber"/>
@@ -38116,7 +38574,7 @@
         </w:rPr>
         <w:t xml:space="preserve">Essayer les applications de pratique</w:t>
       </w:r>
-      <w:bookmarkEnd w:id="292"/>
+      <w:bookmarkEnd w:id="294"/>
     </w:p>
     <w:p>
       <w:pPr>
@@ -38138,7 +38596,7 @@
         </w:rPr>
         <w:t xml:space="preserve"> </w:t>
       </w:r>
-      <w:hyperlink r:id="rId293">
+      <w:hyperlink r:id="rId295">
         <w:r>
           <w:rPr>
             <w:rStyle w:val="Hyperlink"/>
@@ -38317,7 +38775,7 @@
       <w:pPr>
         <w:pStyle w:val="Heading2"/>
       </w:pPr>
-      <w:bookmarkStart w:id="294" w:name="_e5b1f98f9d048705c5948025eafd99d120149eb"/>
+      <w:bookmarkStart w:id="296" w:name="_e5b1f98f9d048705c5948025eafd99d120149eb"/>
       <w:r>
         <w:rPr>
           <w:rStyle w:val="SectionNumber"/>
@@ -38334,9 +38792,9 @@
         </w:rPr>
         <w:t xml:space="preserve">Ouvrir et exécuter une application</w:t>
       </w:r>
-      <w:bookmarkEnd w:id="294"/>
-    </w:p>
-    <w:bookmarkStart w:id="298" w:name="_4ad829aa092ea5da191cef59950112c3610d9d0"/>
+      <w:bookmarkEnd w:id="296"/>
+    </w:p>
+    <w:bookmarkStart w:id="300" w:name="_4ad829aa092ea5da191cef59950112c3610d9d0"/>
     <w:p>
       <w:pPr>
         <w:pStyle w:val="CaptionedFigure"/>
@@ -38346,18 +38804,18 @@
           <wp:inline>
             <wp:extent cx="5334000" cy="3655116"/>
             <wp:effectExtent b="0" l="0" r="0" t="0"/>
-            <wp:docPr descr="Figure 35. Choisissez un fichier app.R ou un dossier contenant ui.R et server.R. Votre projet Individual Guide reste ouvert derrière cette vue." title="" id="296" name="Picture"/>
+            <wp:docPr descr="Figure 35. Choisissez un fichier app.R ou un dossier contenant ui.R et server.R. Votre projet Individual Guide reste ouvert derrière cette vue." title="" id="298" name="Picture"/>
             <a:graphic>
               <a:graphicData uri="http://schemas.openxmlformats.org/drawingml/2006/picture">
                 <pic:pic>
                   <pic:nvPicPr>
-                    <pic:cNvPr descr="assets/ui-shiny-app-picker.png" id="297" name="Picture"/>
+                    <pic:cNvPr descr="assets/ui-shiny-app-picker.png" id="299" name="Picture"/>
                     <pic:cNvPicPr>
                       <a:picLocks noChangeArrowheads="1" noChangeAspect="1"/>
                     </pic:cNvPicPr>
                   </pic:nvPicPr>
                   <pic:blipFill>
-                    <a:blip r:embed="rId295"/>
+                    <a:blip r:embed="rId297"/>
                     <a:stretch>
                       <a:fillRect/>
                     </a:stretch>
@@ -38395,7 +38853,7 @@
         <w:t xml:space="preserve">Figure 35. Choisissez un fichier app.R ou un dossier contenant ui.R et server.R. Votre projet Individual Guide reste ouvert derrière cette vue.</w:t>
       </w:r>
     </w:p>
-    <w:bookmarkEnd w:id="298"/>
+    <w:bookmarkEnd w:id="300"/>
     <w:p>
       <w:pPr>
         <w:pStyle w:val="Compact"/>
@@ -38639,7 +39097,7 @@
       <w:pPr>
         <w:pStyle w:val="Heading2"/>
       </w:pPr>
-      <w:bookmarkStart w:id="299" w:name="_811c5088e32268b256b6f64a481164f452a3aba"/>
+      <w:bookmarkStart w:id="301" w:name="_811c5088e32268b256b6f64a481164f452a3aba"/>
       <w:r>
         <w:rPr>
           <w:rStyle w:val="SectionNumber"/>
@@ -38656,9 +39114,9 @@
         </w:rPr>
         <w:t xml:space="preserve">Revenir à votre projet</w:t>
       </w:r>
-      <w:bookmarkEnd w:id="299"/>
-    </w:p>
-    <w:bookmarkStart w:id="303" w:name="_25792172c3d369c12517d351fb2c92381441bb3"/>
+      <w:bookmarkEnd w:id="301"/>
+    </w:p>
+    <w:bookmarkStart w:id="305" w:name="_25792172c3d369c12517d351fb2c92381441bb3"/>
     <w:p>
       <w:pPr>
         <w:pStyle w:val="CaptionedFigure"/>
@@ -38668,18 +39126,18 @@
           <wp:inline>
             <wp:extent cx="5334000" cy="3655116"/>
             <wp:effectExtent b="0" l="0" r="0" t="0"/>
-            <wp:docPr descr="Figure 36. L’application ouverte remplit presque toute la fenêtre. La barre Individual Guide garde à portée de main le projet, le choix d’application, le journal et la fermeture." title="" id="301" name="Picture"/>
+            <wp:docPr descr="Figure 36. L’application ouverte remplit presque toute la fenêtre. La barre Individual Guide garde à portée de main le projet, le choix d’application, le journal et la fermeture." title="" id="303" name="Picture"/>
             <a:graphic>
               <a:graphicData uri="http://schemas.openxmlformats.org/drawingml/2006/picture">
                 <pic:pic>
                   <pic:nvPicPr>
-                    <pic:cNvPr descr="assets/ui-shiny-app-running.png" id="302" name="Picture"/>
+                    <pic:cNvPr descr="assets/ui-shiny-app-running.png" id="304" name="Picture"/>
                     <pic:cNvPicPr>
                       <a:picLocks noChangeArrowheads="1" noChangeAspect="1"/>
                     </pic:cNvPicPr>
                   </pic:nvPicPr>
                   <pic:blipFill>
-                    <a:blip r:embed="rId300"/>
+                    <a:blip r:embed="rId302"/>
                     <a:stretch>
                       <a:fillRect/>
                     </a:stretch>
@@ -38717,7 +39175,7 @@
         <w:t xml:space="preserve">Figure 36. L’application ouverte remplit presque toute la fenêtre. La barre Individual Guide garde à portée de main le projet, le choix d’application, le journal et la fermeture.</w:t>
       </w:r>
     </w:p>
-    <w:bookmarkEnd w:id="303"/>
+    <w:bookmarkEnd w:id="305"/>
     <w:p>
       <w:pPr>
         <w:pStyle w:val="FirstParagraph"/>
@@ -38807,7 +39265,7 @@
       <w:pPr>
         <w:pStyle w:val="Heading2"/>
       </w:pPr>
-      <w:bookmarkStart w:id="304" w:name="_c67d8c1b968ba0ef4a3b3a5f60c9916269960b2"/>
+      <w:bookmarkStart w:id="306" w:name="_c67d8c1b968ba0ef4a3b3a5f60c9916269960b2"/>
       <w:r>
         <w:rPr>
           <w:rStyle w:val="SectionNumber"/>
@@ -38824,7 +39282,7 @@
         </w:rPr>
         <w:t xml:space="preserve">Fermer une application ou en ouvrir une autre</w:t>
       </w:r>
-      <w:bookmarkEnd w:id="304"/>
+      <w:bookmarkEnd w:id="306"/>
     </w:p>
     <w:p>
       <w:pPr>
@@ -39032,7 +39490,7 @@
       <w:pPr>
         <w:pStyle w:val="Heading2"/>
       </w:pPr>
-      <w:bookmarkStart w:id="305" w:name="_d14e65a8989d00b1265618fc2206b32825c5120"/>
+      <w:bookmarkStart w:id="307" w:name="_d14e65a8989d00b1265618fc2206b32825c5120"/>
       <w:r>
         <w:rPr>
           <w:rStyle w:val="SectionNumber"/>
@@ -39049,7 +39507,7 @@
         </w:rPr>
         <w:t xml:space="preserve">Si une application ne démarre pas</w:t>
       </w:r>
-      <w:bookmarkEnd w:id="305"/>
+      <w:bookmarkEnd w:id="307"/>
     </w:p>
     <w:p>
       <w:pPr>
@@ -39159,7 +39617,7 @@
       <w:pPr>
         <w:pStyle w:val="Heading1"/>
       </w:pPr>
-      <w:bookmarkStart w:id="306" w:name="_performance"/>
+      <w:bookmarkStart w:id="308" w:name="_performance"/>
       <w:r>
         <w:rPr>
           <w:rStyle w:val="SectionNumber"/>
@@ -39176,7 +39634,7 @@
         </w:rPr>
         <w:t xml:space="preserve">Garder le travail fluide</w:t>
       </w:r>
-      <w:bookmarkEnd w:id="306"/>
+      <w:bookmarkEnd w:id="308"/>
     </w:p>
     <w:p>
       <w:pPr>
@@ -39193,7 +39651,7 @@
       <w:pPr>
         <w:pStyle w:val="Heading2"/>
       </w:pPr>
-      <w:bookmarkStart w:id="307" w:name="_db1f62276df68210f4c9963a369001fc6459fd1"/>
+      <w:bookmarkStart w:id="309" w:name="_db1f62276df68210f4c9963a369001fc6459fd1"/>
       <w:r>
         <w:rPr>
           <w:rStyle w:val="SectionNumber"/>
@@ -39210,7 +39668,7 @@
         </w:rPr>
         <w:t xml:space="preserve">Si la saisie semble lente</w:t>
       </w:r>
-      <w:bookmarkEnd w:id="307"/>
+      <w:bookmarkEnd w:id="309"/>
     </w:p>
     <w:p>
       <w:pPr>
@@ -39284,7 +39742,7 @@
       <w:pPr>
         <w:pStyle w:val="Heading1"/>
       </w:pPr>
-      <w:bookmarkStart w:id="308" w:name="_troubleshooting"/>
+      <w:bookmarkStart w:id="310" w:name="_troubleshooting"/>
       <w:r>
         <w:rPr>
           <w:rStyle w:val="SectionNumber"/>
@@ -39301,7 +39759,7 @@
         </w:rPr>
         <w:t xml:space="preserve">Résoudre les problèmes</w:t>
       </w:r>
-      <w:bookmarkEnd w:id="308"/>
+      <w:bookmarkEnd w:id="310"/>
     </w:p>
     <w:p>
       <w:pPr>
@@ -39318,7 +39776,7 @@
       <w:pPr>
         <w:pStyle w:val="Heading2"/>
       </w:pPr>
-      <w:bookmarkStart w:id="309" w:name="_e5495e6e6ea6ce07271bfcc11c785fafe89b5c0"/>
+      <w:bookmarkStart w:id="311" w:name="_e5495e6e6ea6ce07271bfcc11c785fafe89b5c0"/>
       <w:r>
         <w:rPr>
           <w:rStyle w:val="SectionNumber"/>
@@ -39335,7 +39793,7 @@
         </w:rPr>
         <w:t xml:space="preserve">L’application semble ne pas s’ouvrir</w:t>
       </w:r>
-      <w:bookmarkEnd w:id="309"/>
+      <w:bookmarkEnd w:id="311"/>
     </w:p>
     <w:p>
       <w:pPr>
@@ -39390,7 +39848,7 @@
       <w:pPr>
         <w:pStyle w:val="Heading2"/>
       </w:pPr>
-      <w:bookmarkStart w:id="310" w:name="_96baa00e4d923e5583237b886548965da170e61"/>
+      <w:bookmarkStart w:id="312" w:name="_96baa00e4d923e5583237b886548965da170e61"/>
       <w:r>
         <w:rPr>
           <w:rStyle w:val="SectionNumber"/>
@@ -39407,7 +39865,7 @@
         </w:rPr>
         <w:t xml:space="preserve">L’application se déconnecte ou le serveur R s’arrête</w:t>
       </w:r>
-      <w:bookmarkEnd w:id="310"/>
+      <w:bookmarkEnd w:id="312"/>
     </w:p>
     <w:p>
       <w:pPr>
@@ -39582,7 +40040,7 @@
         <w:t xml:space="preserve">Vérifiez les chemins d’entrée et les résultats avant de relancer le flux.</w:t>
       </w:r>
     </w:p>
-    <w:bookmarkStart w:id="314" w:name="_bbb89eaaa9ba192022a0b81f45da67fcfc3764a"/>
+    <w:bookmarkStart w:id="316" w:name="_bbb89eaaa9ba192022a0b81f45da67fcfc3764a"/>
     <w:p>
       <w:pPr>
         <w:pStyle w:val="CaptionedFigure"/>
@@ -39590,20 +40048,20 @@
       <w:r>
         <w:drawing>
           <wp:inline>
-            <wp:extent cx="3959999" cy="2177999"/>
+            <wp:extent cx="3959999" cy="3068999"/>
             <wp:effectExtent b="0" l="0" r="0" t="0"/>
-            <wp:docPr descr="Figure 37. Le menu Session de l’application de bureau offre le redémarrage du serveur et les diagnostics de démarrage. Utilisez plutôt les journaux des tâches pour étudier un résultat d’analyse." title="" id="312" name="Picture"/>
+            <wp:docPr descr="Figure 37. Le menu Session de l’application de bureau offre le redémarrage du serveur et les diagnostics de démarrage. Utilisez plutôt les journaux des tâches pour étudier un résultat d’analyse." title="" id="314" name="Picture"/>
             <a:graphic>
               <a:graphicData uri="http://schemas.openxmlformats.org/drawingml/2006/picture">
                 <pic:pic>
                   <pic:nvPicPr>
-                    <pic:cNvPr descr="assets/ui-session-menu.png" id="313" name="Picture"/>
+                    <pic:cNvPr descr="assets/ui-session-menu.png" id="315" name="Picture"/>
                     <pic:cNvPicPr>
                       <a:picLocks noChangeArrowheads="1" noChangeAspect="1"/>
                     </pic:cNvPicPr>
                   </pic:nvPicPr>
                   <pic:blipFill>
-                    <a:blip r:embed="rId311"/>
+                    <a:blip r:embed="rId313"/>
                     <a:stretch>
                       <a:fillRect/>
                     </a:stretch>
@@ -39611,7 +40069,7 @@
                   <pic:spPr bwMode="auto">
                     <a:xfrm>
                       <a:off x="0" y="0"/>
-                      <a:ext cx="3959999" cy="2177999"/>
+                      <a:ext cx="3959999" cy="3068999"/>
                     </a:xfrm>
                     <a:prstGeom prst="rect">
                       <a:avLst/>
@@ -39641,7 +40099,7 @@
         <w:t xml:space="preserve">Figure 37. Le menu Session de l’application de bureau offre le redémarrage du serveur et les diagnostics de démarrage. Utilisez plutôt les journaux des tâches pour étudier un résultat d’analyse.</w:t>
       </w:r>
     </w:p>
-    <w:bookmarkEnd w:id="314"/>
+    <w:bookmarkEnd w:id="316"/>
     <w:p>
       <w:pPr>
         <w:pStyle w:val="FirstParagraph"/>
@@ -39678,7 +40136,7 @@
       <w:pPr>
         <w:pStyle w:val="Heading2"/>
       </w:pPr>
-      <w:bookmarkStart w:id="315" w:name="_82e06af1aff5a5e21deb90712fc0f610b42cc44"/>
+      <w:bookmarkStart w:id="317" w:name="_82e06af1aff5a5e21deb90712fc0f610b42cc44"/>
       <w:r>
         <w:rPr>
           <w:rStyle w:val="SectionNumber"/>
@@ -39695,7 +40153,7 @@
         </w:rPr>
         <w:t xml:space="preserve">Un bouton ou un menu est désactivé</w:t>
       </w:r>
-      <w:bookmarkEnd w:id="315"/>
+      <w:bookmarkEnd w:id="317"/>
     </w:p>
     <w:p>
       <w:pPr>
@@ -39712,7 +40170,7 @@
       <w:pPr>
         <w:pStyle w:val="Heading2"/>
       </w:pPr>
-      <w:bookmarkStart w:id="316" w:name="_a00129cde15cb7d7a4c13b6883deac076cb12b3"/>
+      <w:bookmarkStart w:id="318" w:name="_a00129cde15cb7d7a4c13b6883deac076cb12b3"/>
       <w:r>
         <w:rPr>
           <w:rStyle w:val="SectionNumber"/>
@@ -39729,7 +40187,7 @@
         </w:rPr>
         <w:t xml:space="preserve">Un fichier ne s’importe pas</w:t>
       </w:r>
-      <w:bookmarkEnd w:id="316"/>
+      <w:bookmarkEnd w:id="318"/>
     </w:p>
     <w:p>
       <w:pPr>
@@ -39778,7 +40236,7 @@
       <w:pPr>
         <w:pStyle w:val="Heading2"/>
       </w:pPr>
-      <w:bookmarkStart w:id="317" w:name="_02eec9c2fdfb94311e9bebb72282f2ee8d79354"/>
+      <w:bookmarkStart w:id="319" w:name="_02eec9c2fdfb94311e9bebb72282f2ee8d79354"/>
       <w:r>
         <w:rPr>
           <w:rStyle w:val="SectionNumber"/>
@@ -39795,7 +40253,7 @@
         </w:rPr>
         <w:t xml:space="preserve">Une table ou une colonne manque dans une liste</w:t>
       </w:r>
-      <w:bookmarkEnd w:id="317"/>
+      <w:bookmarkEnd w:id="319"/>
     </w:p>
     <w:p>
       <w:pPr>
@@ -39812,7 +40270,7 @@
       <w:pPr>
         <w:pStyle w:val="Heading2"/>
       </w:pPr>
-      <w:bookmarkStart w:id="318" w:name="_c021d42d6a470de52446e7e69c678153025beb8"/>
+      <w:bookmarkStart w:id="320" w:name="_c021d42d6a470de52446e7e69c678153025beb8"/>
       <w:r>
         <w:rPr>
           <w:rStyle w:val="SectionNumber"/>
@@ -39829,7 +40287,7 @@
         </w:rPr>
         <w:t xml:space="preserve">Un résultat est ancien, vide ou différent de l’aperçu</w:t>
       </w:r>
-      <w:bookmarkEnd w:id="318"/>
+      <w:bookmarkEnd w:id="320"/>
     </w:p>
     <w:p>
       <w:pPr>
@@ -39857,7 +40315,7 @@
       <w:pPr>
         <w:pStyle w:val="Heading2"/>
       </w:pPr>
-      <w:bookmarkStart w:id="319" w:name="_a7936bae1d0dae09fa18baebd700d25fc09e1f5"/>
+      <w:bookmarkStart w:id="321" w:name="_a7936bae1d0dae09fa18baebd700d25fc09e1f5"/>
       <w:r>
         <w:rPr>
           <w:rStyle w:val="SectionNumber"/>
@@ -39874,7 +40332,7 @@
         </w:rPr>
         <w:t xml:space="preserve">Un modèle échoue ou semble étrange</w:t>
       </w:r>
-      <w:bookmarkEnd w:id="319"/>
+      <w:bookmarkEnd w:id="321"/>
     </w:p>
     <w:p>
       <w:pPr>
@@ -39891,7 +40349,7 @@
       <w:pPr>
         <w:pStyle w:val="Heading2"/>
       </w:pPr>
-      <w:bookmarkStart w:id="320" w:name="_e5b9409a1fe8fe07056593210d6f8947414da6c"/>
+      <w:bookmarkStart w:id="322" w:name="_e5b9409a1fe8fe07056593210d6f8947414da6c"/>
       <w:r>
         <w:rPr>
           <w:rStyle w:val="SectionNumber"/>
@@ -39908,7 +40366,7 @@
         </w:rPr>
         <w:t xml:space="preserve">Un graphique manque dans un rapport</w:t>
       </w:r>
-      <w:bookmarkEnd w:id="320"/>
+      <w:bookmarkEnd w:id="322"/>
     </w:p>
     <w:p>
       <w:pPr>
@@ -39936,7 +40394,7 @@
       <w:pPr>
         <w:pStyle w:val="Heading2"/>
       </w:pPr>
-      <w:bookmarkStart w:id="321" w:name="_43337f50d002d35b7bc91a45b94b7f07b333566"/>
+      <w:bookmarkStart w:id="323" w:name="_43337f50d002d35b7bc91a45b94b7f07b333566"/>
       <w:r>
         <w:rPr>
           <w:rStyle w:val="SectionNumber"/>
@@ -39953,7 +40411,7 @@
         </w:rPr>
         <w:t xml:space="preserve">Un fichier exporté manque ou ne se met pas à jour</w:t>
       </w:r>
-      <w:bookmarkEnd w:id="321"/>
+      <w:bookmarkEnd w:id="323"/>
     </w:p>
     <w:p>
       <w:pPr>
@@ -39970,7 +40428,7 @@
       <w:pPr>
         <w:pStyle w:val="Heading2"/>
       </w:pPr>
-      <w:bookmarkStart w:id="322" w:name="_d4733c4e5425e712869378169aab27100a2fa17"/>
+      <w:bookmarkStart w:id="324" w:name="_d4733c4e5425e712869378169aab27100a2fa17"/>
       <w:r>
         <w:rPr>
           <w:rStyle w:val="SectionNumber"/>
@@ -39987,7 +40445,7 @@
         </w:rPr>
         <w:t xml:space="preserve">Un journal semble vide</w:t>
       </w:r>
-      <w:bookmarkEnd w:id="322"/>
+      <w:bookmarkEnd w:id="324"/>
     </w:p>
     <w:p>
       <w:pPr>
@@ -40015,7 +40473,7 @@
       <w:pPr>
         <w:pStyle w:val="Heading2"/>
       </w:pPr>
-      <w:bookmarkStart w:id="323" w:name="_6a893ea35fd65a58eb741093f9b37da95db71d9"/>
+      <w:bookmarkStart w:id="325" w:name="_6a893ea35fd65a58eb741093f9b37da95db71d9"/>
       <w:r>
         <w:rPr>
           <w:rStyle w:val="SectionNumber"/>
@@ -40032,7 +40490,7 @@
         </w:rPr>
         <w:t xml:space="preserve">Demander de l’aide</w:t>
       </w:r>
-      <w:bookmarkEnd w:id="323"/>
+      <w:bookmarkEnd w:id="325"/>
     </w:p>
     <w:p>
       <w:pPr>
@@ -40050,7 +40508,7 @@
         </w:rPr>
         <w:t xml:space="preserve"> </w:t>
       </w:r>
-      <w:hyperlink r:id="rId324">
+      <w:hyperlink r:id="rId326">
         <w:r>
           <w:rPr>
             <w:rStyle w:val="Hyperlink"/>
@@ -40113,7 +40571,7 @@
       <w:pPr>
         <w:pStyle w:val="Heading1"/>
       </w:pPr>
-      <w:bookmarkStart w:id="325" w:name="_a1499d0f1071ab6f4bd103a6d3c009c0626ab5b"/>
+      <w:bookmarkStart w:id="327" w:name="_a1499d0f1071ab6f4bd103a6d3c009c0626ab5b"/>
       <w:r>
         <w:rPr>
           <w:rStyle w:val="SectionNumber"/>
@@ -40130,7 +40588,7 @@
         </w:rPr>
         <w:t xml:space="preserve">Facultatif : installer avec R</w:t>
       </w:r>
-      <w:bookmarkEnd w:id="325"/>
+      <w:bookmarkEnd w:id="327"/>
     </w:p>
     <w:p>
       <w:pPr>
@@ -40198,7 +40656,7 @@
       <w:pPr>
         <w:pStyle w:val="Heading2"/>
       </w:pPr>
-      <w:bookmarkStart w:id="326" w:name="_e84a9b7d06d0136aff5c644ad21d0cd170e9840"/>
+      <w:bookmarkStart w:id="328" w:name="_e84a9b7d06d0136aff5c644ad21d0cd170e9840"/>
       <w:r>
         <w:rPr>
           <w:rStyle w:val="SectionNumber"/>
@@ -40215,7 +40673,7 @@
         </w:rPr>
         <w:t xml:space="preserve">Étape 1 : installer R depuis son site public</w:t>
       </w:r>
-      <w:bookmarkEnd w:id="326"/>
+      <w:bookmarkEnd w:id="328"/>
     </w:p>
     <w:p>
       <w:pPr>
@@ -40237,7 +40695,7 @@
         </w:rPr>
         <w:t xml:space="preserve"> </w:t>
       </w:r>
-      <w:hyperlink r:id="rId327">
+      <w:hyperlink r:id="rId329">
         <w:r>
           <w:rPr>
             <w:rStyle w:val="Hyperlink"/>
@@ -40425,7 +40883,7 @@
       <w:pPr>
         <w:pStyle w:val="Heading2"/>
       </w:pPr>
-      <w:bookmarkStart w:id="328" w:name="_57da420e24f6bb4133bb0c38b569af410aa3bbd"/>
+      <w:bookmarkStart w:id="330" w:name="_57da420e24f6bb4133bb0c38b569af410aa3bbd"/>
       <w:r>
         <w:rPr>
           <w:rStyle w:val="SectionNumber"/>
@@ -40442,7 +40900,7 @@
         </w:rPr>
         <w:t xml:space="preserve">Étape 2 : installer l’application depuis GitHub</w:t>
       </w:r>
-      <w:bookmarkEnd w:id="328"/>
+      <w:bookmarkEnd w:id="330"/>
     </w:p>
     <w:p>
       <w:pPr>
@@ -40644,7 +41102,7 @@
         <w:rPr>
           <w:rStyle w:val="StringTok"/>
         </w:rPr>
-        <w:t xml:space="preserve">"v0.6.0"</w:t>
+        <w:t xml:space="preserve">"v0.7.0"</w:t>
       </w:r>
       <w:r>
         <w:rPr>
@@ -40748,7 +41206,7 @@
       <w:pPr>
         <w:pStyle w:val="Heading2"/>
       </w:pPr>
-      <w:bookmarkStart w:id="329" w:name="_039ecb01ea617f0d4bbc0524b6f12a2faa22484"/>
+      <w:bookmarkStart w:id="331" w:name="_039ecb01ea617f0d4bbc0524b6f12a2faa22484"/>
       <w:r>
         <w:rPr>
           <w:rStyle w:val="SectionNumber"/>
@@ -40765,7 +41223,7 @@
         </w:rPr>
         <w:t xml:space="preserve">Étape 3 : ajouter les fonctions nécessaires</w:t>
       </w:r>
-      <w:bookmarkEnd w:id="329"/>
+      <w:bookmarkEnd w:id="331"/>
     </w:p>
     <w:p>
       <w:pPr>
@@ -40916,7 +41374,7 @@
         </w:rPr>
         <w:t xml:space="preserve"> </w:t>
       </w:r>
-      <w:hyperlink r:id="rId330">
+      <w:hyperlink r:id="rId332">
         <w:r>
           <w:rPr>
             <w:rStyle w:val="Hyperlink"/>
@@ -41128,7 +41586,7 @@
       <w:pPr>
         <w:pStyle w:val="Heading2"/>
       </w:pPr>
-      <w:bookmarkStart w:id="331" w:name="_8bb412bbeb9abe7687d3b1b7f8b7944c9e70455"/>
+      <w:bookmarkStart w:id="333" w:name="_8bb412bbeb9abe7687d3b1b7f8b7944c9e70455"/>
       <w:r>
         <w:rPr>
           <w:rStyle w:val="SectionNumber"/>
@@ -41145,7 +41603,7 @@
         </w:rPr>
         <w:t xml:space="preserve">Étape 4 : ouvrir l’application</w:t>
       </w:r>
-      <w:bookmarkEnd w:id="331"/>
+      <w:bookmarkEnd w:id="333"/>
     </w:p>
     <w:p>
       <w:pPr>
@@ -41224,7 +41682,7 @@
       <w:pPr>
         <w:pStyle w:val="Heading2"/>
       </w:pPr>
-      <w:bookmarkStart w:id="332" w:name="_c9902a1ecadf5a80036b9c8f4634ac8a440c0d9"/>
+      <w:bookmarkStart w:id="334" w:name="_c9902a1ecadf5a80036b9c8f4634ac8a440c0d9"/>
       <w:r>
         <w:rPr>
           <w:rStyle w:val="SectionNumber"/>
@@ -41241,7 +41699,7 @@
         </w:rPr>
         <w:t xml:space="preserve">Ouvrir l’application la prochaine fois</w:t>
       </w:r>
-      <w:bookmarkEnd w:id="332"/>
+      <w:bookmarkEnd w:id="334"/>
     </w:p>
     <w:p>
       <w:pPr>
@@ -41294,7 +41752,7 @@
           <w:rStyle w:val="VerbatimChar"/>
           <w:lang w:val="fr-CA"/>
         </w:rPr>
-        <w:t xml:space="preserve">v0.6.0</w:t>
+        <w:t xml:space="preserve">v0.7.0</w:t>
       </w:r>
       <w:r>
         <w:rPr>
@@ -41313,7 +41771,7 @@
       <w:pPr>
         <w:pStyle w:val="Heading2"/>
       </w:pPr>
-      <w:bookmarkStart w:id="333" w:name="_a66ef44638838a32a702e83c86a7707916e06f4"/>
+      <w:bookmarkStart w:id="335" w:name="_a66ef44638838a32a702e83c86a7707916e06f4"/>
       <w:r>
         <w:rPr>
           <w:rStyle w:val="SectionNumber"/>
@@ -41330,7 +41788,7 @@
         </w:rPr>
         <w:t xml:space="preserve">Si l’installation d’un paquet échoue</w:t>
       </w:r>
-      <w:bookmarkEnd w:id="333"/>
+      <w:bookmarkEnd w:id="335"/>
     </w:p>
     <w:p>
       <w:pPr>
@@ -41370,7 +41828,7 @@
         </w:rPr>
         <w:t xml:space="preserve"> </w:t>
       </w:r>
-      <w:hyperlink r:id="rId334">
+      <w:hyperlink r:id="rId336">
         <w:r>
           <w:rPr>
             <w:rStyle w:val="Hyperlink"/>
@@ -41390,7 +41848,7 @@
       <w:pPr>
         <w:pStyle w:val="Heading1"/>
       </w:pPr>
-      <w:bookmarkStart w:id="335" w:name="_examples"/>
+      <w:bookmarkStart w:id="337" w:name="_examples"/>
       <w:r>
         <w:rPr>
           <w:rStyle w:val="SectionNumber"/>
@@ -41407,7 +41865,7 @@
         </w:rPr>
         <w:t xml:space="preserve">Choisir un projet d’exemple</w:t>
       </w:r>
-      <w:bookmarkEnd w:id="335"/>
+      <w:bookmarkEnd w:id="337"/>
     </w:p>
     <w:p>
       <w:pPr>
@@ -41424,7 +41882,7 @@
       <w:pPr>
         <w:pStyle w:val="Heading2"/>
       </w:pPr>
-      <w:bookmarkStart w:id="336" w:name="_1161df807543c9811f88b6e377f5dac2203ec6f"/>
+      <w:bookmarkStart w:id="338" w:name="_1161df807543c9811f88b6e377f5dac2203ec6f"/>
       <w:r>
         <w:rPr>
           <w:rStyle w:val="SectionNumber"/>
@@ -41441,7 +41899,7 @@
         </w:rPr>
         <w:t xml:space="preserve">Trouver un exemple par tâche</w:t>
       </w:r>
-      <w:bookmarkEnd w:id="336"/>
+      <w:bookmarkEnd w:id="338"/>
     </w:p>
     <w:p>
       <w:pPr>
@@ -41750,7 +42208,7 @@
         <w:t xml:space="preserve">Si la liste est vide, effacez la recherche et les filtres, puis essayez un seul filtre. Le Répertoire des tâches, à la fin du guide, indique aussi quels projets contiennent une tâche.</w:t>
       </w:r>
     </w:p>
-    <w:bookmarkStart w:id="340" w:name="_9036caf9fae7b328fd74a83d567b5b48ab233d4"/>
+    <w:bookmarkStart w:id="342" w:name="_9036caf9fae7b328fd74a83d567b5b48ab233d4"/>
     <w:p>
       <w:pPr>
         <w:pStyle w:val="CaptionedFigure"/>
@@ -41760,18 +42218,18 @@
           <wp:inline>
             <wp:extent cx="5334000" cy="6507479"/>
             <wp:effectExtent b="0" l="0" r="0" t="0"/>
-            <wp:docPr descr="Figure 38. Le filtre Type de tâche trouve les projets qui contiennent Statistiques descriptives. Effacez un filtre pour retrouver la liste complète." title="" id="338" name="Picture"/>
+            <wp:docPr descr="Figure 38. Le filtre Type de tâche trouve les projets qui contiennent Statistiques descriptives. Effacez un filtre pour retrouver la liste complète." title="" id="340" name="Picture"/>
             <a:graphic>
               <a:graphicData uri="http://schemas.openxmlformats.org/drawingml/2006/picture">
                 <pic:pic>
                   <pic:nvPicPr>
-                    <pic:cNvPr descr="assets/ui-examples.png" id="339" name="Picture"/>
+                    <pic:cNvPr descr="assets/ui-examples.png" id="341" name="Picture"/>
                     <pic:cNvPicPr>
                       <a:picLocks noChangeArrowheads="1" noChangeAspect="1"/>
                     </pic:cNvPicPr>
                   </pic:nvPicPr>
                   <pic:blipFill>
-                    <a:blip r:embed="rId337"/>
+                    <a:blip r:embed="rId339"/>
                     <a:stretch>
                       <a:fillRect/>
                     </a:stretch>
@@ -41809,12 +42267,12 @@
         <w:t xml:space="preserve">Figure 38. Le filtre Type de tâche trouve les projets qui contiennent Statistiques descriptives. Effacez un filtre pour retrouver la liste complète.</w:t>
       </w:r>
     </w:p>
-    <w:bookmarkEnd w:id="340"/>
+    <w:bookmarkEnd w:id="342"/>
     <w:p>
       <w:pPr>
         <w:pStyle w:val="Heading2"/>
       </w:pPr>
-      <w:bookmarkStart w:id="341" w:name="_31555209e5ce0218bc47d1e81094beccdf2f150"/>
+      <w:bookmarkStart w:id="343" w:name="_31555209e5ce0218bc47d1e81094beccdf2f150"/>
       <w:r>
         <w:rPr>
           <w:rStyle w:val="SectionNumber"/>
@@ -41831,7 +42289,7 @@
         </w:rPr>
         <w:t xml:space="preserve">Un parcours simple pour apprendre</w:t>
       </w:r>
-      <w:bookmarkEnd w:id="341"/>
+      <w:bookmarkEnd w:id="343"/>
     </w:p>
     <w:p>
       <w:pPr>
@@ -41946,7 +42404,7 @@
       <w:pPr>
         <w:pStyle w:val="Heading2"/>
       </w:pPr>
-      <w:bookmarkStart w:id="342" w:name="_1e992ae5d47d8c7e7aba951d07e6a2145646eb4"/>
+      <w:bookmarkStart w:id="344" w:name="_1e992ae5d47d8c7e7aba951d07e6a2145646eb4"/>
       <w:r>
         <w:rPr>
           <w:rStyle w:val="SectionNumber"/>
@@ -41963,7 +42421,7 @@
         </w:rPr>
         <w:t xml:space="preserve">Avant de réexécuter un exemple</w:t>
       </w:r>
-      <w:bookmarkEnd w:id="342"/>
+      <w:bookmarkEnd w:id="344"/>
     </w:p>
     <w:p>
       <w:pPr>
@@ -41991,7 +42449,7 @@
       <w:pPr>
         <w:pStyle w:val="Heading2"/>
       </w:pPr>
-      <w:bookmarkStart w:id="343" w:name="_21bd78632142afcd25484709307580c6d6c6d3a"/>
+      <w:bookmarkStart w:id="345" w:name="_21bd78632142afcd25484709307580c6d6c6d3a"/>
       <w:r>
         <w:rPr>
           <w:rStyle w:val="SectionNumber"/>
@@ -42008,7 +42466,7 @@
         </w:rPr>
         <w:t xml:space="preserve">Explorer les iris</w:t>
       </w:r>
-      <w:bookmarkEnd w:id="343"/>
+      <w:bookmarkEnd w:id="345"/>
     </w:p>
     <w:p>
       <w:pPr>
@@ -42271,7 +42729,7 @@
       <w:pPr>
         <w:pStyle w:val="Heading2"/>
       </w:pPr>
-      <w:bookmarkStart w:id="344" w:name="_d3b62668685501de97beecafc9cd547dc14a656"/>
+      <w:bookmarkStart w:id="346" w:name="_d3b62668685501de97beecafc9cd547dc14a656"/>
       <w:r>
         <w:rPr>
           <w:rStyle w:val="SectionNumber"/>
@@ -42288,7 +42746,7 @@
         </w:rPr>
         <w:t xml:space="preserve">Qualité de l’air - nettoyer et comparer</w:t>
       </w:r>
-      <w:bookmarkEnd w:id="344"/>
+      <w:bookmarkEnd w:id="346"/>
     </w:p>
     <w:p>
       <w:pPr>
@@ -42551,7 +43009,7 @@
       <w:pPr>
         <w:pStyle w:val="Heading2"/>
       </w:pPr>
-      <w:bookmarkStart w:id="345" w:name="_dcfa5c34d6d37ee3b76e8b0ea5e5fc39240e133"/>
+      <w:bookmarkStart w:id="347" w:name="_dcfa5c34d6d37ee3b76e8b0ea5e5fc39240e133"/>
       <w:r>
         <w:rPr>
           <w:rStyle w:val="SectionNumber"/>
@@ -42568,7 +43026,7 @@
         </w:rPr>
         <w:t xml:space="preserve">Modèle de consommation de carburant</w:t>
       </w:r>
-      <w:bookmarkEnd w:id="345"/>
+      <w:bookmarkEnd w:id="347"/>
     </w:p>
     <w:p>
       <w:pPr>
@@ -42831,7 +43289,7 @@
       <w:pPr>
         <w:pStyle w:val="Heading2"/>
       </w:pPr>
-      <w:bookmarkStart w:id="346" w:name="_7470bfd0df99295531e08b3c6e271fcadd99d5d"/>
+      <w:bookmarkStart w:id="348" w:name="_7470bfd0df99295531e08b3c6e271fcadd99d5d"/>
       <w:r>
         <w:rPr>
           <w:rStyle w:val="SectionNumber"/>
@@ -42848,7 +43306,7 @@
         </w:rPr>
         <w:t xml:space="preserve">Voitures - préparer une table d’analyse</w:t>
       </w:r>
-      <w:bookmarkEnd w:id="346"/>
+      <w:bookmarkEnd w:id="348"/>
     </w:p>
     <w:p>
       <w:pPr>
@@ -43216,7 +43674,7 @@
       <w:pPr>
         <w:pStyle w:val="Heading2"/>
       </w:pPr>
-      <w:bookmarkStart w:id="347" w:name="_026277d2e33159d8419b6c3d75e98cd8ffe7800"/>
+      <w:bookmarkStart w:id="349" w:name="_026277d2e33159d8419b6c3d75e98cd8ffe7800"/>
       <w:r>
         <w:rPr>
           <w:rStyle w:val="SectionNumber"/>
@@ -43233,7 +43691,7 @@
         </w:rPr>
         <w:t xml:space="preserve">États américains - importer, joindre et filtrer</w:t>
       </w:r>
-      <w:bookmarkEnd w:id="347"/>
+      <w:bookmarkEnd w:id="349"/>
     </w:p>
     <w:p>
       <w:pPr>
@@ -43496,7 +43954,7 @@
       <w:pPr>
         <w:pStyle w:val="Heading2"/>
       </w:pPr>
-      <w:bookmarkStart w:id="348" w:name="_ca5e74b165e062aa30c877b129b60a2936d6cbd"/>
+      <w:bookmarkStart w:id="350" w:name="_ca5e74b165e062aa30c877b129b60a2936d6cbd"/>
       <w:r>
         <w:rPr>
           <w:rStyle w:val="SectionNumber"/>
@@ -43513,7 +43971,7 @@
         </w:rPr>
         <w:t xml:space="preserve">Iris - réorganiser et comparer</w:t>
       </w:r>
-      <w:bookmarkEnd w:id="348"/>
+      <w:bookmarkEnd w:id="350"/>
     </w:p>
     <w:p>
       <w:pPr>
@@ -43818,7 +44276,7 @@
       <w:pPr>
         <w:pStyle w:val="Heading2"/>
       </w:pPr>
-      <w:bookmarkStart w:id="349" w:name="_2f95c19651bc388bebc1375c415a903a447b927"/>
+      <w:bookmarkStart w:id="351" w:name="_2f95c19651bc388bebc1375c415a903a447b927"/>
       <w:r>
         <w:rPr>
           <w:rStyle w:val="SectionNumber"/>
@@ -43835,7 +44293,7 @@
         </w:rPr>
         <w:t xml:space="preserve">Voitures - classer, mettre à l’échelle et échantillonner</w:t>
       </w:r>
-      <w:bookmarkEnd w:id="349"/>
+      <w:bookmarkEnd w:id="351"/>
     </w:p>
     <w:p>
       <w:pPr>
@@ -44098,7 +44556,7 @@
       <w:pPr>
         <w:pStyle w:val="Heading2"/>
       </w:pPr>
-      <w:bookmarkStart w:id="350" w:name="_b987ac423c466eb2f7ed60496b3aea5071fbd45"/>
+      <w:bookmarkStart w:id="352" w:name="_b987ac423c466eb2f7ed60496b3aea5071fbd45"/>
       <w:r>
         <w:rPr>
           <w:rStyle w:val="SectionNumber"/>
@@ -44115,7 +44573,7 @@
         </w:rPr>
         <w:t xml:space="preserve">Croissance des dents - analyse descriptive</w:t>
       </w:r>
-      <w:bookmarkEnd w:id="350"/>
+      <w:bookmarkEnd w:id="352"/>
     </w:p>
     <w:p>
       <w:pPr>
@@ -44462,7 +44920,7 @@
       <w:pPr>
         <w:pStyle w:val="Heading2"/>
       </w:pPr>
-      <w:bookmarkStart w:id="351" w:name="_d11b25457f88aed00a9f208d2cb5a615935a493"/>
+      <w:bookmarkStart w:id="353" w:name="_d11b25457f88aed00a9f208d2cb5a615935a493"/>
       <w:r>
         <w:rPr>
           <w:rStyle w:val="SectionNumber"/>
@@ -44479,7 +44937,7 @@
         </w:rPr>
         <w:t xml:space="preserve">Fleurs - galerie de graphiques par catégorie</w:t>
       </w:r>
-      <w:bookmarkEnd w:id="351"/>
+      <w:bookmarkEnd w:id="353"/>
     </w:p>
     <w:p>
       <w:pPr>
@@ -44742,7 +45200,7 @@
       <w:pPr>
         <w:pStyle w:val="Heading2"/>
       </w:pPr>
-      <w:bookmarkStart w:id="352" w:name="_f0a542b3a462c8592703810518f326ac31b23a0"/>
+      <w:bookmarkStart w:id="354" w:name="_f0a542b3a462c8592703810518f326ac31b23a0"/>
       <w:r>
         <w:rPr>
           <w:rStyle w:val="SectionNumber"/>
@@ -44759,7 +45217,7 @@
         </w:rPr>
         <w:t xml:space="preserve">Fleurs - galerie de graphiques numériques</w:t>
       </w:r>
-      <w:bookmarkEnd w:id="352"/>
+      <w:bookmarkEnd w:id="354"/>
     </w:p>
     <w:p>
       <w:pPr>
@@ -45064,7 +45522,7 @@
       <w:pPr>
         <w:pStyle w:val="Heading2"/>
       </w:pPr>
-      <w:bookmarkStart w:id="353" w:name="_3cd953742c59855a7d11034bc307f64ad2dd0b2"/>
+      <w:bookmarkStart w:id="355" w:name="_3cd953742c59855a7d11034bc307f64ad2dd0b2"/>
       <w:r>
         <w:rPr>
           <w:rStyle w:val="SectionNumber"/>
@@ -45081,7 +45539,7 @@
         </w:rPr>
         <w:t xml:space="preserve">Températures de Nottingham - graphiques temporels</w:t>
       </w:r>
-      <w:bookmarkEnd w:id="353"/>
+      <w:bookmarkEnd w:id="355"/>
     </w:p>
     <w:p>
       <w:pPr>
@@ -45323,7 +45781,7 @@
       <w:pPr>
         <w:pStyle w:val="Heading2"/>
       </w:pPr>
-      <w:bookmarkStart w:id="354" w:name="_4e8700d2bf07bb1fd6d6ff0e2a4b3da02ec4b73"/>
+      <w:bookmarkStart w:id="356" w:name="_4e8700d2bf07bb1fd6d6ff0e2a4b3da02ec4b73"/>
       <w:r>
         <w:rPr>
           <w:rStyle w:val="SectionNumber"/>
@@ -45340,7 +45798,7 @@
         </w:rPr>
         <w:t xml:space="preserve">Croissance des plantes - comparer des groupes expérimentaux</w:t>
       </w:r>
-      <w:bookmarkEnd w:id="354"/>
+      <w:bookmarkEnd w:id="356"/>
     </w:p>
     <w:p>
       <w:pPr>
@@ -45603,7 +46061,7 @@
       <w:pPr>
         <w:pStyle w:val="Heading2"/>
       </w:pPr>
-      <w:bookmarkStart w:id="355" w:name="_1a5ce5e1f719502d5a4018090c6019ea0ab394f"/>
+      <w:bookmarkStart w:id="357" w:name="_1a5ce5e1f719502d5a4018090c6019ea0ab394f"/>
       <w:r>
         <w:rPr>
           <w:rStyle w:val="SectionNumber"/>
@@ -45620,7 +46078,7 @@
         </w:rPr>
         <w:t xml:space="preserve">Voitures - modèle à réponse binaire</w:t>
       </w:r>
-      <w:bookmarkEnd w:id="355"/>
+      <w:bookmarkEnd w:id="357"/>
     </w:p>
     <w:p>
       <w:pPr>
@@ -45841,7 +46299,7 @@
       <w:pPr>
         <w:pStyle w:val="Heading2"/>
       </w:pPr>
-      <w:bookmarkStart w:id="356" w:name="_832ea193a7cc05b426520cab723a7144e862a2b"/>
+      <w:bookmarkStart w:id="358" w:name="_832ea193a7cc05b426520cab723a7144e862a2b"/>
       <w:r>
         <w:rPr>
           <w:rStyle w:val="SectionNumber"/>
@@ -45858,7 +46316,7 @@
         </w:rPr>
         <w:t xml:space="preserve">Ruptures de fils - modèle de comptage</w:t>
       </w:r>
-      <w:bookmarkEnd w:id="356"/>
+      <w:bookmarkEnd w:id="358"/>
     </w:p>
     <w:p>
       <w:pPr>
@@ -46079,7 +46537,7 @@
       <w:pPr>
         <w:pStyle w:val="Heading2"/>
       </w:pPr>
-      <w:bookmarkStart w:id="357" w:name="_4f7330b7639faf28d79d7140f2c04ba04b95e6f"/>
+      <w:bookmarkStart w:id="359" w:name="_4f7330b7639faf28d79d7140f2c04ba04b95e6f"/>
       <w:r>
         <w:rPr>
           <w:rStyle w:val="SectionNumber"/>
@@ -46096,7 +46554,7 @@
         </w:rPr>
         <w:t xml:space="preserve">Puromycine - ajuster une courbe non linéaire</w:t>
       </w:r>
-      <w:bookmarkEnd w:id="357"/>
+      <w:bookmarkEnd w:id="359"/>
     </w:p>
     <w:p>
       <w:pPr>
@@ -46338,7 +46796,7 @@
       <w:pPr>
         <w:pStyle w:val="Heading2"/>
       </w:pPr>
-      <w:bookmarkStart w:id="358" w:name="_a8fbc4d0256962de451d24f0e7a31943b6dfff1"/>
+      <w:bookmarkStart w:id="360" w:name="_a8fbc4d0256962de451d24f0e7a31943b6dfff1"/>
       <w:r>
         <w:rPr>
           <w:rStyle w:val="SectionNumber"/>
@@ -46355,7 +46813,7 @@
         </w:rPr>
         <w:t xml:space="preserve">Fleurs - structure multivariée</w:t>
       </w:r>
-      <w:bookmarkEnd w:id="358"/>
+      <w:bookmarkEnd w:id="360"/>
     </w:p>
     <w:p>
       <w:pPr>
@@ -46618,7 +47076,7 @@
       <w:pPr>
         <w:pStyle w:val="Heading2"/>
       </w:pPr>
-      <w:bookmarkStart w:id="359" w:name="_6cc249a99454fee10ba506f19ae7106e9c5dd1f"/>
+      <w:bookmarkStart w:id="361" w:name="_6cc249a99454fee10ba506f19ae7106e9c5dd1f"/>
       <w:r>
         <w:rPr>
           <w:rStyle w:val="SectionNumber"/>
@@ -46635,7 +47093,7 @@
         </w:rPr>
         <w:t xml:space="preserve">Cancer du poumon - analyse de survie</w:t>
       </w:r>
-      <w:bookmarkEnd w:id="359"/>
+      <w:bookmarkEnd w:id="361"/>
     </w:p>
     <w:p>
       <w:pPr>
@@ -46877,7 +47335,7 @@
       <w:pPr>
         <w:pStyle w:val="Heading2"/>
       </w:pPr>
-      <w:bookmarkStart w:id="360" w:name="_cbe2f34be92d7e3bc3f13f0aa6a7860a9e25176"/>
+      <w:bookmarkStart w:id="362" w:name="_cbe2f34be92d7e3bc3f13f0aa6a7860a9e25176"/>
       <w:r>
         <w:rPr>
           <w:rStyle w:val="SectionNumber"/>
@@ -46894,7 +47352,7 @@
         </w:rPr>
         <w:t xml:space="preserve">Passagers aériens - prévoir une série mensuelle</w:t>
       </w:r>
-      <w:bookmarkEnd w:id="360"/>
+      <w:bookmarkEnd w:id="362"/>
     </w:p>
     <w:p>
       <w:pPr>
@@ -47115,7 +47573,7 @@
       <w:pPr>
         <w:pStyle w:val="Heading2"/>
       </w:pPr>
-      <w:bookmarkStart w:id="361" w:name="_e40fb31b66e496f3977fc632e1d1ff4f8a62c48"/>
+      <w:bookmarkStart w:id="363" w:name="_e40fb31b66e496f3977fc632e1d1ff4f8a62c48"/>
       <w:r>
         <w:rPr>
           <w:rStyle w:val="SectionNumber"/>
@@ -47132,7 +47590,7 @@
         </w:rPr>
         <w:t xml:space="preserve">Débit du Nil - distribution et stabilité</w:t>
       </w:r>
-      <w:bookmarkEnd w:id="361"/>
+      <w:bookmarkEnd w:id="363"/>
     </w:p>
     <w:p>
       <w:pPr>
@@ -47395,7 +47853,7 @@
       <w:pPr>
         <w:pStyle w:val="Heading2"/>
       </w:pPr>
-      <w:bookmarkStart w:id="362" w:name="_70778f1d8463281d343798cf0e564234b695bce"/>
+      <w:bookmarkStart w:id="364" w:name="_70778f1d8463281d343798cf0e564234b695bce"/>
       <w:r>
         <w:rPr>
           <w:rStyle w:val="SectionNumber"/>
@@ -47412,7 +47870,7 @@
         </w:rPr>
         <w:t xml:space="preserve">Fleurs - contrôle de qualité conditionnel</w:t>
       </w:r>
-      <w:bookmarkEnd w:id="362"/>
+      <w:bookmarkEnd w:id="364"/>
     </w:p>
     <w:p>
       <w:pPr>
@@ -47654,7 +48112,7 @@
       <w:pPr>
         <w:pStyle w:val="Heading2"/>
       </w:pPr>
-      <w:bookmarkStart w:id="363" w:name="_d1fa91f12c85e035faea16f9886afd4c15c3390"/>
+      <w:bookmarkStart w:id="365" w:name="_d1fa91f12c85e035faea16f9886afd4c15c3390"/>
       <w:r>
         <w:rPr>
           <w:rStyle w:val="SectionNumber"/>
@@ -47671,7 +48129,7 @@
         </w:rPr>
         <w:t xml:space="preserve">Fleurs - répéter par espèce</w:t>
       </w:r>
-      <w:bookmarkEnd w:id="363"/>
+      <w:bookmarkEnd w:id="365"/>
     </w:p>
     <w:p>
       <w:pPr>
@@ -47892,7 +48350,7 @@
       <w:pPr>
         <w:pStyle w:val="Heading2"/>
       </w:pPr>
-      <w:bookmarkStart w:id="364" w:name="_8908cf64df94c9bdbdaf8a540270b8a74acbf32"/>
+      <w:bookmarkStart w:id="366" w:name="_8908cf64df94c9bdbdaf8a540270b8a74acbf32"/>
       <w:r>
         <w:rPr>
           <w:rStyle w:val="SectionNumber"/>
@@ -47909,7 +48367,7 @@
         </w:rPr>
         <w:t xml:space="preserve">Voitures - rapport avec trace d’exécution</w:t>
       </w:r>
-      <w:bookmarkEnd w:id="364"/>
+      <w:bookmarkEnd w:id="366"/>
     </w:p>
     <w:p>
       <w:pPr>
@@ -48130,7 +48588,7 @@
       <w:pPr>
         <w:pStyle w:val="Heading1"/>
       </w:pPr>
-      <w:bookmarkStart w:id="365" w:name="_5833ee26ef878f6420a537fe950547e75a3e473"/>
+      <w:bookmarkStart w:id="367" w:name="_5833ee26ef878f6420a537fe950547e75a3e473"/>
       <w:r>
         <w:rPr>
           <w:rStyle w:val="SectionNumber"/>
@@ -48147,7 +48605,7 @@
         </w:rPr>
         <w:t xml:space="preserve">Répertoire des tâches</w:t>
       </w:r>
-      <w:bookmarkEnd w:id="365"/>
+      <w:bookmarkEnd w:id="367"/>
     </w:p>
     <w:p>
       <w:pPr>
@@ -51439,7 +51897,7 @@
       <w:pPr>
         <w:pStyle w:val="Heading1"/>
       </w:pPr>
-      <w:bookmarkStart w:id="366" w:name="_13322735ec75468257ef9e97ae4d15b5cbe9585"/>
+      <w:bookmarkStart w:id="368" w:name="_13322735ec75468257ef9e97ae4d15b5cbe9585"/>
       <w:r>
         <w:rPr>
           <w:rStyle w:val="SectionNumber"/>
@@ -51456,13 +51914,13 @@
         </w:rPr>
         <w:t xml:space="preserve">Raccourcis et mots courants</w:t>
       </w:r>
-      <w:bookmarkEnd w:id="366"/>
+      <w:bookmarkEnd w:id="368"/>
     </w:p>
     <w:p>
       <w:pPr>
         <w:pStyle w:val="Heading2"/>
       </w:pPr>
-      <w:bookmarkStart w:id="367" w:name="_4e6cee15dc273795397785b8a92cb00a6fdb51b"/>
+      <w:bookmarkStart w:id="369" w:name="_4e6cee15dc273795397785b8a92cb00a6fdb51b"/>
       <w:r>
         <w:rPr>
           <w:rStyle w:val="SectionNumber"/>
@@ -51479,7 +51937,7 @@
         </w:rPr>
         <w:t xml:space="preserve">Raccourcis utiles dans l’application Windows</w:t>
       </w:r>
-      <w:bookmarkEnd w:id="367"/>
+      <w:bookmarkEnd w:id="369"/>
     </w:p>
     <w:p>
       <w:pPr>
@@ -51962,7 +52420,7 @@
       <w:pPr>
         <w:pStyle w:val="Heading2"/>
       </w:pPr>
-      <w:bookmarkStart w:id="368" w:name="_445e238603aeeb30630e7621db1108270355771"/>
+      <w:bookmarkStart w:id="370" w:name="_445e238603aeeb30630e7621db1108270355771"/>
       <w:r>
         <w:rPr>
           <w:rStyle w:val="SectionNumber"/>
@@ -51979,7 +52437,7 @@
         </w:rPr>
         <w:t xml:space="preserve">Quelques autres mots</w:t>
       </w:r>
-      <w:bookmarkEnd w:id="368"/>
+      <w:bookmarkEnd w:id="370"/>
     </w:p>
     <w:tbl>
       <w:tblPr>
@@ -52390,7 +52848,7 @@
       <w:pPr>
         <w:pStyle w:val="Heading2"/>
       </w:pPr>
-      <w:bookmarkStart w:id="369" w:name="_f84d4da59a23e9cd06b6ddc741eb0a23ce45774"/>
+      <w:bookmarkStart w:id="371" w:name="_f84d4da59a23e9cd06b6ddc741eb0a23ce45774"/>
       <w:r>
         <w:rPr>
           <w:rStyle w:val="SectionNumber"/>
@@ -52407,7 +52865,7 @@
         </w:rPr>
         <w:t xml:space="preserve">Téléchargements publics et aide</w:t>
       </w:r>
-      <w:bookmarkEnd w:id="369"/>
+      <w:bookmarkEnd w:id="371"/>
     </w:p>
     <w:p>
       <w:pPr>
@@ -52483,7 +52941,7 @@
             <w:rStyle w:val="Hyperlink"/>
             <w:lang w:val="fr-CA"/>
           </w:rPr>
-          <w:t xml:space="preserve">Version 0.6.0</w:t>
+          <w:t xml:space="preserve">Version 0.7.0</w:t>
         </w:r>
       </w:hyperlink>
       <w:r>
@@ -52507,7 +52965,7 @@
           <w:numId w:val="1097"/>
         </w:numPr>
       </w:pPr>
-      <w:hyperlink r:id="rId324">
+      <w:hyperlink r:id="rId326">
         <w:r>
           <w:rPr>
             <w:rStyle w:val="Hyperlink"/>
@@ -52537,7 +52995,7 @@
           <w:numId w:val="1097"/>
         </w:numPr>
       </w:pPr>
-      <w:hyperlink r:id="rId327">
+      <w:hyperlink r:id="rId329">
         <w:r>
           <w:rPr>
             <w:rStyle w:val="Hyperlink"/>
@@ -52567,7 +53025,7 @@
           <w:numId w:val="1097"/>
         </w:numPr>
       </w:pPr>
-      <w:hyperlink r:id="rId330">
+      <w:hyperlink r:id="rId332">
         <w:r>
           <w:rPr>
             <w:rStyle w:val="Hyperlink"/>
